--- a/StateOfPractice/MACREM-2026/SupportingDocuments/RecruitingScript.docx
+++ b/StateOfPractice/MACREM-2026/SupportingDocuments/RecruitingScript.docx
@@ -145,8 +145,67 @@
           <w:rFonts w:ascii="Arial" w:hAnsi="Arial" w:cs="Arial"/>
           <w:sz w:val="20"/>
         </w:rPr>
-        <w:t xml:space="preserve"> I am completing as a requirement of the Master of Engineering degree.</w:t>
-      </w:r>
+        <w:t xml:space="preserve"> I am </w:t>
+      </w:r>
+      <w:ins w:id="0" w:author="Spencer Smith" w:date="2026-06-14T16:38:00Z" w16du:dateUtc="2026-06-14T20:38:00Z">
+        <w:r>
+          <w:rPr>
+            <w:rFonts w:ascii="Arial" w:hAnsi="Arial" w:cs="Arial"/>
+            <w:sz w:val="20"/>
+          </w:rPr>
+          <w:t xml:space="preserve">{[For Ziyang] </w:t>
+        </w:r>
+      </w:ins>
+      <w:r>
+        <w:rPr>
+          <w:rFonts w:ascii="Arial" w:hAnsi="Arial" w:cs="Arial"/>
+          <w:sz w:val="20"/>
+        </w:rPr>
+        <w:t>completing as a requirement of the Master of Engineering degree</w:t>
+      </w:r>
+      <w:ins w:id="1" w:author="Spencer Smith" w:date="2026-06-14T16:38:00Z" w16du:dateUtc="2026-06-14T20:38:00Z">
+        <w:r>
+          <w:rPr>
+            <w:rFonts w:ascii="Arial" w:hAnsi="Arial" w:cs="Arial"/>
+            <w:sz w:val="20"/>
+          </w:rPr>
+          <w:t xml:space="preserve"> [For Chris] assisting with}</w:t>
+        </w:r>
+      </w:ins>
+      <w:r>
+        <w:rPr>
+          <w:rFonts w:ascii="Arial" w:hAnsi="Arial" w:cs="Arial"/>
+          <w:sz w:val="20"/>
+        </w:rPr>
+        <w:t>.</w:t>
+      </w:r>
+    </w:p>
+    <w:p>
+      <w:pPr>
+        <w:rPr>
+          <w:ins w:id="2" w:author="Spencer Smith" w:date="2026-06-14T16:22:00Z" w16du:dateUtc="2026-06-14T20:22:00Z"/>
+          <w:rFonts w:ascii="Arial" w:hAnsi="Arial" w:cs="Arial"/>
+          <w:sz w:val="20"/>
+        </w:rPr>
+      </w:pPr>
+    </w:p>
+    <w:p>
+      <w:pPr>
+        <w:rPr>
+          <w:ins w:id="3" w:author="Spencer Smith" w:date="2026-06-14T16:22:00Z" w16du:dateUtc="2026-06-14T20:22:00Z"/>
+          <w:rFonts w:ascii="Arial" w:hAnsi="Arial" w:cs="Arial"/>
+          <w:sz w:val="20"/>
+        </w:rPr>
+      </w:pPr>
+      <w:ins w:id="4" w:author="Spencer Smith" w:date="2026-06-14T16:22:00Z" w16du:dateUtc="2026-06-14T20:22:00Z">
+        <w:r>
+          <w:rPr>
+            <w:rFonts w:ascii="Arial" w:hAnsi="Arial" w:cs="Arial"/>
+            <w:sz w:val="20"/>
+          </w:rPr>
+          <w:t>I located your name/email by visiting the website of {research software name}.</w:t>
+        </w:r>
+      </w:ins>
     </w:p>
     <w:p>
       <w:pPr>
@@ -222,12 +281,152 @@
       </w:pPr>
     </w:p>
     <w:p>
-      <w:r>
-        <w:rPr>
-          <w:rFonts w:ascii="Arial" w:hAnsi="Arial" w:cs="Arial"/>
-          <w:sz w:val="20"/>
-        </w:rPr>
-        <w:t xml:space="preserve">I have attached a copy of the letter of information with full details about the procedure of the research and potential benefits and risks. If you choose to participate in the study, please </w:t>
+      <w:pPr>
+        <w:rPr>
+          <w:rFonts w:ascii="Arial" w:hAnsi="Arial" w:cs="Arial"/>
+          <w:sz w:val="20"/>
+          <w:rPrChange w:id="5" w:author="Spencer Smith" w:date="2026-06-11T23:05:00Z" w16du:dateUtc="2026-06-12T03:05:00Z">
+            <w:rPr/>
+          </w:rPrChange>
+        </w:rPr>
+      </w:pPr>
+      <w:r>
+        <w:rPr>
+          <w:rFonts w:ascii="Arial" w:hAnsi="Arial" w:cs="Arial"/>
+          <w:sz w:val="20"/>
+        </w:rPr>
+        <w:t xml:space="preserve">I have attached a copy of the letter of information with full details about the procedure of the research and potential benefits and risks. </w:t>
+      </w:r>
+      <w:ins w:id="6" w:author="Spencer Smith" w:date="2026-06-14T16:17:00Z" w16du:dateUtc="2026-06-14T20:17:00Z">
+        <w:r>
+          <w:rPr>
+            <w:rFonts w:ascii="Arial" w:hAnsi="Arial" w:cs="Arial"/>
+            <w:sz w:val="20"/>
+          </w:rPr>
+          <w:t xml:space="preserve">With respect to risks, </w:t>
+        </w:r>
+      </w:ins>
+      <w:ins w:id="7" w:author="Spencer Smith" w:date="2026-06-11T23:04:00Z" w16du:dateUtc="2026-06-12T03:04:00Z">
+        <w:r>
+          <w:rPr>
+            <w:rFonts w:ascii="Arial" w:hAnsi="Arial" w:cs="Arial"/>
+            <w:sz w:val="20"/>
+          </w:rPr>
+          <w:t xml:space="preserve">the letter </w:t>
+        </w:r>
+      </w:ins>
+      <w:ins w:id="8" w:author="Spencer Smith" w:date="2026-06-14T16:17:00Z" w16du:dateUtc="2026-06-14T20:17:00Z">
+        <w:r>
+          <w:rPr>
+            <w:rFonts w:ascii="Arial" w:hAnsi="Arial" w:cs="Arial"/>
+            <w:sz w:val="20"/>
+          </w:rPr>
+          <w:t xml:space="preserve">highlights </w:t>
+        </w:r>
+      </w:ins>
+      <w:ins w:id="9" w:author="Spencer Smith" w:date="2026-06-14T16:16:00Z" w16du:dateUtc="2026-06-14T20:16:00Z">
+        <w:r>
+          <w:rPr>
+            <w:rFonts w:ascii="Arial" w:hAnsi="Arial" w:cs="Arial"/>
+            <w:sz w:val="20"/>
+          </w:rPr>
+          <w:t>that</w:t>
+        </w:r>
+      </w:ins>
+      <w:ins w:id="10" w:author="Spencer Smith" w:date="2026-06-11T23:05:00Z" w16du:dateUtc="2026-06-12T03:05:00Z">
+        <w:r>
+          <w:rPr>
+            <w:rFonts w:ascii="Arial" w:hAnsi="Arial" w:cs="Arial"/>
+            <w:sz w:val="20"/>
+          </w:rPr>
+          <w:t xml:space="preserve"> </w:t>
+        </w:r>
+      </w:ins>
+      <w:ins w:id="11" w:author="Spencer Smith" w:date="2026-06-14T16:16:00Z" w16du:dateUtc="2026-06-14T20:16:00Z">
+        <w:r>
+          <w:rPr>
+            <w:rFonts w:ascii="Arial" w:hAnsi="Arial" w:cs="Arial"/>
+            <w:sz w:val="20"/>
+          </w:rPr>
+          <w:t>y</w:t>
+        </w:r>
+      </w:ins>
+      <w:ins w:id="12" w:author="Spencer Smith" w:date="2026-06-14T16:15:00Z">
+        <w:r>
+          <w:rPr>
+            <w:rFonts w:ascii="Arial" w:hAnsi="Arial" w:cs="Arial"/>
+            <w:sz w:val="20"/>
+          </w:rPr>
+          <w:t>ou may feel uncomfortable or anxious if you perceive that your project is being scrutinized.</w:t>
+        </w:r>
+      </w:ins>
+      <w:ins w:id="13" w:author="Spencer Smith" w:date="2026-06-14T16:16:00Z" w16du:dateUtc="2026-06-14T20:16:00Z">
+        <w:r>
+          <w:rPr>
+            <w:rFonts w:ascii="Arial" w:hAnsi="Arial" w:cs="Arial"/>
+            <w:sz w:val="20"/>
+          </w:rPr>
+          <w:t xml:space="preserve">  </w:t>
+        </w:r>
+      </w:ins>
+      <w:ins w:id="14" w:author="Spencer Smith" w:date="2026-06-14T16:17:00Z" w16du:dateUtc="2026-06-14T20:17:00Z">
+        <w:r>
+          <w:rPr>
+            <w:rFonts w:ascii="Arial" w:hAnsi="Arial" w:cs="Arial"/>
+            <w:sz w:val="20"/>
+          </w:rPr>
+          <w:t>We also identify the</w:t>
+        </w:r>
+      </w:ins>
+      <w:ins w:id="15" w:author="Spencer Smith" w:date="2026-06-14T16:18:00Z" w16du:dateUtc="2026-06-14T20:18:00Z">
+        <w:r>
+          <w:rPr>
+            <w:rFonts w:ascii="Arial" w:hAnsi="Arial" w:cs="Arial"/>
+            <w:sz w:val="20"/>
+          </w:rPr>
+          <w:t xml:space="preserve"> risk of </w:t>
+        </w:r>
+      </w:ins>
+      <w:ins w:id="16" w:author="Spencer Smith" w:date="2026-06-11T22:55:00Z" w16du:dateUtc="2026-06-12T02:55:00Z">
+        <w:r>
+          <w:rPr>
+            <w:rFonts w:ascii="Arial" w:hAnsi="Arial" w:cs="Arial"/>
+            <w:sz w:val="20"/>
+          </w:rPr>
+          <w:t>maintaining the privacy of interviewed sole developers, or members from a small developer team,</w:t>
+        </w:r>
+      </w:ins>
+      <w:ins w:id="17" w:author="Spencer Smith" w:date="2026-06-11T23:05:00Z" w16du:dateUtc="2026-06-12T03:05:00Z">
+        <w:r>
+          <w:rPr>
+            <w:rFonts w:ascii="Arial" w:hAnsi="Arial" w:cs="Arial"/>
+            <w:sz w:val="20"/>
+          </w:rPr>
+          <w:t xml:space="preserve"> </w:t>
+        </w:r>
+      </w:ins>
+      <w:ins w:id="18" w:author="Spencer Smith" w:date="2026-06-11T22:55:00Z" w16du:dateUtc="2026-06-12T02:55:00Z">
+        <w:r>
+          <w:rPr>
+            <w:rFonts w:ascii="Arial" w:hAnsi="Arial" w:cs="Arial"/>
+            <w:sz w:val="20"/>
+          </w:rPr>
+          <w:t>since their identities can be inferred. The interviewee will have to accept this risk if they choose to be interviewed.</w:t>
+        </w:r>
+        <w:r>
+          <w:rPr>
+            <w:rFonts w:ascii="Arial" w:hAnsi="Arial" w:cs="Arial"/>
+            <w:sz w:val="20"/>
+          </w:rPr>
+          <w:t xml:space="preserve">  </w:t>
+        </w:r>
+      </w:ins>
+      <w:r>
+        <w:rPr>
+          <w:rFonts w:ascii="Arial" w:hAnsi="Arial" w:cs="Arial"/>
+          <w:sz w:val="20"/>
+        </w:rPr>
+        <w:t xml:space="preserve">If you choose to participate in the study, please </w:t>
       </w:r>
       <w:r>
         <w:rPr>
@@ -235,7 +434,35 @@
           <w:color w:val="000000"/>
           <w:sz w:val="20"/>
         </w:rPr>
-        <w:t xml:space="preserve">let me know by responding to this email. </w:t>
+        <w:t xml:space="preserve">let me know </w:t>
+      </w:r>
+      <w:ins w:id="19" w:author="Spencer Smith" w:date="2026-06-12T10:27:00Z" w16du:dateUtc="2026-06-12T14:27:00Z">
+        <w:r>
+          <w:rPr>
+            <w:rFonts w:ascii="Arial" w:hAnsi="Arial" w:cs="Arial"/>
+            <w:color w:val="000000"/>
+            <w:sz w:val="20"/>
+          </w:rPr>
+          <w:t xml:space="preserve">that </w:t>
+        </w:r>
+      </w:ins>
+      <w:ins w:id="20" w:author="Spencer Smith" w:date="2026-06-12T10:25:00Z" w16du:dateUtc="2026-06-12T14:25:00Z">
+        <w:r>
+          <w:rPr>
+            <w:rFonts w:ascii="Arial" w:hAnsi="Arial" w:cs="Arial"/>
+            <w:color w:val="000000"/>
+            <w:sz w:val="20"/>
+          </w:rPr>
+          <w:t xml:space="preserve">I have your consent </w:t>
+        </w:r>
+      </w:ins>
+      <w:r>
+        <w:rPr>
+          <w:rFonts w:ascii="Arial" w:hAnsi="Arial" w:cs="Arial"/>
+          <w:color w:val="000000"/>
+          <w:sz w:val="20"/>
+        </w:rPr>
+        <w:t xml:space="preserve">by responding to this email. </w:t>
       </w:r>
     </w:p>
     <w:p>
@@ -356,72 +583,986 @@
     <w:p>
       <w:pPr>
         <w:rPr>
-          <w:rFonts w:ascii="Arial" w:hAnsi="Arial" w:cs="Arial"/>
-          <w:sz w:val="20"/>
-        </w:rPr>
-      </w:pPr>
-    </w:p>
-    <w:p>
-      <w:r>
-        <w:rPr>
-          <w:rFonts w:ascii="Arial" w:hAnsi="Arial" w:cs="Arial"/>
-          <w:sz w:val="20"/>
-        </w:rPr>
-        <w:t>This study has been reviewed and cleared by the McMaster Research Ethics Board.  If you any have concerns or questions about your rights as a participant or about the way the study is being conducted</w:t>
-      </w:r>
-      <w:r>
-        <w:rPr>
-          <w:rFonts w:ascii="Arial" w:hAnsi="Arial" w:cs="Arial"/>
-          <w:sz w:val="20"/>
+          <w:ins w:id="21" w:author="Spencer Smith" w:date="2026-06-12T11:46:00Z" w16du:dateUtc="2026-06-12T15:46:00Z"/>
+          <w:rFonts w:ascii="Arial" w:hAnsi="Arial" w:cs="Arial"/>
+          <w:sz w:val="20"/>
+        </w:rPr>
+      </w:pPr>
+    </w:p>
+    <w:p>
+      <w:pPr>
+        <w:suppressAutoHyphens/>
+        <w:rPr>
+          <w:ins w:id="22" w:author="Spencer Smith" w:date="2026-06-12T11:46:00Z"/>
+          <w:rFonts w:ascii="Arial" w:eastAsia="Noto Serif CJK SC" w:hAnsi="Arial" w:cs="Arial"/>
+          <w:kern w:val="2"/>
+          <w:sz w:val="20"/>
+          <w:lang w:eastAsia="zh-CN" w:bidi="hi-IN"/>
+        </w:rPr>
+      </w:pPr>
+      <w:ins w:id="23" w:author="Spencer Smith" w:date="2026-06-12T11:46:00Z">
+        <w:r>
+          <w:rPr>
+            <w:rFonts w:ascii="Arial" w:eastAsia="Noto Serif CJK SC" w:hAnsi="Arial" w:cs="Arial"/>
+            <w:kern w:val="2"/>
+            <w:sz w:val="20"/>
+            <w:lang w:eastAsia="zh-CN" w:bidi="hi-IN"/>
+          </w:rPr>
+          <w:t>This study has been reviewed by</w:t>
+        </w:r>
+      </w:ins>
+      <w:ins w:id="24" w:author="Spencer Smith" w:date="2026-06-12T11:46:00Z" w16du:dateUtc="2026-06-12T15:46:00Z">
+        <w:r>
+          <w:rPr>
+            <w:rFonts w:ascii="Arial" w:eastAsia="Noto Serif CJK SC" w:hAnsi="Arial" w:cs="Arial"/>
+            <w:kern w:val="2"/>
+            <w:sz w:val="20"/>
+            <w:lang w:eastAsia="zh-CN" w:bidi="hi-IN"/>
+          </w:rPr>
+          <w:t xml:space="preserve"> </w:t>
+        </w:r>
+      </w:ins>
+      <w:ins w:id="25" w:author="Spencer Smith" w:date="2026-06-12T11:46:00Z">
+        <w:r>
+          <w:rPr>
+            <w:rFonts w:ascii="Arial" w:eastAsia="Noto Serif CJK SC" w:hAnsi="Arial" w:cs="Arial"/>
+            <w:kern w:val="2"/>
+            <w:sz w:val="20"/>
+            <w:lang w:eastAsia="zh-CN" w:bidi="hi-IN"/>
+          </w:rPr>
+          <w:t>the McMaster Research Ethics Board and received ethics clearance under project</w:t>
+        </w:r>
+      </w:ins>
+      <w:ins w:id="26" w:author="Spencer Smith" w:date="2026-06-12T11:46:00Z" w16du:dateUtc="2026-06-12T15:46:00Z">
+        <w:r>
+          <w:rPr>
+            <w:rFonts w:ascii="Arial" w:eastAsia="Noto Serif CJK SC" w:hAnsi="Arial" w:cs="Arial"/>
+            <w:kern w:val="2"/>
+            <w:sz w:val="20"/>
+            <w:lang w:eastAsia="zh-CN" w:bidi="hi-IN"/>
+          </w:rPr>
+          <w:t xml:space="preserve"> </w:t>
+        </w:r>
+      </w:ins>
+      <w:ins w:id="27" w:author="Spencer Smith" w:date="2026-06-12T11:46:00Z">
+        <w:r>
+          <w:rPr>
+            <w:rFonts w:ascii="Arial" w:eastAsia="Noto Serif CJK SC" w:hAnsi="Arial" w:cs="Arial"/>
+            <w:kern w:val="2"/>
+            <w:sz w:val="20"/>
+            <w:lang w:eastAsia="zh-CN" w:bidi="hi-IN"/>
+          </w:rPr>
+          <w:t>8215. If you have concerns or questions about your rights as a participant or</w:t>
+        </w:r>
+      </w:ins>
+      <w:ins w:id="28" w:author="Spencer Smith" w:date="2026-06-12T11:46:00Z" w16du:dateUtc="2026-06-12T15:46:00Z">
+        <w:r>
+          <w:rPr>
+            <w:rFonts w:ascii="Arial" w:eastAsia="Noto Serif CJK SC" w:hAnsi="Arial" w:cs="Arial"/>
+            <w:kern w:val="2"/>
+            <w:sz w:val="20"/>
+            <w:lang w:eastAsia="zh-CN" w:bidi="hi-IN"/>
+          </w:rPr>
+          <w:t xml:space="preserve"> </w:t>
+        </w:r>
+      </w:ins>
+      <w:ins w:id="29" w:author="Spencer Smith" w:date="2026-06-12T11:46:00Z">
+        <w:r>
+          <w:rPr>
+            <w:rFonts w:ascii="Arial" w:eastAsia="Noto Serif CJK SC" w:hAnsi="Arial" w:cs="Arial"/>
+            <w:kern w:val="2"/>
+            <w:sz w:val="20"/>
+            <w:lang w:eastAsia="zh-CN" w:bidi="hi-IN"/>
+          </w:rPr>
+          <w:t>about the way the study is conducted, please contact McMaster Research Ethics</w:t>
+        </w:r>
+      </w:ins>
+      <w:ins w:id="30" w:author="Spencer Smith" w:date="2026-06-12T11:46:00Z" w16du:dateUtc="2026-06-12T15:46:00Z">
+        <w:r>
+          <w:rPr>
+            <w:rFonts w:ascii="Arial" w:eastAsia="Noto Serif CJK SC" w:hAnsi="Arial" w:cs="Arial"/>
+            <w:kern w:val="2"/>
+            <w:sz w:val="20"/>
+            <w:lang w:eastAsia="zh-CN" w:bidi="hi-IN"/>
+          </w:rPr>
+          <w:t xml:space="preserve"> </w:t>
+        </w:r>
+      </w:ins>
+      <w:ins w:id="31" w:author="Spencer Smith" w:date="2026-06-12T11:46:00Z">
+        <w:r>
+          <w:rPr>
+            <w:rFonts w:ascii="Arial" w:eastAsia="Noto Serif CJK SC" w:hAnsi="Arial" w:cs="Arial"/>
+            <w:kern w:val="2"/>
+            <w:sz w:val="20"/>
+            <w:lang w:eastAsia="zh-CN" w:bidi="hi-IN"/>
+          </w:rPr>
+          <w:t>Office by phone: (905) 525-9140 ext. 23142 or e-mail: mreb@mcmaster.ca.</w:t>
+        </w:r>
+      </w:ins>
+    </w:p>
+    <w:p>
+      <w:pPr>
+        <w:rPr>
+          <w:rFonts w:ascii="Arial" w:hAnsi="Arial" w:cs="Arial"/>
+          <w:sz w:val="20"/>
+        </w:rPr>
+      </w:pPr>
+    </w:p>
+    <w:p>
+      <w:pPr>
+        <w:rPr>
+          <w:del w:id="32" w:author="Spencer Smith" w:date="2026-06-12T11:47:00Z" w16du:dateUtc="2026-06-12T15:47:00Z"/>
+        </w:rPr>
+      </w:pPr>
+      <w:del w:id="33" w:author="Spencer Smith" w:date="2026-06-12T11:47:00Z" w16du:dateUtc="2026-06-12T15:47:00Z">
+        <w:r>
+          <w:rPr>
+            <w:rFonts w:ascii="Arial" w:hAnsi="Arial" w:cs="Arial"/>
+            <w:sz w:val="20"/>
+          </w:rPr>
+          <w:delText>This study has been reviewed and cleared by the McMaster Research Ethics Board.  If you any have concerns or questions about your rights as a participant or about the way the study is being conducted</w:delText>
+        </w:r>
+        <w:r>
+          <w:rPr>
+            <w:rFonts w:ascii="Arial" w:hAnsi="Arial" w:cs="Arial"/>
+            <w:sz w:val="20"/>
+          </w:rPr>
+          <w:delText>,</w:delText>
+        </w:r>
+        <w:r>
+          <w:rPr>
+            <w:rFonts w:ascii="Arial" w:hAnsi="Arial" w:cs="Arial"/>
+            <w:sz w:val="20"/>
+          </w:rPr>
+          <w:delText xml:space="preserve"> you can contact:</w:delText>
+        </w:r>
+      </w:del>
+    </w:p>
+    <w:p>
+      <w:pPr>
+        <w:rPr>
+          <w:del w:id="34" w:author="Spencer Smith" w:date="2026-06-12T11:47:00Z" w16du:dateUtc="2026-06-12T15:47:00Z"/>
+          <w:rFonts w:ascii="Arial" w:hAnsi="Arial" w:cs="Arial"/>
+          <w:sz w:val="20"/>
+        </w:rPr>
+      </w:pPr>
+    </w:p>
+    <w:p>
+      <w:pPr>
+        <w:rPr>
+          <w:del w:id="35" w:author="Spencer Smith" w:date="2026-06-12T11:47:00Z" w16du:dateUtc="2026-06-12T15:47:00Z"/>
+        </w:rPr>
+      </w:pPr>
+      <w:del w:id="36" w:author="Spencer Smith" w:date="2026-06-12T11:47:00Z" w16du:dateUtc="2026-06-12T15:47:00Z">
+        <w:r>
+          <w:rPr>
+            <w:rFonts w:ascii="Arial" w:hAnsi="Arial" w:cs="Arial"/>
+            <w:sz w:val="20"/>
+          </w:rPr>
+          <w:tab/>
+        </w:r>
+        <w:r>
+          <w:rPr>
+            <w:rFonts w:ascii="Arial" w:hAnsi="Arial" w:cs="Arial"/>
+            <w:sz w:val="20"/>
+          </w:rPr>
+          <w:tab/>
+        </w:r>
+        <w:r>
+          <w:rPr>
+            <w:rFonts w:ascii="Arial" w:hAnsi="Arial" w:cs="Arial"/>
+            <w:sz w:val="20"/>
+          </w:rPr>
+          <w:tab/>
+        </w:r>
+        <w:r>
+          <w:rPr>
+            <w:rFonts w:ascii="Arial" w:hAnsi="Arial" w:cs="Arial"/>
+            <w:sz w:val="18"/>
+            <w:szCs w:val="18"/>
+          </w:rPr>
+          <w:delText xml:space="preserve">The McMaster Research Ethics Board Secretariat </w:delText>
+        </w:r>
+      </w:del>
+    </w:p>
+    <w:p>
+      <w:pPr>
+        <w:rPr>
+          <w:del w:id="37" w:author="Spencer Smith" w:date="2026-06-12T11:47:00Z" w16du:dateUtc="2026-06-12T15:47:00Z"/>
+          <w:rFonts w:ascii="Arial" w:hAnsi="Arial" w:cs="Arial"/>
+          <w:sz w:val="18"/>
+          <w:szCs w:val="18"/>
+        </w:rPr>
+      </w:pPr>
+      <w:del w:id="38" w:author="Spencer Smith" w:date="2026-06-12T11:47:00Z" w16du:dateUtc="2026-06-12T15:47:00Z">
+        <w:r>
+          <w:rPr>
+            <w:rFonts w:ascii="Arial" w:hAnsi="Arial" w:cs="Arial"/>
+            <w:sz w:val="18"/>
+            <w:szCs w:val="18"/>
+          </w:rPr>
+          <w:tab/>
+        </w:r>
+        <w:r>
+          <w:rPr>
+            <w:rFonts w:ascii="Arial" w:hAnsi="Arial" w:cs="Arial"/>
+            <w:sz w:val="18"/>
+            <w:szCs w:val="18"/>
+          </w:rPr>
+          <w:tab/>
+        </w:r>
+        <w:r>
+          <w:rPr>
+            <w:rFonts w:ascii="Arial" w:hAnsi="Arial" w:cs="Arial"/>
+            <w:sz w:val="18"/>
+            <w:szCs w:val="18"/>
+          </w:rPr>
+          <w:tab/>
+          <w:delText>Telephone: (</w:delText>
+        </w:r>
+        <w:bookmarkStart w:id="39" w:name="__DdeLink__6_983232114"/>
+        <w:r>
+          <w:rPr>
+            <w:rFonts w:ascii="Arial" w:hAnsi="Arial" w:cs="Arial"/>
+            <w:sz w:val="18"/>
+            <w:szCs w:val="18"/>
+          </w:rPr>
+          <w:delText>905) 525-9140</w:delText>
+        </w:r>
+        <w:bookmarkEnd w:id="39"/>
+        <w:r>
+          <w:rPr>
+            <w:rFonts w:ascii="Arial" w:hAnsi="Arial" w:cs="Arial"/>
+            <w:sz w:val="18"/>
+            <w:szCs w:val="18"/>
+          </w:rPr>
+          <w:delText xml:space="preserve"> ext. 23142</w:delText>
+        </w:r>
+      </w:del>
+    </w:p>
+    <w:p>
+      <w:pPr>
+        <w:rPr>
+          <w:del w:id="40" w:author="Spencer Smith" w:date="2026-06-12T11:47:00Z" w16du:dateUtc="2026-06-12T15:47:00Z"/>
+        </w:rPr>
+      </w:pPr>
+      <w:del w:id="41" w:author="Spencer Smith" w:date="2026-06-12T11:47:00Z" w16du:dateUtc="2026-06-12T15:47:00Z">
+        <w:r>
+          <w:rPr>
+            <w:rFonts w:ascii="Arial" w:hAnsi="Arial" w:cs="Arial"/>
+            <w:sz w:val="18"/>
+            <w:szCs w:val="18"/>
+          </w:rPr>
+          <w:tab/>
+        </w:r>
+        <w:r>
+          <w:rPr>
+            <w:rFonts w:ascii="Arial" w:hAnsi="Arial" w:cs="Arial"/>
+            <w:sz w:val="18"/>
+            <w:szCs w:val="18"/>
+          </w:rPr>
+          <w:tab/>
+        </w:r>
+        <w:r>
+          <w:rPr>
+            <w:rFonts w:ascii="Arial" w:hAnsi="Arial" w:cs="Arial"/>
+            <w:sz w:val="18"/>
+            <w:szCs w:val="18"/>
+          </w:rPr>
+          <w:tab/>
+          <w:delText>c/o Research Office for Administration, Development and Support (ROADS)</w:delText>
+        </w:r>
+      </w:del>
+    </w:p>
+    <w:p>
+      <w:pPr>
+        <w:rPr>
+          <w:del w:id="42" w:author="Spencer Smith" w:date="2026-06-12T11:47:00Z" w16du:dateUtc="2026-06-12T15:47:00Z"/>
+        </w:rPr>
+      </w:pPr>
+      <w:del w:id="43" w:author="Spencer Smith" w:date="2026-06-12T11:47:00Z" w16du:dateUtc="2026-06-12T15:47:00Z">
+        <w:r>
+          <w:rPr>
+            <w:rFonts w:ascii="Arial" w:hAnsi="Arial" w:cs="Arial"/>
+            <w:sz w:val="18"/>
+            <w:szCs w:val="18"/>
+          </w:rPr>
+          <w:tab/>
+        </w:r>
+        <w:r>
+          <w:rPr>
+            <w:rFonts w:ascii="Arial" w:hAnsi="Arial" w:cs="Arial"/>
+            <w:sz w:val="18"/>
+            <w:szCs w:val="18"/>
+          </w:rPr>
+          <w:tab/>
+        </w:r>
+        <w:r>
+          <w:rPr>
+            <w:rFonts w:ascii="Arial" w:hAnsi="Arial" w:cs="Arial"/>
+            <w:sz w:val="18"/>
+            <w:szCs w:val="18"/>
+          </w:rPr>
+          <w:tab/>
+        </w:r>
+        <w:r>
+          <w:rPr>
+            <w:rFonts w:ascii="Arial" w:hAnsi="Arial" w:cs="Arial"/>
+            <w:sz w:val="18"/>
+            <w:szCs w:val="18"/>
+            <w:lang w:val="it-IT"/>
+          </w:rPr>
+          <w:delText xml:space="preserve">E-mail: </w:delText>
+        </w:r>
+        <w:r>
+          <w:fldChar w:fldCharType="begin"/>
+        </w:r>
+        <w:r>
+          <w:delInstrText>HYPERLINK "mailto:ethicsoffice@mcmaster.ca" \h</w:delInstrText>
+        </w:r>
+        <w:r>
+          <w:fldChar w:fldCharType="separate"/>
+        </w:r>
+        <w:r>
+          <w:rPr>
+            <w:rStyle w:val="Hyperlink"/>
+            <w:rFonts w:ascii="Arial" w:hAnsi="Arial" w:cs="Arial"/>
+            <w:sz w:val="18"/>
+            <w:szCs w:val="18"/>
+            <w:lang w:val="it-IT"/>
+          </w:rPr>
+          <w:delText>ethicsoffice@mcmaster.ca</w:delText>
+        </w:r>
+        <w:r>
+          <w:fldChar w:fldCharType="end"/>
+        </w:r>
+        <w:r>
+          <w:rPr>
+            <w:rFonts w:ascii="Arial" w:hAnsi="Arial" w:cs="Arial"/>
+            <w:sz w:val="18"/>
+            <w:szCs w:val="18"/>
+            <w:lang w:val="it-IT"/>
+          </w:rPr>
+          <w:delText xml:space="preserve"> </w:delText>
+        </w:r>
+      </w:del>
+    </w:p>
+    <w:p>
+      <w:pPr>
+        <w:rPr>
+          <w:ins w:id="44" w:author="Spencer Smith" w:date="2026-06-12T11:36:00Z" w16du:dateUtc="2026-06-12T15:36:00Z"/>
+          <w:rFonts w:ascii="Arial" w:hAnsi="Arial" w:cs="Arial"/>
+          <w:sz w:val="18"/>
+          <w:szCs w:val="18"/>
+          <w:lang w:val="it-IT"/>
+        </w:rPr>
+      </w:pPr>
+    </w:p>
+    <w:p>
+      <w:pPr>
+        <w:rPr>
+          <w:ins w:id="45" w:author="Spencer Smith" w:date="2026-06-12T11:37:00Z" w16du:dateUtc="2026-06-12T15:37:00Z"/>
+          <w:rFonts w:ascii="Arial" w:hAnsi="Arial" w:cs="Arial"/>
+          <w:sz w:val="18"/>
+          <w:szCs w:val="18"/>
+          <w:lang w:val="it-IT"/>
+        </w:rPr>
+      </w:pPr>
+      <w:ins w:id="46" w:author="Spencer Smith" w:date="2026-06-12T11:36:00Z" w16du:dateUtc="2026-06-12T15:36:00Z">
+        <w:r>
+          <w:rPr>
+            <w:rFonts w:ascii="Arial" w:hAnsi="Arial" w:cs="Arial"/>
+            <w:sz w:val="18"/>
+            <w:szCs w:val="18"/>
+            <w:lang w:val="it-IT"/>
+          </w:rPr>
+          <w:t xml:space="preserve">By </w:t>
+        </w:r>
+        <w:proofErr w:type="spellStart"/>
+        <w:r>
+          <w:rPr>
+            <w:rFonts w:ascii="Arial" w:hAnsi="Arial" w:cs="Arial"/>
+            <w:sz w:val="18"/>
+            <w:szCs w:val="18"/>
+            <w:lang w:val="it-IT"/>
+          </w:rPr>
+          <w:t>replying</w:t>
+        </w:r>
+        <w:proofErr w:type="spellEnd"/>
+        <w:r>
+          <w:rPr>
+            <w:rFonts w:ascii="Arial" w:hAnsi="Arial" w:cs="Arial"/>
+            <w:sz w:val="18"/>
+            <w:szCs w:val="18"/>
+            <w:lang w:val="it-IT"/>
+          </w:rPr>
+          <w:t xml:space="preserve"> to </w:t>
+        </w:r>
+        <w:proofErr w:type="spellStart"/>
+        <w:r>
+          <w:rPr>
+            <w:rFonts w:ascii="Arial" w:hAnsi="Arial" w:cs="Arial"/>
+            <w:sz w:val="18"/>
+            <w:szCs w:val="18"/>
+            <w:lang w:val="it-IT"/>
+          </w:rPr>
+          <w:t>this</w:t>
+        </w:r>
+        <w:proofErr w:type="spellEnd"/>
+        <w:r>
+          <w:rPr>
+            <w:rFonts w:ascii="Arial" w:hAnsi="Arial" w:cs="Arial"/>
+            <w:sz w:val="18"/>
+            <w:szCs w:val="18"/>
+            <w:lang w:val="it-IT"/>
+          </w:rPr>
+          <w:t xml:space="preserve"> </w:t>
+        </w:r>
+        <w:proofErr w:type="gramStart"/>
+        <w:r>
+          <w:rPr>
+            <w:rFonts w:ascii="Arial" w:hAnsi="Arial" w:cs="Arial"/>
+            <w:sz w:val="18"/>
+            <w:szCs w:val="18"/>
+            <w:lang w:val="it-IT"/>
+          </w:rPr>
+          <w:t>email</w:t>
+        </w:r>
+        <w:proofErr w:type="gramEnd"/>
+        <w:r>
+          <w:rPr>
+            <w:rFonts w:ascii="Arial" w:hAnsi="Arial" w:cs="Arial"/>
+            <w:sz w:val="18"/>
+            <w:szCs w:val="18"/>
+            <w:lang w:val="it-IT"/>
+          </w:rPr>
+          <w:t xml:space="preserve"> and </w:t>
+        </w:r>
+        <w:proofErr w:type="spellStart"/>
+        <w:r>
+          <w:rPr>
+            <w:rFonts w:ascii="Arial" w:hAnsi="Arial" w:cs="Arial"/>
+            <w:sz w:val="18"/>
+            <w:szCs w:val="18"/>
+            <w:lang w:val="it-IT"/>
+          </w:rPr>
+          <w:t>agree</w:t>
+        </w:r>
+      </w:ins>
+      <w:ins w:id="47" w:author="Spencer Smith" w:date="2026-06-12T11:37:00Z" w16du:dateUtc="2026-06-12T15:37:00Z">
+        <w:r>
+          <w:rPr>
+            <w:rFonts w:ascii="Arial" w:hAnsi="Arial" w:cs="Arial"/>
+            <w:sz w:val="18"/>
+            <w:szCs w:val="18"/>
+            <w:lang w:val="it-IT"/>
+          </w:rPr>
+          <w:t>ing</w:t>
+        </w:r>
+        <w:proofErr w:type="spellEnd"/>
+        <w:r>
+          <w:rPr>
+            <w:rFonts w:ascii="Arial" w:hAnsi="Arial" w:cs="Arial"/>
+            <w:sz w:val="18"/>
+            <w:szCs w:val="18"/>
+            <w:lang w:val="it-IT"/>
+          </w:rPr>
+          <w:t xml:space="preserve"> to participate</w:t>
+        </w:r>
+      </w:ins>
+      <w:ins w:id="48" w:author="Spencer Smith" w:date="2026-06-12T11:38:00Z" w16du:dateUtc="2026-06-12T15:38:00Z">
+        <w:r>
+          <w:rPr>
+            <w:rFonts w:ascii="Arial" w:hAnsi="Arial" w:cs="Arial"/>
+            <w:sz w:val="18"/>
+            <w:szCs w:val="18"/>
+            <w:lang w:val="it-IT"/>
+          </w:rPr>
+          <w:t>,</w:t>
+        </w:r>
+      </w:ins>
+      <w:ins w:id="49" w:author="Spencer Smith" w:date="2026-06-12T11:37:00Z" w16du:dateUtc="2026-06-12T15:37:00Z">
+        <w:r>
+          <w:rPr>
+            <w:rFonts w:ascii="Arial" w:hAnsi="Arial" w:cs="Arial"/>
+            <w:sz w:val="18"/>
+            <w:szCs w:val="18"/>
+            <w:lang w:val="it-IT"/>
+          </w:rPr>
+          <w:t xml:space="preserve"> </w:t>
+        </w:r>
+        <w:proofErr w:type="spellStart"/>
+        <w:r>
+          <w:rPr>
+            <w:rFonts w:ascii="Arial" w:hAnsi="Arial" w:cs="Arial"/>
+            <w:sz w:val="18"/>
+            <w:szCs w:val="18"/>
+            <w:lang w:val="it-IT"/>
+          </w:rPr>
+          <w:t>you</w:t>
+        </w:r>
+        <w:proofErr w:type="spellEnd"/>
+        <w:r>
+          <w:rPr>
+            <w:rFonts w:ascii="Arial" w:hAnsi="Arial" w:cs="Arial"/>
+            <w:sz w:val="18"/>
+            <w:szCs w:val="18"/>
+            <w:lang w:val="it-IT"/>
+          </w:rPr>
+          <w:t xml:space="preserve"> are </w:t>
+        </w:r>
+        <w:proofErr w:type="spellStart"/>
+        <w:r>
+          <w:rPr>
+            <w:rFonts w:ascii="Arial" w:hAnsi="Arial" w:cs="Arial"/>
+            <w:sz w:val="18"/>
+            <w:szCs w:val="18"/>
+            <w:lang w:val="it-IT"/>
+          </w:rPr>
+          <w:t>affirming</w:t>
+        </w:r>
+        <w:proofErr w:type="spellEnd"/>
+        <w:r>
+          <w:rPr>
+            <w:rFonts w:ascii="Arial" w:hAnsi="Arial" w:cs="Arial"/>
+            <w:sz w:val="18"/>
+            <w:szCs w:val="18"/>
+            <w:lang w:val="it-IT"/>
+          </w:rPr>
+          <w:t xml:space="preserve"> the following:</w:t>
+        </w:r>
+      </w:ins>
+    </w:p>
+    <w:p>
+      <w:pPr>
+        <w:rPr>
+          <w:ins w:id="50" w:author="Spencer Smith" w:date="2026-06-12T11:37:00Z" w16du:dateUtc="2026-06-12T15:37:00Z"/>
+          <w:rFonts w:ascii="Arial" w:hAnsi="Arial" w:cs="Arial"/>
+          <w:sz w:val="18"/>
+          <w:szCs w:val="18"/>
+          <w:lang w:val="it-IT"/>
+        </w:rPr>
+      </w:pPr>
+    </w:p>
+    <w:p>
+      <w:pPr>
+        <w:pStyle w:val="ListParagraph"/>
+        <w:numPr>
+          <w:ilvl w:val="0"/>
+          <w:numId w:val="1"/>
+        </w:numPr>
+        <w:rPr>
+          <w:ins w:id="51" w:author="Spencer Smith" w:date="2026-06-12T11:39:00Z" w16du:dateUtc="2026-06-12T15:39:00Z"/>
+          <w:rFonts w:ascii="Arial" w:hAnsi="Arial" w:cs="Arial"/>
+          <w:sz w:val="18"/>
+          <w:szCs w:val="18"/>
+          <w:lang w:val="en-CA"/>
+        </w:rPr>
+      </w:pPr>
+      <w:ins w:id="52" w:author="Spencer Smith" w:date="2026-06-12T11:38:00Z" w16du:dateUtc="2026-06-12T15:38:00Z">
+        <w:r>
+          <w:rPr>
+            <w:rFonts w:ascii="Arial" w:hAnsi="Arial" w:cs="Arial"/>
+            <w:sz w:val="18"/>
+            <w:szCs w:val="18"/>
+            <w:lang w:val="it-IT"/>
+          </w:rPr>
+          <w:lastRenderedPageBreak/>
+          <w:t xml:space="preserve">I </w:t>
+        </w:r>
+        <w:proofErr w:type="spellStart"/>
+        <w:r>
+          <w:rPr>
+            <w:rFonts w:ascii="Arial" w:hAnsi="Arial" w:cs="Arial"/>
+            <w:sz w:val="18"/>
+            <w:szCs w:val="18"/>
+            <w:lang w:val="it-IT"/>
+          </w:rPr>
+          <w:t>have</w:t>
+        </w:r>
+        <w:proofErr w:type="spellEnd"/>
+        <w:r>
+          <w:rPr>
+            <w:rFonts w:ascii="Arial" w:hAnsi="Arial" w:cs="Arial"/>
+            <w:sz w:val="18"/>
+            <w:szCs w:val="18"/>
+            <w:lang w:val="it-IT"/>
+          </w:rPr>
+          <w:t xml:space="preserve"> </w:t>
+        </w:r>
+      </w:ins>
+      <w:ins w:id="53" w:author="Spencer Smith" w:date="2026-06-12T11:38:00Z">
+        <w:r>
+          <w:rPr>
+            <w:rFonts w:ascii="Arial" w:hAnsi="Arial" w:cs="Arial"/>
+            <w:sz w:val="18"/>
+            <w:szCs w:val="18"/>
+            <w:lang w:val="en-CA"/>
+          </w:rPr>
+          <w:t>I have read the information presented in the information letter about a</w:t>
+        </w:r>
+      </w:ins>
+      <w:ins w:id="54" w:author="Spencer Smith" w:date="2026-06-12T11:39:00Z" w16du:dateUtc="2026-06-12T15:39:00Z">
+        <w:r>
+          <w:rPr>
+            <w:rFonts w:ascii="Arial" w:hAnsi="Arial" w:cs="Arial"/>
+            <w:sz w:val="18"/>
+            <w:szCs w:val="18"/>
+            <w:lang w:val="en-CA"/>
+          </w:rPr>
+          <w:t xml:space="preserve"> </w:t>
+        </w:r>
+      </w:ins>
+      <w:ins w:id="55" w:author="Spencer Smith" w:date="2026-06-12T11:38:00Z">
+        <w:r>
+          <w:rPr>
+            <w:rFonts w:ascii="Arial" w:hAnsi="Arial" w:cs="Arial"/>
+            <w:sz w:val="18"/>
+            <w:szCs w:val="18"/>
+            <w:lang w:val="en-CA"/>
+            <w:rPrChange w:id="56" w:author="Spencer Smith" w:date="2026-06-12T11:39:00Z" w16du:dateUtc="2026-06-12T15:39:00Z">
+              <w:rPr>
+                <w:lang w:val="en-CA"/>
+              </w:rPr>
+            </w:rPrChange>
+          </w:rPr>
+          <w:t>study being conducted by</w:t>
+        </w:r>
+      </w:ins>
+      <w:ins w:id="57" w:author="Spencer Smith" w:date="2026-06-12T11:41:00Z" w16du:dateUtc="2026-06-12T15:41:00Z">
+        <w:r>
+          <w:rPr>
+            <w:rFonts w:ascii="Arial" w:hAnsi="Arial" w:cs="Arial"/>
+            <w:sz w:val="18"/>
+            <w:szCs w:val="18"/>
+            <w:lang w:val="en-CA"/>
+          </w:rPr>
+          <w:t xml:space="preserve"> Spencer Smith, Christopher Schankula and Ziyang Fang</w:t>
+        </w:r>
+      </w:ins>
+      <w:ins w:id="58" w:author="Spencer Smith" w:date="2026-06-12T11:38:00Z">
+        <w:r>
+          <w:rPr>
+            <w:rFonts w:ascii="Arial" w:hAnsi="Arial" w:cs="Arial"/>
+            <w:sz w:val="18"/>
+            <w:szCs w:val="18"/>
+            <w:lang w:val="en-CA"/>
+            <w:rPrChange w:id="59" w:author="Spencer Smith" w:date="2026-06-12T11:39:00Z" w16du:dateUtc="2026-06-12T15:39:00Z">
+              <w:rPr>
+                <w:lang w:val="en-CA"/>
+              </w:rPr>
+            </w:rPrChange>
+          </w:rPr>
+          <w:t xml:space="preserve"> of McMaster University. </w:t>
+        </w:r>
+      </w:ins>
+    </w:p>
+    <w:p>
+      <w:pPr>
+        <w:pStyle w:val="ListParagraph"/>
+        <w:numPr>
+          <w:ilvl w:val="0"/>
+          <w:numId w:val="1"/>
+        </w:numPr>
+        <w:rPr>
+          <w:ins w:id="60" w:author="Spencer Smith" w:date="2026-06-12T11:39:00Z" w16du:dateUtc="2026-06-12T15:39:00Z"/>
+          <w:rFonts w:ascii="Arial" w:hAnsi="Arial" w:cs="Arial"/>
+          <w:sz w:val="18"/>
+          <w:szCs w:val="18"/>
+          <w:lang w:val="en-CA"/>
+        </w:rPr>
+      </w:pPr>
+      <w:ins w:id="61" w:author="Spencer Smith" w:date="2026-06-12T11:39:00Z" w16du:dateUtc="2026-06-12T15:39:00Z">
+        <w:r>
+          <w:rPr>
+            <w:rFonts w:ascii="Arial" w:hAnsi="Arial" w:cs="Arial"/>
+            <w:sz w:val="18"/>
+            <w:szCs w:val="18"/>
+            <w:lang w:val="en-CA"/>
+          </w:rPr>
+          <w:t>I have had the opportunity to ask questions about my involvement in this</w:t>
+        </w:r>
+        <w:r>
+          <w:rPr>
+            <w:rFonts w:ascii="Arial" w:hAnsi="Arial" w:cs="Arial"/>
+            <w:sz w:val="18"/>
+            <w:szCs w:val="18"/>
+            <w:lang w:val="en-CA"/>
+          </w:rPr>
+          <w:t xml:space="preserve"> </w:t>
+        </w:r>
+        <w:r>
+          <w:rPr>
+            <w:rFonts w:ascii="Arial" w:hAnsi="Arial" w:cs="Arial"/>
+            <w:sz w:val="18"/>
+            <w:szCs w:val="18"/>
+            <w:lang w:val="en-CA"/>
+            <w:rPrChange w:id="62" w:author="Spencer Smith" w:date="2026-06-12T11:39:00Z" w16du:dateUtc="2026-06-12T15:39:00Z">
+              <w:rPr>
+                <w:lang w:val="en-CA"/>
+              </w:rPr>
+            </w:rPrChange>
+          </w:rPr>
+          <w:t>study and to receive additional details I requested.</w:t>
+        </w:r>
+      </w:ins>
+    </w:p>
+    <w:p>
+      <w:pPr>
+        <w:pStyle w:val="ListParagraph"/>
+        <w:numPr>
+          <w:ilvl w:val="0"/>
+          <w:numId w:val="1"/>
+        </w:numPr>
+        <w:rPr>
+          <w:ins w:id="63" w:author="Spencer Smith" w:date="2026-06-12T11:39:00Z"/>
+          <w:rFonts w:ascii="Arial" w:hAnsi="Arial" w:cs="Arial"/>
+          <w:sz w:val="18"/>
+          <w:szCs w:val="18"/>
+          <w:lang w:val="en-CA"/>
+          <w:rPrChange w:id="64" w:author="Spencer Smith" w:date="2026-06-12T11:39:00Z" w16du:dateUtc="2026-06-12T15:39:00Z">
+            <w:rPr>
+              <w:ins w:id="65" w:author="Spencer Smith" w:date="2026-06-12T11:39:00Z"/>
+              <w:lang w:val="en-CA"/>
+            </w:rPr>
+          </w:rPrChange>
+        </w:rPr>
+      </w:pPr>
+      <w:ins w:id="66" w:author="Spencer Smith" w:date="2026-06-12T11:39:00Z">
+        <w:r>
+          <w:rPr>
+            <w:rFonts w:ascii="Arial" w:hAnsi="Arial" w:cs="Arial"/>
+            <w:sz w:val="18"/>
+            <w:szCs w:val="18"/>
+            <w:lang w:val="en-CA"/>
+          </w:rPr>
+          <w:t>I understand that if I agree to participate in this study, I may withdraw</w:t>
+        </w:r>
+      </w:ins>
+      <w:ins w:id="67" w:author="Spencer Smith" w:date="2026-06-12T11:39:00Z" w16du:dateUtc="2026-06-12T15:39:00Z">
+        <w:r>
+          <w:rPr>
+            <w:rFonts w:ascii="Arial" w:hAnsi="Arial" w:cs="Arial"/>
+            <w:sz w:val="18"/>
+            <w:szCs w:val="18"/>
+            <w:lang w:val="en-CA"/>
+          </w:rPr>
+          <w:t xml:space="preserve"> </w:t>
+        </w:r>
+      </w:ins>
+      <w:ins w:id="68" w:author="Spencer Smith" w:date="2026-06-12T11:39:00Z">
+        <w:r>
+          <w:rPr>
+            <w:rFonts w:ascii="Arial" w:hAnsi="Arial" w:cs="Arial"/>
+            <w:sz w:val="18"/>
+            <w:szCs w:val="18"/>
+            <w:lang w:val="en-CA"/>
+            <w:rPrChange w:id="69" w:author="Spencer Smith" w:date="2026-06-12T11:39:00Z" w16du:dateUtc="2026-06-12T15:39:00Z">
+              <w:rPr>
+                <w:lang w:val="en-CA"/>
+              </w:rPr>
+            </w:rPrChange>
+          </w:rPr>
+          <w:t xml:space="preserve">from the study at any time or up until </w:t>
+        </w:r>
+      </w:ins>
+      <w:ins w:id="70" w:author="Spencer Smith" w:date="2026-06-12T11:42:00Z" w16du:dateUtc="2026-06-12T15:42:00Z">
+        <w:r>
+          <w:rPr>
+            <w:rFonts w:ascii="Arial" w:hAnsi="Arial" w:cs="Arial"/>
+            <w:sz w:val="18"/>
+            <w:szCs w:val="18"/>
+            <w:lang w:val="en-CA"/>
+          </w:rPr>
+          <w:t>July 31, 2026</w:t>
+        </w:r>
+      </w:ins>
+      <w:ins w:id="71" w:author="Spencer Smith" w:date="2026-06-12T11:39:00Z">
+        <w:r>
+          <w:rPr>
+            <w:rFonts w:ascii="Arial" w:hAnsi="Arial" w:cs="Arial"/>
+            <w:sz w:val="18"/>
+            <w:szCs w:val="18"/>
+            <w:lang w:val="en-CA"/>
+            <w:rPrChange w:id="72" w:author="Spencer Smith" w:date="2026-06-12T11:39:00Z" w16du:dateUtc="2026-06-12T15:39:00Z">
+              <w:rPr>
+                <w:lang w:val="en-CA"/>
+              </w:rPr>
+            </w:rPrChange>
+          </w:rPr>
+          <w:t xml:space="preserve"> </w:t>
+        </w:r>
+      </w:ins>
+    </w:p>
+    <w:p>
+      <w:pPr>
+        <w:pStyle w:val="ListParagraph"/>
+        <w:numPr>
+          <w:ilvl w:val="0"/>
+          <w:numId w:val="1"/>
+        </w:numPr>
+        <w:rPr>
+          <w:ins w:id="73" w:author="Spencer Smith" w:date="2026-06-12T11:40:00Z"/>
+          <w:rFonts w:ascii="Arial" w:hAnsi="Arial" w:cs="Arial"/>
+          <w:sz w:val="18"/>
+          <w:szCs w:val="18"/>
+          <w:lang w:val="en-CA"/>
+        </w:rPr>
+      </w:pPr>
+      <w:ins w:id="74" w:author="Spencer Smith" w:date="2026-06-12T11:40:00Z">
+        <w:r>
+          <w:rPr>
+            <w:rFonts w:ascii="Arial" w:hAnsi="Arial" w:cs="Arial"/>
+            <w:sz w:val="18"/>
+            <w:szCs w:val="18"/>
+            <w:lang w:val="en-CA"/>
+          </w:rPr>
+          <w:t xml:space="preserve">I have a copy of this </w:t>
+        </w:r>
+      </w:ins>
+      <w:ins w:id="75" w:author="Spencer Smith" w:date="2026-06-12T11:42:00Z" w16du:dateUtc="2026-06-12T15:42:00Z">
+        <w:r>
+          <w:rPr>
+            <w:rFonts w:ascii="Arial" w:hAnsi="Arial" w:cs="Arial"/>
+            <w:sz w:val="18"/>
+            <w:szCs w:val="18"/>
+            <w:lang w:val="en-CA"/>
+          </w:rPr>
+          <w:t xml:space="preserve">e-mail and the </w:t>
+        </w:r>
+      </w:ins>
+      <w:ins w:id="76" w:author="Spencer Smith" w:date="2026-06-12T11:43:00Z" w16du:dateUtc="2026-06-12T15:43:00Z">
+        <w:r>
+          <w:rPr>
+            <w:rFonts w:ascii="Arial" w:hAnsi="Arial" w:cs="Arial"/>
+            <w:sz w:val="18"/>
+            <w:szCs w:val="18"/>
+            <w:lang w:val="en-CA"/>
+          </w:rPr>
+          <w:t xml:space="preserve">letter of </w:t>
+        </w:r>
+      </w:ins>
+      <w:ins w:id="77" w:author="Spencer Smith" w:date="2026-06-12T11:42:00Z" w16du:dateUtc="2026-06-12T15:42:00Z">
+        <w:r>
+          <w:rPr>
+            <w:rFonts w:ascii="Arial" w:hAnsi="Arial" w:cs="Arial"/>
+            <w:sz w:val="18"/>
+            <w:szCs w:val="18"/>
+            <w:lang w:val="en-CA"/>
+          </w:rPr>
+          <w:t>information</w:t>
+        </w:r>
+      </w:ins>
+      <w:ins w:id="78" w:author="Spencer Smith" w:date="2026-06-12T11:40:00Z">
+        <w:r>
+          <w:rPr>
+            <w:rFonts w:ascii="Arial" w:hAnsi="Arial" w:cs="Arial"/>
+            <w:sz w:val="18"/>
+            <w:szCs w:val="18"/>
+            <w:lang w:val="en-CA"/>
+          </w:rPr>
+          <w:t xml:space="preserve">. </w:t>
+        </w:r>
+      </w:ins>
+    </w:p>
+    <w:p>
+      <w:pPr>
+        <w:pStyle w:val="ListParagraph"/>
+        <w:numPr>
+          <w:ilvl w:val="0"/>
+          <w:numId w:val="1"/>
+        </w:numPr>
+        <w:rPr>
+          <w:ins w:id="79" w:author="Spencer Smith" w:date="2026-06-12T11:38:00Z"/>
+          <w:rFonts w:ascii="Arial" w:hAnsi="Arial" w:cs="Arial"/>
+          <w:sz w:val="18"/>
+          <w:szCs w:val="18"/>
+          <w:lang w:val="en-CA"/>
+          <w:rPrChange w:id="80" w:author="Spencer Smith" w:date="2026-06-12T11:39:00Z" w16du:dateUtc="2026-06-12T15:39:00Z">
+            <w:rPr>
+              <w:ins w:id="81" w:author="Spencer Smith" w:date="2026-06-12T11:38:00Z"/>
+              <w:lang w:val="en-CA"/>
+            </w:rPr>
+          </w:rPrChange>
+        </w:rPr>
+      </w:pPr>
+      <w:ins w:id="82" w:author="Spencer Smith" w:date="2026-06-12T11:40:00Z" w16du:dateUtc="2026-06-12T15:40:00Z">
+        <w:r>
+          <w:rPr>
+            <w:rFonts w:ascii="Arial" w:hAnsi="Arial" w:cs="Arial"/>
+            <w:sz w:val="18"/>
+            <w:szCs w:val="18"/>
+            <w:lang w:val="en-CA"/>
+          </w:rPr>
+          <w:t>I agree to participate in the study.</w:t>
+        </w:r>
+      </w:ins>
+    </w:p>
+    <w:p>
+      <w:pPr>
+        <w:rPr>
+          <w:rFonts w:ascii="Arial" w:hAnsi="Arial" w:cs="Arial"/>
+          <w:sz w:val="18"/>
+          <w:szCs w:val="18"/>
+          <w:lang w:val="it-IT"/>
+          <w:rPrChange w:id="83" w:author="Spencer Smith" w:date="2026-06-12T11:39:00Z" w16du:dateUtc="2026-06-12T15:39:00Z">
+            <w:rPr>
+              <w:lang w:val="it-IT"/>
+            </w:rPr>
+          </w:rPrChange>
+        </w:rPr>
+      </w:pPr>
+    </w:p>
+    <w:p>
+      <w:pPr>
+        <w:rPr>
+          <w:rFonts w:ascii="Arial" w:hAnsi="Arial" w:cs="Arial"/>
+          <w:sz w:val="18"/>
+          <w:szCs w:val="18"/>
+          <w:lang w:val="it-IT"/>
+        </w:rPr>
+      </w:pPr>
+    </w:p>
+    <w:p>
+      <w:r>
+        <w:rPr>
+          <w:rFonts w:ascii="Arial" w:hAnsi="Arial" w:cs="Arial"/>
+          <w:sz w:val="18"/>
+          <w:szCs w:val="18"/>
+          <w:lang w:val="it-IT"/>
+        </w:rPr>
+        <w:t xml:space="preserve">Thank </w:t>
+      </w:r>
+      <w:proofErr w:type="spellStart"/>
+      <w:r>
+        <w:rPr>
+          <w:rFonts w:ascii="Arial" w:hAnsi="Arial" w:cs="Arial"/>
+          <w:sz w:val="18"/>
+          <w:szCs w:val="18"/>
+          <w:lang w:val="it-IT"/>
+        </w:rPr>
+        <w:t>you</w:t>
+      </w:r>
+      <w:proofErr w:type="spellEnd"/>
+      <w:r>
+        <w:rPr>
+          <w:rFonts w:ascii="Arial" w:hAnsi="Arial" w:cs="Arial"/>
+          <w:sz w:val="18"/>
+          <w:szCs w:val="18"/>
+          <w:lang w:val="it-IT"/>
         </w:rPr>
         <w:t>,</w:t>
       </w:r>
-      <w:r>
-        <w:rPr>
-          <w:rFonts w:ascii="Arial" w:hAnsi="Arial" w:cs="Arial"/>
-          <w:sz w:val="20"/>
-        </w:rPr>
-        <w:t xml:space="preserve"> you can contact:</w:t>
-      </w:r>
-    </w:p>
-    <w:p>
-      <w:pPr>
-        <w:rPr>
-          <w:rFonts w:ascii="Arial" w:hAnsi="Arial" w:cs="Arial"/>
-          <w:sz w:val="20"/>
-        </w:rPr>
-      </w:pPr>
-    </w:p>
-    <w:p>
-      <w:r>
-        <w:rPr>
-          <w:rFonts w:ascii="Arial" w:hAnsi="Arial" w:cs="Arial"/>
-          <w:sz w:val="20"/>
-        </w:rPr>
-        <w:tab/>
-      </w:r>
-      <w:r>
-        <w:rPr>
-          <w:rFonts w:ascii="Arial" w:hAnsi="Arial" w:cs="Arial"/>
-          <w:sz w:val="20"/>
-        </w:rPr>
-        <w:tab/>
-      </w:r>
-      <w:r>
-        <w:rPr>
-          <w:rFonts w:ascii="Arial" w:hAnsi="Arial" w:cs="Arial"/>
-          <w:sz w:val="20"/>
-        </w:rPr>
-        <w:tab/>
-      </w:r>
-      <w:r>
+    </w:p>
+    <w:p>
+      <w:pPr>
         <w:rPr>
           <w:rFonts w:ascii="Arial" w:hAnsi="Arial" w:cs="Arial"/>
           <w:sz w:val="18"/>
           <w:szCs w:val="18"/>
-        </w:rPr>
-        <w:t xml:space="preserve">The McMaster Research Ethics Board Secretariat </w:t>
-      </w:r>
+          <w:lang w:val="it-IT"/>
+        </w:rPr>
+      </w:pPr>
     </w:p>
     <w:p>
       <w:pPr>
@@ -429,6 +1570,7 @@
           <w:rFonts w:ascii="Arial" w:hAnsi="Arial" w:cs="Arial"/>
           <w:sz w:val="18"/>
           <w:szCs w:val="18"/>
+          <w:lang w:val="it-IT"/>
         </w:rPr>
       </w:pPr>
       <w:r>
@@ -436,205 +1578,8 @@
           <w:rFonts w:ascii="Arial" w:hAnsi="Arial" w:cs="Arial"/>
           <w:sz w:val="18"/>
           <w:szCs w:val="18"/>
-        </w:rPr>
-        <w:tab/>
-      </w:r>
-      <w:r>
-        <w:rPr>
-          <w:rFonts w:ascii="Arial" w:hAnsi="Arial" w:cs="Arial"/>
-          <w:sz w:val="18"/>
-          <w:szCs w:val="18"/>
-        </w:rPr>
-        <w:tab/>
-      </w:r>
-      <w:r>
-        <w:rPr>
-          <w:rFonts w:ascii="Arial" w:hAnsi="Arial" w:cs="Arial"/>
-          <w:sz w:val="18"/>
-          <w:szCs w:val="18"/>
-        </w:rPr>
-        <w:tab/>
-        <w:t>Telephone: (</w:t>
-      </w:r>
-      <w:bookmarkStart w:id="0" w:name="__DdeLink__6_983232114"/>
-      <w:r>
-        <w:rPr>
-          <w:rFonts w:ascii="Arial" w:hAnsi="Arial" w:cs="Arial"/>
-          <w:sz w:val="18"/>
-          <w:szCs w:val="18"/>
-        </w:rPr>
-        <w:t>905) 525-9140</w:t>
-      </w:r>
-      <w:bookmarkEnd w:id="0"/>
-      <w:r>
-        <w:rPr>
-          <w:rFonts w:ascii="Arial" w:hAnsi="Arial" w:cs="Arial"/>
-          <w:sz w:val="18"/>
-          <w:szCs w:val="18"/>
-        </w:rPr>
-        <w:t xml:space="preserve"> ext. 23142</w:t>
-      </w:r>
-    </w:p>
-    <w:p>
-      <w:r>
-        <w:rPr>
-          <w:rFonts w:ascii="Arial" w:hAnsi="Arial" w:cs="Arial"/>
-          <w:sz w:val="18"/>
-          <w:szCs w:val="18"/>
-        </w:rPr>
-        <w:tab/>
-      </w:r>
-      <w:r>
-        <w:rPr>
-          <w:rFonts w:ascii="Arial" w:hAnsi="Arial" w:cs="Arial"/>
-          <w:sz w:val="18"/>
-          <w:szCs w:val="18"/>
-        </w:rPr>
-        <w:tab/>
-      </w:r>
-      <w:r>
-        <w:rPr>
-          <w:rFonts w:ascii="Arial" w:hAnsi="Arial" w:cs="Arial"/>
-          <w:sz w:val="18"/>
-          <w:szCs w:val="18"/>
-        </w:rPr>
-        <w:tab/>
-        <w:t>c/o Research Office for Administration, Development and Support (ROADS)</w:t>
-      </w:r>
-    </w:p>
-    <w:p>
-      <w:r>
-        <w:rPr>
-          <w:rFonts w:ascii="Arial" w:hAnsi="Arial" w:cs="Arial"/>
-          <w:sz w:val="18"/>
-          <w:szCs w:val="18"/>
-        </w:rPr>
-        <w:tab/>
-      </w:r>
-      <w:r>
-        <w:rPr>
-          <w:rFonts w:ascii="Arial" w:hAnsi="Arial" w:cs="Arial"/>
-          <w:sz w:val="18"/>
-          <w:szCs w:val="18"/>
-        </w:rPr>
-        <w:tab/>
-      </w:r>
-      <w:r>
-        <w:rPr>
-          <w:rFonts w:ascii="Arial" w:hAnsi="Arial" w:cs="Arial"/>
-          <w:sz w:val="18"/>
-          <w:szCs w:val="18"/>
-        </w:rPr>
-        <w:tab/>
-      </w:r>
-      <w:r>
-        <w:rPr>
-          <w:rFonts w:ascii="Arial" w:hAnsi="Arial" w:cs="Arial"/>
-          <w:sz w:val="18"/>
-          <w:szCs w:val="18"/>
           <w:lang w:val="it-IT"/>
         </w:rPr>
-        <w:t xml:space="preserve">E-mail: </w:t>
-      </w:r>
-      <w:hyperlink r:id="rId4">
-        <w:r>
-          <w:rPr>
-            <w:rStyle w:val="Hyperlink"/>
-            <w:rFonts w:ascii="Arial" w:hAnsi="Arial" w:cs="Arial"/>
-            <w:sz w:val="18"/>
-            <w:szCs w:val="18"/>
-            <w:lang w:val="it-IT"/>
-          </w:rPr>
-          <w:t>ethicsoffice@mcmaster.ca</w:t>
-        </w:r>
-      </w:hyperlink>
-      <w:r>
-        <w:rPr>
-          <w:rFonts w:ascii="Arial" w:hAnsi="Arial" w:cs="Arial"/>
-          <w:sz w:val="18"/>
-          <w:szCs w:val="18"/>
-          <w:lang w:val="it-IT"/>
-        </w:rPr>
-        <w:t xml:space="preserve"> </w:t>
-      </w:r>
-    </w:p>
-    <w:p>
-      <w:pPr>
-        <w:rPr>
-          <w:rFonts w:ascii="Arial" w:hAnsi="Arial" w:cs="Arial"/>
-          <w:sz w:val="18"/>
-          <w:szCs w:val="18"/>
-          <w:lang w:val="it-IT"/>
-        </w:rPr>
-      </w:pPr>
-    </w:p>
-    <w:p>
-      <w:pPr>
-        <w:rPr>
-          <w:rFonts w:ascii="Arial" w:hAnsi="Arial" w:cs="Arial"/>
-          <w:sz w:val="18"/>
-          <w:szCs w:val="18"/>
-          <w:lang w:val="it-IT"/>
-        </w:rPr>
-      </w:pPr>
-    </w:p>
-    <w:p>
-      <w:r>
-        <w:rPr>
-          <w:rFonts w:ascii="Arial" w:hAnsi="Arial" w:cs="Arial"/>
-          <w:sz w:val="18"/>
-          <w:szCs w:val="18"/>
-          <w:lang w:val="it-IT"/>
-        </w:rPr>
-        <w:t xml:space="preserve">Thank </w:t>
-      </w:r>
-      <w:proofErr w:type="spellStart"/>
-      <w:r>
-        <w:rPr>
-          <w:rFonts w:ascii="Arial" w:hAnsi="Arial" w:cs="Arial"/>
-          <w:sz w:val="18"/>
-          <w:szCs w:val="18"/>
-          <w:lang w:val="it-IT"/>
-        </w:rPr>
-        <w:t>you</w:t>
-      </w:r>
-      <w:proofErr w:type="spellEnd"/>
-      <w:r>
-        <w:rPr>
-          <w:rFonts w:ascii="Arial" w:hAnsi="Arial" w:cs="Arial"/>
-          <w:sz w:val="18"/>
-          <w:szCs w:val="18"/>
-          <w:lang w:val="it-IT"/>
-        </w:rPr>
-        <w:t>,</w:t>
-      </w:r>
-    </w:p>
-    <w:p>
-      <w:pPr>
-        <w:rPr>
-          <w:rFonts w:ascii="Arial" w:hAnsi="Arial" w:cs="Arial"/>
-          <w:sz w:val="18"/>
-          <w:szCs w:val="18"/>
-          <w:lang w:val="it-IT"/>
-        </w:rPr>
-      </w:pPr>
-    </w:p>
-    <w:p>
-      <w:pPr>
-        <w:rPr>
-          <w:rFonts w:ascii="Arial" w:hAnsi="Arial" w:cs="Arial"/>
-          <w:sz w:val="18"/>
-          <w:szCs w:val="18"/>
-          <w:lang w:val="it-IT"/>
-        </w:rPr>
-      </w:pPr>
-      <w:r>
-        <w:rPr>
-          <w:rFonts w:ascii="Arial" w:hAnsi="Arial" w:cs="Arial"/>
-          <w:sz w:val="18"/>
-          <w:szCs w:val="18"/>
-          <w:lang w:val="it-IT"/>
-        </w:rPr>
         <w:t>{Student Investigator Name}</w:t>
       </w:r>
     </w:p>
@@ -684,15 +1629,7 @@
           <w:rFonts w:ascii="Arial" w:hAnsi="Arial" w:cs="Arial"/>
           <w:sz w:val="20"/>
         </w:rPr>
-        <w:lastRenderedPageBreak/>
-        <w:t xml:space="preserve">Faculty </w:t>
-      </w:r>
-      <w:r>
-        <w:rPr>
-          <w:rFonts w:ascii="Arial" w:hAnsi="Arial" w:cs="Arial"/>
-          <w:sz w:val="20"/>
-        </w:rPr>
-        <w:t xml:space="preserve">of Engineering </w:t>
+        <w:t xml:space="preserve">Faculty of Engineering </w:t>
       </w:r>
     </w:p>
     <w:p>
@@ -852,17 +1789,7 @@
           <w:szCs w:val="18"/>
           <w:lang w:val="it-IT"/>
         </w:rPr>
-        <w:t xml:space="preserve"> </w:t>
-      </w:r>
-      <w:r>
-        <w:rPr>
-          <w:rStyle w:val="Hyperlink"/>
-          <w:rFonts w:ascii="Arial" w:hAnsi="Arial" w:cs="Arial"/>
-          <w:sz w:val="20"/>
-          <w:szCs w:val="18"/>
-          <w:lang w:val="it-IT"/>
-        </w:rPr>
-        <w:t xml:space="preserve">of Engineering </w:t>
+        <w:t xml:space="preserve"> of Engineering </w:t>
       </w:r>
     </w:p>
     <w:p>
@@ -942,6 +1869,135 @@
     </w:sectPr>
   </w:body>
 </w:document>
+</file>
+
+<file path=word/numbering.xml><?xml version="1.0" encoding="utf-8"?>
+<w:numbering xmlns:wpc="http://schemas.microsoft.com/office/word/2010/wordprocessingCanvas" xmlns:cx="http://schemas.microsoft.com/office/drawing/2014/chartex" xmlns:cx1="http://schemas.microsoft.com/office/drawing/2015/9/8/chartex" xmlns:cx2="http://schemas.microsoft.com/office/drawing/2015/10/21/chartex" xmlns:cx3="http://schemas.microsoft.com/office/drawing/2016/5/9/chartex" xmlns:cx4="http://schemas.microsoft.com/office/drawing/2016/5/10/chartex" xmlns:cx5="http://schemas.microsoft.com/office/drawing/2016/5/11/chartex" xmlns:cx6="http://schemas.microsoft.com/office/drawing/2016/5/12/chartex" xmlns:cx7="http://schemas.microsoft.com/office/drawing/2016/5/13/chartex" xmlns:cx8="http://schemas.microsoft.com/office/drawing/2016/5/14/chartex" xmlns:mc="http://schemas.openxmlformats.org/markup-compatibility/2006" xmlns:aink="http://schemas.microsoft.com/office/drawing/2016/ink" xmlns:am3d="http://schemas.microsoft.com/office/drawing/2017/model3d" xmlns:o="urn:schemas-microsoft-com:office:office" xmlns:oel="http://schemas.microsoft.com/office/2019/extlst" xmlns:r="http://schemas.openxmlformats.org/officeDocument/2006/relationships" xmlns:m="http://schemas.openxmlformats.org/officeDocument/2006/math" xmlns:v="urn:schemas-microsoft-com:vml" xmlns:wp14="http://schemas.microsoft.com/office/word/2010/wordprocessingDrawing" xmlns:wp="http://schemas.openxmlformats.org/drawingml/2006/wordprocessingDrawing" xmlns:w10="urn:schemas-microsoft-com:office:word" xmlns:w="http://schemas.openxmlformats.org/wordprocessingml/2006/main" xmlns:w14="http://schemas.microsoft.com/office/word/2010/wordml" xmlns:w15="http://schemas.microsoft.com/office/word/2012/wordml" xmlns:w16cex="http://schemas.microsoft.com/office/word/2018/wordml/cex" xmlns:w16cid="http://schemas.microsoft.com/office/word/2016/wordml/cid" xmlns:w16="http://schemas.microsoft.com/office/word/2018/wordml" xmlns:w16du="http://schemas.microsoft.com/office/word/2023/wordml/word16du" xmlns:w16sdtdh="http://schemas.microsoft.com/office/word/2020/wordml/sdtdatahash" xmlns:w16sdtfl="http://schemas.microsoft.com/office/word/2024/wordml/sdtformatlock" xmlns:w16se="http://schemas.microsoft.com/office/word/2015/wordml/symex" xmlns:wpg="http://schemas.microsoft.com/office/word/2010/wordprocessingGroup" xmlns:wpi="http://schemas.microsoft.com/office/word/2010/wordprocessingInk" xmlns:wne="http://schemas.microsoft.com/office/word/2006/wordml" xmlns:wps="http://schemas.microsoft.com/office/word/2010/wordprocessingShape" mc:Ignorable="w14 w15 w16se w16cid w16 w16cex w16sdtdh w16sdtfl w16du wp14">
+  <w:abstractNum w:abstractNumId="0" w15:restartNumberingAfterBreak="0">
+    <w:nsid w:val="075D1A00"/>
+    <w:multiLevelType w:val="hybridMultilevel"/>
+    <w:tmpl w:val="0690427E"/>
+    <w:lvl w:ilvl="0" w:tplc="784A500A">
+      <w:start w:val="5"/>
+      <w:numFmt w:val="bullet"/>
+      <w:lvlText w:val="-"/>
+      <w:lvlJc w:val="left"/>
+      <w:pPr>
+        <w:ind w:left="720" w:hanging="360"/>
+      </w:pPr>
+      <w:rPr>
+        <w:rFonts w:ascii="Arial" w:eastAsia="Noto Serif CJK SC" w:hAnsi="Arial" w:cs="Arial" w:hint="default"/>
+      </w:rPr>
+    </w:lvl>
+    <w:lvl w:ilvl="1" w:tplc="04090003" w:tentative="1">
+      <w:start w:val="1"/>
+      <w:numFmt w:val="bullet"/>
+      <w:lvlText w:val="o"/>
+      <w:lvlJc w:val="left"/>
+      <w:pPr>
+        <w:ind w:left="1440" w:hanging="360"/>
+      </w:pPr>
+      <w:rPr>
+        <w:rFonts w:ascii="Courier New" w:hAnsi="Courier New" w:cs="Courier New" w:hint="default"/>
+      </w:rPr>
+    </w:lvl>
+    <w:lvl w:ilvl="2" w:tplc="04090005" w:tentative="1">
+      <w:start w:val="1"/>
+      <w:numFmt w:val="bullet"/>
+      <w:lvlText w:val=""/>
+      <w:lvlJc w:val="left"/>
+      <w:pPr>
+        <w:ind w:left="2160" w:hanging="360"/>
+      </w:pPr>
+      <w:rPr>
+        <w:rFonts w:ascii="Wingdings" w:hAnsi="Wingdings" w:hint="default"/>
+      </w:rPr>
+    </w:lvl>
+    <w:lvl w:ilvl="3" w:tplc="04090001" w:tentative="1">
+      <w:start w:val="1"/>
+      <w:numFmt w:val="bullet"/>
+      <w:lvlText w:val=""/>
+      <w:lvlJc w:val="left"/>
+      <w:pPr>
+        <w:ind w:left="2880" w:hanging="360"/>
+      </w:pPr>
+      <w:rPr>
+        <w:rFonts w:ascii="Symbol" w:hAnsi="Symbol" w:hint="default"/>
+      </w:rPr>
+    </w:lvl>
+    <w:lvl w:ilvl="4" w:tplc="04090003" w:tentative="1">
+      <w:start w:val="1"/>
+      <w:numFmt w:val="bullet"/>
+      <w:lvlText w:val="o"/>
+      <w:lvlJc w:val="left"/>
+      <w:pPr>
+        <w:ind w:left="3600" w:hanging="360"/>
+      </w:pPr>
+      <w:rPr>
+        <w:rFonts w:ascii="Courier New" w:hAnsi="Courier New" w:cs="Courier New" w:hint="default"/>
+      </w:rPr>
+    </w:lvl>
+    <w:lvl w:ilvl="5" w:tplc="04090005" w:tentative="1">
+      <w:start w:val="1"/>
+      <w:numFmt w:val="bullet"/>
+      <w:lvlText w:val=""/>
+      <w:lvlJc w:val="left"/>
+      <w:pPr>
+        <w:ind w:left="4320" w:hanging="360"/>
+      </w:pPr>
+      <w:rPr>
+        <w:rFonts w:ascii="Wingdings" w:hAnsi="Wingdings" w:hint="default"/>
+      </w:rPr>
+    </w:lvl>
+    <w:lvl w:ilvl="6" w:tplc="04090001" w:tentative="1">
+      <w:start w:val="1"/>
+      <w:numFmt w:val="bullet"/>
+      <w:lvlText w:val=""/>
+      <w:lvlJc w:val="left"/>
+      <w:pPr>
+        <w:ind w:left="5040" w:hanging="360"/>
+      </w:pPr>
+      <w:rPr>
+        <w:rFonts w:ascii="Symbol" w:hAnsi="Symbol" w:hint="default"/>
+      </w:rPr>
+    </w:lvl>
+    <w:lvl w:ilvl="7" w:tplc="04090003" w:tentative="1">
+      <w:start w:val="1"/>
+      <w:numFmt w:val="bullet"/>
+      <w:lvlText w:val="o"/>
+      <w:lvlJc w:val="left"/>
+      <w:pPr>
+        <w:ind w:left="5760" w:hanging="360"/>
+      </w:pPr>
+      <w:rPr>
+        <w:rFonts w:ascii="Courier New" w:hAnsi="Courier New" w:cs="Courier New" w:hint="default"/>
+      </w:rPr>
+    </w:lvl>
+    <w:lvl w:ilvl="8" w:tplc="04090005" w:tentative="1">
+      <w:start w:val="1"/>
+      <w:numFmt w:val="bullet"/>
+      <w:lvlText w:val=""/>
+      <w:lvlJc w:val="left"/>
+      <w:pPr>
+        <w:ind w:left="6480" w:hanging="360"/>
+      </w:pPr>
+      <w:rPr>
+        <w:rFonts w:ascii="Wingdings" w:hAnsi="Wingdings" w:hint="default"/>
+      </w:rPr>
+    </w:lvl>
+  </w:abstractNum>
+  <w:num w:numId="1" w16cid:durableId="1723482601">
+    <w:abstractNumId w:val="0"/>
+  </w:num>
+</w:numbering>
+</file>
+
+<file path=word/people.xml><?xml version="1.0" encoding="utf-8"?>
+<w15:people xmlns:wpc="http://schemas.microsoft.com/office/word/2010/wordprocessingCanvas" xmlns:cx="http://schemas.microsoft.com/office/drawing/2014/chartex" xmlns:cx1="http://schemas.microsoft.com/office/drawing/2015/9/8/chartex" xmlns:cx2="http://schemas.microsoft.com/office/drawing/2015/10/21/chartex" xmlns:cx3="http://schemas.microsoft.com/office/drawing/2016/5/9/chartex" xmlns:cx4="http://schemas.microsoft.com/office/drawing/2016/5/10/chartex" xmlns:cx5="http://schemas.microsoft.com/office/drawing/2016/5/11/chartex" xmlns:cx6="http://schemas.microsoft.com/office/drawing/2016/5/12/chartex" xmlns:cx7="http://schemas.microsoft.com/office/drawing/2016/5/13/chartex" xmlns:cx8="http://schemas.microsoft.com/office/drawing/2016/5/14/chartex" xmlns:mc="http://schemas.openxmlformats.org/markup-compatibility/2006" xmlns:aink="http://schemas.microsoft.com/office/drawing/2016/ink" xmlns:am3d="http://schemas.microsoft.com/office/drawing/2017/model3d" xmlns:o="urn:schemas-microsoft-com:office:office" xmlns:oel="http://schemas.microsoft.com/office/2019/extlst" xmlns:r="http://schemas.openxmlformats.org/officeDocument/2006/relationships" xmlns:m="http://schemas.openxmlformats.org/officeDocument/2006/math" xmlns:v="urn:schemas-microsoft-com:vml" xmlns:wp14="http://schemas.microsoft.com/office/word/2010/wordprocessingDrawing" xmlns:wp="http://schemas.openxmlformats.org/drawingml/2006/wordprocessingDrawing" xmlns:w10="urn:schemas-microsoft-com:office:word" xmlns:w="http://schemas.openxmlformats.org/wordprocessingml/2006/main" xmlns:w14="http://schemas.microsoft.com/office/word/2010/wordml" xmlns:w15="http://schemas.microsoft.com/office/word/2012/wordml" xmlns:w16cex="http://schemas.microsoft.com/office/word/2018/wordml/cex" xmlns:w16cid="http://schemas.microsoft.com/office/word/2016/wordml/cid" xmlns:w16="http://schemas.microsoft.com/office/word/2018/wordml" xmlns:w16du="http://schemas.microsoft.com/office/word/2023/wordml/word16du" xmlns:w16sdtdh="http://schemas.microsoft.com/office/word/2020/wordml/sdtdatahash" xmlns:w16sdtfl="http://schemas.microsoft.com/office/word/2024/wordml/sdtformatlock" xmlns:w16se="http://schemas.microsoft.com/office/word/2015/wordml/symex" xmlns:wpg="http://schemas.microsoft.com/office/word/2010/wordprocessingGroup" xmlns:wpi="http://schemas.microsoft.com/office/word/2010/wordprocessingInk" xmlns:wne="http://schemas.microsoft.com/office/word/2006/wordml" xmlns:wps="http://schemas.microsoft.com/office/word/2010/wordprocessingShape" mc:Ignorable="w14 w15 w16se w16cid w16 w16cex w16sdtdh w16sdtfl w16du wp14">
+  <w15:person w15:author="Spencer Smith">
+    <w15:presenceInfo w15:providerId="AD" w15:userId="S::smiths@mcmaster.ca::80185a1f-9ef1-4a10-a8cf-0d62d99a8080"/>
+  </w15:person>
+</w15:people>
 </file>
 
 <file path=word/styles.xml><?xml version="1.0" encoding="utf-8"?>
@@ -1342,14 +2398,20 @@
   <w:style w:type="paragraph" w:default="1" w:styleId="Normal">
     <w:name w:val="Normal"/>
     <w:qFormat/>
+    <w:rsid w:val="002F5798"/>
+    <w:pPr>
+      <w:suppressAutoHyphens w:val="0"/>
+    </w:pPr>
     <w:rPr>
+      <w:rFonts w:ascii="Times New Roman" w:eastAsia="Times New Roman" w:hAnsi="Times New Roman" w:cs="Times New Roman"/>
+      <w:kern w:val="0"/>
       <w:sz w:val="24"/>
+      <w:lang w:val="en-CA" w:eastAsia="en-US" w:bidi="ar-SA"/>
     </w:rPr>
   </w:style>
   <w:style w:type="character" w:default="1" w:styleId="DefaultParagraphFont">
     <w:name w:val="Default Paragraph Font"/>
     <w:uiPriority w:val="1"/>
-    <w:semiHidden/>
     <w:unhideWhenUsed/>
   </w:style>
   <w:style w:type="table" w:default="1" w:styleId="TableNormal">
@@ -1394,20 +2456,29 @@
     <w:qFormat/>
     <w:pPr>
       <w:keepNext/>
+      <w:suppressAutoHyphens/>
       <w:spacing w:before="240" w:after="120"/>
     </w:pPr>
     <w:rPr>
-      <w:rFonts w:ascii="Liberation Sans" w:eastAsia="Noto Sans CJK SC" w:hAnsi="Liberation Sans"/>
+      <w:rFonts w:ascii="Liberation Sans" w:eastAsia="Noto Sans CJK SC" w:hAnsi="Liberation Sans" w:cs="Noto Sans Devanagari"/>
+      <w:kern w:val="2"/>
       <w:sz w:val="28"/>
       <w:szCs w:val="28"/>
+      <w:lang w:val="en-US" w:eastAsia="zh-CN" w:bidi="hi-IN"/>
     </w:rPr>
   </w:style>
   <w:style w:type="paragraph" w:styleId="BodyText">
     <w:name w:val="Body Text"/>
     <w:basedOn w:val="Normal"/>
     <w:pPr>
+      <w:suppressAutoHyphens/>
       <w:spacing w:after="140" w:line="276" w:lineRule="auto"/>
     </w:pPr>
+    <w:rPr>
+      <w:rFonts w:ascii="Liberation Serif" w:eastAsia="Noto Serif CJK SC" w:hAnsi="Liberation Serif" w:cs="Noto Sans Devanagari"/>
+      <w:kern w:val="2"/>
+      <w:lang w:val="en-US" w:eastAsia="zh-CN" w:bidi="hi-IN"/>
+    </w:rPr>
   </w:style>
   <w:style w:type="paragraph" w:styleId="List">
     <w:name w:val="List"/>
@@ -1419,11 +2490,15 @@
     <w:qFormat/>
     <w:pPr>
       <w:suppressLineNumbers/>
+      <w:suppressAutoHyphens/>
       <w:spacing w:before="120" w:after="120"/>
     </w:pPr>
     <w:rPr>
+      <w:rFonts w:ascii="Liberation Serif" w:eastAsia="Noto Serif CJK SC" w:hAnsi="Liberation Serif" w:cs="Noto Sans Devanagari"/>
       <w:i/>
       <w:iCs/>
+      <w:kern w:val="2"/>
+      <w:lang w:val="en-US" w:eastAsia="zh-CN" w:bidi="hi-IN"/>
     </w:rPr>
   </w:style>
   <w:style w:type="paragraph" w:customStyle="1" w:styleId="Index">
@@ -1432,12 +2507,26 @@
     <w:qFormat/>
     <w:pPr>
       <w:suppressLineNumbers/>
+      <w:suppressAutoHyphens/>
     </w:pPr>
+    <w:rPr>
+      <w:rFonts w:ascii="Liberation Serif" w:eastAsia="Noto Serif CJK SC" w:hAnsi="Liberation Serif" w:cs="Noto Sans Devanagari"/>
+      <w:kern w:val="2"/>
+      <w:lang w:val="en-US" w:eastAsia="zh-CN" w:bidi="hi-IN"/>
+    </w:rPr>
   </w:style>
   <w:style w:type="paragraph" w:customStyle="1" w:styleId="HeaderandFooter">
     <w:name w:val="Header and Footer"/>
     <w:basedOn w:val="Normal"/>
     <w:qFormat/>
+    <w:pPr>
+      <w:suppressAutoHyphens/>
+    </w:pPr>
+    <w:rPr>
+      <w:rFonts w:ascii="Liberation Serif" w:eastAsia="Noto Serif CJK SC" w:hAnsi="Liberation Serif" w:cs="Noto Sans Devanagari"/>
+      <w:kern w:val="2"/>
+      <w:lang w:val="en-US" w:eastAsia="zh-CN" w:bidi="hi-IN"/>
+    </w:rPr>
   </w:style>
   <w:style w:type="paragraph" w:styleId="Footer">
     <w:name w:val="footer"/>
@@ -1447,7 +2536,46 @@
         <w:tab w:val="center" w:pos="4320"/>
         <w:tab w:val="right" w:pos="8640"/>
       </w:tabs>
+      <w:suppressAutoHyphens/>
     </w:pPr>
+    <w:rPr>
+      <w:rFonts w:ascii="Liberation Serif" w:eastAsia="Noto Serif CJK SC" w:hAnsi="Liberation Serif" w:cs="Noto Sans Devanagari"/>
+      <w:kern w:val="2"/>
+      <w:lang w:val="en-US" w:eastAsia="zh-CN" w:bidi="hi-IN"/>
+    </w:rPr>
+  </w:style>
+  <w:style w:type="paragraph" w:styleId="Revision">
+    <w:name w:val="Revision"/>
+    <w:hidden/>
+    <w:uiPriority w:val="99"/>
+    <w:semiHidden/>
+    <w:rsid w:val="008B41BB"/>
+    <w:pPr>
+      <w:suppressAutoHyphens w:val="0"/>
+    </w:pPr>
+    <w:rPr>
+      <w:rFonts w:cs="Mangal"/>
+      <w:sz w:val="24"/>
+      <w:szCs w:val="21"/>
+    </w:rPr>
+  </w:style>
+  <w:style w:type="paragraph" w:styleId="ListParagraph">
+    <w:name w:val="List Paragraph"/>
+    <w:basedOn w:val="Normal"/>
+    <w:uiPriority w:val="34"/>
+    <w:qFormat/>
+    <w:rsid w:val="005762F5"/>
+    <w:pPr>
+      <w:suppressAutoHyphens/>
+      <w:ind w:left="720"/>
+      <w:contextualSpacing/>
+    </w:pPr>
+    <w:rPr>
+      <w:rFonts w:ascii="Liberation Serif" w:eastAsia="Noto Serif CJK SC" w:hAnsi="Liberation Serif" w:cs="Mangal"/>
+      <w:kern w:val="2"/>
+      <w:szCs w:val="21"/>
+      <w:lang w:val="en-US" w:eastAsia="zh-CN" w:bidi="hi-IN"/>
+    </w:rPr>
   </w:style>
 </w:styles>
 </file>

--- a/StateOfPractice/MACREM-2026/SupportingDocuments/RecruitingScript.docx
+++ b/StateOfPractice/MACREM-2026/SupportingDocuments/RecruitingScript.docx
@@ -1,6 +1,6 @@
 
 <file path=word/document.xml><?xml version="1.0" encoding="utf-8"?>
-<w:document xmlns:wpc="http://schemas.microsoft.com/office/word/2010/wordprocessingCanvas" xmlns:cx="http://schemas.microsoft.com/office/drawing/2014/chartex" xmlns:cx1="http://schemas.microsoft.com/office/drawing/2015/9/8/chartex" xmlns:cx2="http://schemas.microsoft.com/office/drawing/2015/10/21/chartex" xmlns:cx3="http://schemas.microsoft.com/office/drawing/2016/5/9/chartex" xmlns:cx4="http://schemas.microsoft.com/office/drawing/2016/5/10/chartex" xmlns:cx5="http://schemas.microsoft.com/office/drawing/2016/5/11/chartex" xmlns:cx6="http://schemas.microsoft.com/office/drawing/2016/5/12/chartex" xmlns:cx7="http://schemas.microsoft.com/office/drawing/2016/5/13/chartex" xmlns:cx8="http://schemas.microsoft.com/office/drawing/2016/5/14/chartex" xmlns:mc="http://schemas.openxmlformats.org/markup-compatibility/2006" xmlns:aink="http://schemas.microsoft.com/office/drawing/2016/ink" xmlns:am3d="http://schemas.microsoft.com/office/drawing/2017/model3d" xmlns:o="urn:schemas-microsoft-com:office:office" xmlns:oel="http://schemas.microsoft.com/office/2019/extlst" xmlns:r="http://schemas.openxmlformats.org/officeDocument/2006/relationships" xmlns:m="http://schemas.openxmlformats.org/officeDocument/2006/math" xmlns:v="urn:schemas-microsoft-com:vml" xmlns:wp14="http://schemas.microsoft.com/office/word/2010/wordprocessingDrawing" xmlns:wp="http://schemas.openxmlformats.org/drawingml/2006/wordprocessingDrawing" xmlns:w10="urn:schemas-microsoft-com:office:word" xmlns:w="http://schemas.openxmlformats.org/wordprocessingml/2006/main" xmlns:w14="http://schemas.microsoft.com/office/word/2010/wordml" xmlns:w15="http://schemas.microsoft.com/office/word/2012/wordml" xmlns:w16cex="http://schemas.microsoft.com/office/word/2018/wordml/cex" xmlns:w16cid="http://schemas.microsoft.com/office/word/2016/wordml/cid" xmlns:w16="http://schemas.microsoft.com/office/word/2018/wordml" xmlns:w16du="http://schemas.microsoft.com/office/word/2023/wordml/word16du" xmlns:w16sdtdh="http://schemas.microsoft.com/office/word/2020/wordml/sdtdatahash" xmlns:w16sdtfl="http://schemas.microsoft.com/office/word/2024/wordml/sdtformatlock" xmlns:w16se="http://schemas.microsoft.com/office/word/2015/wordml/symex" xmlns:wpg="http://schemas.microsoft.com/office/word/2010/wordprocessingGroup" xmlns:wpi="http://schemas.microsoft.com/office/word/2010/wordprocessingInk" xmlns:wne="http://schemas.microsoft.com/office/word/2006/wordml" xmlns:wps="http://schemas.microsoft.com/office/word/2010/wordprocessingShape" mc:Ignorable="w14 w15 w16se w16cid w16 w16cex w16sdtdh w16sdtfl w16du wp14">
+<w:document xmlns:wpc="http://schemas.microsoft.com/office/word/2010/wordprocessingCanvas" xmlns:cx="http://schemas.microsoft.com/office/drawing/2014/chartex" xmlns:cx1="http://schemas.microsoft.com/office/drawing/2015/9/8/chartex" xmlns:cx2="http://schemas.microsoft.com/office/drawing/2015/10/21/chartex" xmlns:cx3="http://schemas.microsoft.com/office/drawing/2016/5/9/chartex" xmlns:cx4="http://schemas.microsoft.com/office/drawing/2016/5/10/chartex" xmlns:cx5="http://schemas.microsoft.com/office/drawing/2016/5/11/chartex" xmlns:cx6="http://schemas.microsoft.com/office/drawing/2016/5/12/chartex" xmlns:cx7="http://schemas.microsoft.com/office/drawing/2016/5/13/chartex" xmlns:cx8="http://schemas.microsoft.com/office/drawing/2016/5/14/chartex" xmlns:mc="http://schemas.openxmlformats.org/markup-compatibility/2006" xmlns:m="http://schemas.openxmlformats.org/officeDocument/2006/math" xmlns:aink="http://schemas.microsoft.com/office/drawing/2016/ink" xmlns:am3d="http://schemas.microsoft.com/office/drawing/2017/model3d" xmlns:oel="http://schemas.microsoft.com/office/2019/extlst" xmlns:r="http://schemas.openxmlformats.org/officeDocument/2006/relationships" xmlns:wp14="http://schemas.microsoft.com/office/word/2010/wordprocessingDrawing" xmlns:wp="http://schemas.openxmlformats.org/drawingml/2006/wordprocessingDrawing" xmlns:wpg="http://schemas.microsoft.com/office/word/2010/wordprocessingGroup" xmlns:wpi="http://schemas.microsoft.com/office/word/2010/wordprocessingInk" xmlns:wps="http://schemas.microsoft.com/office/word/2010/wordprocessingShape" xmlns:o="urn:schemas-microsoft-com:office:office" xmlns:v="urn:schemas-microsoft-com:vml" xmlns:w10="urn:schemas-microsoft-com:office:word" xmlns:w="http://schemas.openxmlformats.org/wordprocessingml/2006/main" xmlns:w14="http://schemas.microsoft.com/office/word/2010/wordml" xmlns:w15="http://schemas.microsoft.com/office/word/2012/wordml" xmlns:w16cex="http://schemas.microsoft.com/office/word/2018/wordml/cex" xmlns:w16cid="http://schemas.microsoft.com/office/word/2016/wordml/cid" xmlns:w16="http://schemas.microsoft.com/office/word/2018/wordml" xmlns:w16sdtdh="http://schemas.microsoft.com/office/word/2020/wordml/sdtdatahash" xmlns:w16sdtfl="http://schemas.microsoft.com/office/word/2024/wordml/sdtformatlock" xmlns:w16se="http://schemas.microsoft.com/office/word/2015/wordml/symex" xmlns:w16du="http://schemas.microsoft.com/office/word/2023/wordml/word16du" xmlns:wne="http://schemas.microsoft.com/office/word/2006/wordml" mc:Ignorable="w14 w15 w16se w16cid w16 w16cex w16sdtdh w16sdtfl w16du wp14">
   <w:body>
     <w:p>
       <w:pPr>
@@ -147,15 +147,13 @@
         </w:rPr>
         <w:t xml:space="preserve"> I am </w:t>
       </w:r>
-      <w:ins w:id="0" w:author="Spencer Smith" w:date="2026-06-14T16:38:00Z" w16du:dateUtc="2026-06-14T20:38:00Z">
-        <w:r>
-          <w:rPr>
-            <w:rFonts w:ascii="Arial" w:hAnsi="Arial" w:cs="Arial"/>
-            <w:sz w:val="20"/>
-          </w:rPr>
-          <w:t xml:space="preserve">{[For Ziyang] </w:t>
-        </w:r>
-      </w:ins>
+      <w:r>
+        <w:rPr>
+          <w:rFonts w:ascii="Arial" w:hAnsi="Arial" w:cs="Arial"/>
+          <w:sz w:val="20"/>
+        </w:rPr>
+        <w:t xml:space="preserve">{[For Ziyang] </w:t>
+      </w:r>
       <w:r>
         <w:rPr>
           <w:rFonts w:ascii="Arial" w:hAnsi="Arial" w:cs="Arial"/>
@@ -163,15 +161,13 @@
         </w:rPr>
         <w:t>completing as a requirement of the Master of Engineering degree</w:t>
       </w:r>
-      <w:ins w:id="1" w:author="Spencer Smith" w:date="2026-06-14T16:38:00Z" w16du:dateUtc="2026-06-14T20:38:00Z">
-        <w:r>
-          <w:rPr>
-            <w:rFonts w:ascii="Arial" w:hAnsi="Arial" w:cs="Arial"/>
-            <w:sz w:val="20"/>
-          </w:rPr>
-          <w:t xml:space="preserve"> [For Chris] assisting with}</w:t>
-        </w:r>
-      </w:ins>
+      <w:r>
+        <w:rPr>
+          <w:rFonts w:ascii="Arial" w:hAnsi="Arial" w:cs="Arial"/>
+          <w:sz w:val="20"/>
+        </w:rPr>
+        <w:t xml:space="preserve"> [For Chris] assisting with}</w:t>
+      </w:r>
       <w:r>
         <w:rPr>
           <w:rFonts w:ascii="Arial" w:hAnsi="Arial" w:cs="Arial"/>
@@ -183,29 +179,25 @@
     <w:p>
       <w:pPr>
         <w:rPr>
-          <w:ins w:id="2" w:author="Spencer Smith" w:date="2026-06-14T16:22:00Z" w16du:dateUtc="2026-06-14T20:22:00Z"/>
-          <w:rFonts w:ascii="Arial" w:hAnsi="Arial" w:cs="Arial"/>
-          <w:sz w:val="20"/>
-        </w:rPr>
-      </w:pPr>
-    </w:p>
-    <w:p>
-      <w:pPr>
-        <w:rPr>
-          <w:ins w:id="3" w:author="Spencer Smith" w:date="2026-06-14T16:22:00Z" w16du:dateUtc="2026-06-14T20:22:00Z"/>
-          <w:rFonts w:ascii="Arial" w:hAnsi="Arial" w:cs="Arial"/>
-          <w:sz w:val="20"/>
-        </w:rPr>
-      </w:pPr>
-      <w:ins w:id="4" w:author="Spencer Smith" w:date="2026-06-14T16:22:00Z" w16du:dateUtc="2026-06-14T20:22:00Z">
-        <w:r>
-          <w:rPr>
-            <w:rFonts w:ascii="Arial" w:hAnsi="Arial" w:cs="Arial"/>
-            <w:sz w:val="20"/>
-          </w:rPr>
-          <w:t>I located your name/email by visiting the website of {research software name}.</w:t>
-        </w:r>
-      </w:ins>
+          <w:rFonts w:ascii="Arial" w:hAnsi="Arial" w:cs="Arial"/>
+          <w:sz w:val="20"/>
+        </w:rPr>
+      </w:pPr>
+    </w:p>
+    <w:p>
+      <w:pPr>
+        <w:rPr>
+          <w:rFonts w:ascii="Arial" w:hAnsi="Arial" w:cs="Arial"/>
+          <w:sz w:val="20"/>
+        </w:rPr>
+      </w:pPr>
+      <w:r>
+        <w:rPr>
+          <w:rFonts w:ascii="Arial" w:hAnsi="Arial" w:cs="Arial"/>
+          <w:sz w:val="20"/>
+        </w:rPr>
+        <w:t>I located your name/email by visiting the website of {research software name}.</w:t>
+      </w:r>
     </w:p>
     <w:p>
       <w:pPr>
@@ -284,9 +276,13 @@
       <w:pPr>
         <w:rPr>
           <w:rFonts w:ascii="Arial" w:hAnsi="Arial" w:cs="Arial"/>
-          <w:sz w:val="20"/>
-          <w:rPrChange w:id="5" w:author="Spencer Smith" w:date="2026-06-11T23:05:00Z" w16du:dateUtc="2026-06-12T03:05:00Z">
-            <w:rPr/>
+          <w:color w:val="000000"/>
+          <w:sz w:val="20"/>
+          <w:rPrChange w:id="0" w:author="Spencer Smith" w:date="2026-06-18T22:12:00Z" w16du:dateUtc="2026-06-19T02:12:00Z">
+            <w:rPr>
+              <w:rFonts w:ascii="Arial" w:hAnsi="Arial" w:cs="Arial"/>
+              <w:sz w:val="20"/>
+            </w:rPr>
           </w:rPrChange>
         </w:rPr>
       </w:pPr>
@@ -297,130 +293,83 @@
         </w:rPr>
         <w:t xml:space="preserve">I have attached a copy of the letter of information with full details about the procedure of the research and potential benefits and risks. </w:t>
       </w:r>
-      <w:ins w:id="6" w:author="Spencer Smith" w:date="2026-06-14T16:17:00Z" w16du:dateUtc="2026-06-14T20:17:00Z">
-        <w:r>
-          <w:rPr>
-            <w:rFonts w:ascii="Arial" w:hAnsi="Arial" w:cs="Arial"/>
-            <w:sz w:val="20"/>
-          </w:rPr>
-          <w:t xml:space="preserve">With respect to risks, </w:t>
-        </w:r>
-      </w:ins>
-      <w:ins w:id="7" w:author="Spencer Smith" w:date="2026-06-11T23:04:00Z" w16du:dateUtc="2026-06-12T03:04:00Z">
-        <w:r>
-          <w:rPr>
-            <w:rFonts w:ascii="Arial" w:hAnsi="Arial" w:cs="Arial"/>
-            <w:sz w:val="20"/>
-          </w:rPr>
-          <w:t xml:space="preserve">the letter </w:t>
-        </w:r>
-      </w:ins>
-      <w:ins w:id="8" w:author="Spencer Smith" w:date="2026-06-14T16:17:00Z" w16du:dateUtc="2026-06-14T20:17:00Z">
-        <w:r>
-          <w:rPr>
-            <w:rFonts w:ascii="Arial" w:hAnsi="Arial" w:cs="Arial"/>
-            <w:sz w:val="20"/>
-          </w:rPr>
-          <w:t xml:space="preserve">highlights </w:t>
-        </w:r>
-      </w:ins>
-      <w:ins w:id="9" w:author="Spencer Smith" w:date="2026-06-14T16:16:00Z" w16du:dateUtc="2026-06-14T20:16:00Z">
-        <w:r>
-          <w:rPr>
-            <w:rFonts w:ascii="Arial" w:hAnsi="Arial" w:cs="Arial"/>
-            <w:sz w:val="20"/>
-          </w:rPr>
-          <w:t>that</w:t>
-        </w:r>
-      </w:ins>
-      <w:ins w:id="10" w:author="Spencer Smith" w:date="2026-06-11T23:05:00Z" w16du:dateUtc="2026-06-12T03:05:00Z">
-        <w:r>
-          <w:rPr>
-            <w:rFonts w:ascii="Arial" w:hAnsi="Arial" w:cs="Arial"/>
-            <w:sz w:val="20"/>
-          </w:rPr>
-          <w:t xml:space="preserve"> </w:t>
-        </w:r>
-      </w:ins>
-      <w:ins w:id="11" w:author="Spencer Smith" w:date="2026-06-14T16:16:00Z" w16du:dateUtc="2026-06-14T20:16:00Z">
-        <w:r>
-          <w:rPr>
-            <w:rFonts w:ascii="Arial" w:hAnsi="Arial" w:cs="Arial"/>
-            <w:sz w:val="20"/>
-          </w:rPr>
-          <w:t>y</w:t>
-        </w:r>
-      </w:ins>
-      <w:ins w:id="12" w:author="Spencer Smith" w:date="2026-06-14T16:15:00Z">
-        <w:r>
-          <w:rPr>
-            <w:rFonts w:ascii="Arial" w:hAnsi="Arial" w:cs="Arial"/>
-            <w:sz w:val="20"/>
-          </w:rPr>
-          <w:t>ou may feel uncomfortable or anxious if you perceive that your project is being scrutinized.</w:t>
-        </w:r>
-      </w:ins>
-      <w:ins w:id="13" w:author="Spencer Smith" w:date="2026-06-14T16:16:00Z" w16du:dateUtc="2026-06-14T20:16:00Z">
-        <w:r>
-          <w:rPr>
-            <w:rFonts w:ascii="Arial" w:hAnsi="Arial" w:cs="Arial"/>
-            <w:sz w:val="20"/>
-          </w:rPr>
-          <w:t xml:space="preserve">  </w:t>
-        </w:r>
-      </w:ins>
-      <w:ins w:id="14" w:author="Spencer Smith" w:date="2026-06-14T16:17:00Z" w16du:dateUtc="2026-06-14T20:17:00Z">
-        <w:r>
-          <w:rPr>
-            <w:rFonts w:ascii="Arial" w:hAnsi="Arial" w:cs="Arial"/>
-            <w:sz w:val="20"/>
-          </w:rPr>
-          <w:t>We also identify the</w:t>
-        </w:r>
-      </w:ins>
-      <w:ins w:id="15" w:author="Spencer Smith" w:date="2026-06-14T16:18:00Z" w16du:dateUtc="2026-06-14T20:18:00Z">
-        <w:r>
-          <w:rPr>
-            <w:rFonts w:ascii="Arial" w:hAnsi="Arial" w:cs="Arial"/>
-            <w:sz w:val="20"/>
-          </w:rPr>
-          <w:t xml:space="preserve"> risk of </w:t>
-        </w:r>
-      </w:ins>
-      <w:ins w:id="16" w:author="Spencer Smith" w:date="2026-06-11T22:55:00Z" w16du:dateUtc="2026-06-12T02:55:00Z">
-        <w:r>
-          <w:rPr>
-            <w:rFonts w:ascii="Arial" w:hAnsi="Arial" w:cs="Arial"/>
-            <w:sz w:val="20"/>
-          </w:rPr>
-          <w:t>maintaining the privacy of interviewed sole developers, or members from a small developer team,</w:t>
-        </w:r>
-      </w:ins>
-      <w:ins w:id="17" w:author="Spencer Smith" w:date="2026-06-11T23:05:00Z" w16du:dateUtc="2026-06-12T03:05:00Z">
-        <w:r>
-          <w:rPr>
-            <w:rFonts w:ascii="Arial" w:hAnsi="Arial" w:cs="Arial"/>
-            <w:sz w:val="20"/>
-          </w:rPr>
-          <w:t xml:space="preserve"> </w:t>
-        </w:r>
-      </w:ins>
-      <w:ins w:id="18" w:author="Spencer Smith" w:date="2026-06-11T22:55:00Z" w16du:dateUtc="2026-06-12T02:55:00Z">
-        <w:r>
-          <w:rPr>
-            <w:rFonts w:ascii="Arial" w:hAnsi="Arial" w:cs="Arial"/>
-            <w:sz w:val="20"/>
-          </w:rPr>
-          <w:t>since their identities can be inferred. The interviewee will have to accept this risk if they choose to be interviewed.</w:t>
-        </w:r>
-        <w:r>
-          <w:rPr>
-            <w:rFonts w:ascii="Arial" w:hAnsi="Arial" w:cs="Arial"/>
-            <w:sz w:val="20"/>
-          </w:rPr>
-          <w:t xml:space="preserve">  </w:t>
-        </w:r>
-      </w:ins>
+      <w:r>
+        <w:rPr>
+          <w:rFonts w:ascii="Arial" w:hAnsi="Arial" w:cs="Arial"/>
+          <w:sz w:val="20"/>
+        </w:rPr>
+        <w:t xml:space="preserve">With respect to risks, </w:t>
+      </w:r>
+      <w:r>
+        <w:rPr>
+          <w:rFonts w:ascii="Arial" w:hAnsi="Arial" w:cs="Arial"/>
+          <w:sz w:val="20"/>
+        </w:rPr>
+        <w:t xml:space="preserve">the letter </w:t>
+      </w:r>
+      <w:r>
+        <w:rPr>
+          <w:rFonts w:ascii="Arial" w:hAnsi="Arial" w:cs="Arial"/>
+          <w:sz w:val="20"/>
+        </w:rPr>
+        <w:t>highlights that</w:t>
+      </w:r>
+      <w:r>
+        <w:rPr>
+          <w:rFonts w:ascii="Arial" w:hAnsi="Arial" w:cs="Arial"/>
+          <w:sz w:val="20"/>
+        </w:rPr>
+        <w:t xml:space="preserve"> </w:t>
+      </w:r>
+      <w:r>
+        <w:rPr>
+          <w:rFonts w:ascii="Arial" w:hAnsi="Arial" w:cs="Arial"/>
+          <w:sz w:val="20"/>
+        </w:rPr>
+        <w:t>y</w:t>
+      </w:r>
+      <w:r>
+        <w:rPr>
+          <w:rFonts w:ascii="Arial" w:hAnsi="Arial" w:cs="Arial"/>
+          <w:sz w:val="20"/>
+        </w:rPr>
+        <w:t>ou may feel uncomfortable or anxious if you perceive that your project is being scrutinized.</w:t>
+      </w:r>
+      <w:r>
+        <w:rPr>
+          <w:rFonts w:ascii="Arial" w:hAnsi="Arial" w:cs="Arial"/>
+          <w:sz w:val="20"/>
+        </w:rPr>
+        <w:t xml:space="preserve">  We also identify the risk of </w:t>
+      </w:r>
+      <w:r>
+        <w:rPr>
+          <w:rFonts w:ascii="Arial" w:hAnsi="Arial" w:cs="Arial"/>
+          <w:sz w:val="20"/>
+        </w:rPr>
+        <w:t>maintaining the privacy of interviewed sole developers, or members from a small developer team,</w:t>
+      </w:r>
+      <w:r>
+        <w:rPr>
+          <w:rFonts w:ascii="Arial" w:hAnsi="Arial" w:cs="Arial"/>
+          <w:sz w:val="20"/>
+        </w:rPr>
+        <w:t xml:space="preserve"> </w:t>
+      </w:r>
+      <w:r>
+        <w:rPr>
+          <w:rFonts w:ascii="Arial" w:hAnsi="Arial" w:cs="Arial"/>
+          <w:sz w:val="20"/>
+        </w:rPr>
+        <w:t>since their identities can be inferred. The interviewee will have to accept this risk if they choose to be interviewed.</w:t>
+      </w:r>
+      <w:r>
+        <w:rPr>
+          <w:rFonts w:ascii="Arial" w:hAnsi="Arial" w:cs="Arial"/>
+          <w:sz w:val="20"/>
+        </w:rPr>
+        <w:t xml:space="preserve">  </w:t>
+      </w:r>
       <w:r>
         <w:rPr>
           <w:rFonts w:ascii="Arial" w:hAnsi="Arial" w:cs="Arial"/>
@@ -434,878 +383,488 @@
           <w:color w:val="000000"/>
           <w:sz w:val="20"/>
         </w:rPr>
-        <w:t xml:space="preserve">let me know </w:t>
-      </w:r>
-      <w:ins w:id="19" w:author="Spencer Smith" w:date="2026-06-12T10:27:00Z" w16du:dateUtc="2026-06-12T14:27:00Z">
+        <w:t>let me know</w:t>
+      </w:r>
+      <w:ins w:id="1" w:author="Spencer Smith" w:date="2026-06-18T22:12:00Z" w16du:dateUtc="2026-06-19T02:12:00Z">
         <w:r>
           <w:rPr>
             <w:rFonts w:ascii="Arial" w:hAnsi="Arial" w:cs="Arial"/>
             <w:color w:val="000000"/>
             <w:sz w:val="20"/>
           </w:rPr>
-          <w:t xml:space="preserve">that </w:t>
+          <w:t xml:space="preserve"> </w:t>
         </w:r>
       </w:ins>
-      <w:ins w:id="20" w:author="Spencer Smith" w:date="2026-06-12T10:25:00Z" w16du:dateUtc="2026-06-12T14:25:00Z">
+      <w:del w:id="2" w:author="Spencer Smith" w:date="2026-06-18T22:12:00Z" w16du:dateUtc="2026-06-19T02:12:00Z">
         <w:r>
           <w:rPr>
             <w:rFonts w:ascii="Arial" w:hAnsi="Arial" w:cs="Arial"/>
             <w:color w:val="000000"/>
             <w:sz w:val="20"/>
           </w:rPr>
-          <w:t xml:space="preserve">I have your consent </w:t>
-        </w:r>
-      </w:ins>
-      <w:r>
-        <w:rPr>
-          <w:rFonts w:ascii="Arial" w:hAnsi="Arial" w:cs="Arial"/>
-          <w:color w:val="000000"/>
-          <w:sz w:val="20"/>
-        </w:rPr>
-        <w:t xml:space="preserve">by responding to this email. </w:t>
-      </w:r>
-    </w:p>
-    <w:p>
-      <w:pPr>
-        <w:rPr>
-          <w:rFonts w:ascii="Arial" w:hAnsi="Arial" w:cs="Arial"/>
-          <w:sz w:val="20"/>
-        </w:rPr>
-      </w:pPr>
-    </w:p>
-    <w:p>
-      <w:r>
-        <w:rPr>
-          <w:rFonts w:ascii="Arial" w:hAnsi="Arial" w:cs="Arial"/>
-          <w:sz w:val="20"/>
-        </w:rPr>
-        <w:t xml:space="preserve">Your personal confidentiality would be maintained and all qualitative data that we gather will be aggregated among all participants prior to the release of our findings. </w:t>
-      </w:r>
-    </w:p>
-    <w:p>
-      <w:pPr>
-        <w:rPr>
-          <w:rFonts w:ascii="Arial" w:hAnsi="Arial" w:cs="Arial"/>
-          <w:sz w:val="20"/>
-        </w:rPr>
-      </w:pPr>
-    </w:p>
-    <w:p>
-      <w:r>
-        <w:rPr>
-          <w:rFonts w:ascii="Arial" w:hAnsi="Arial" w:cs="Arial"/>
-          <w:sz w:val="20"/>
-        </w:rPr>
-        <w:t xml:space="preserve">If you choose to participate in the study, please know that you can rescind your consent at any time prior to the analysis of our findings. </w:t>
-      </w:r>
-    </w:p>
-    <w:p>
-      <w:pPr>
-        <w:rPr>
-          <w:rFonts w:ascii="Arial" w:hAnsi="Arial" w:cs="Arial"/>
-          <w:sz w:val="20"/>
-        </w:rPr>
-      </w:pPr>
-    </w:p>
-    <w:p>
-      <w:r>
-        <w:rPr>
-          <w:rFonts w:ascii="Arial" w:hAnsi="Arial" w:cs="Arial"/>
-          <w:sz w:val="20"/>
-        </w:rPr>
-        <w:t xml:space="preserve">Please let me know if I should be sending this request to </w:t>
-      </w:r>
-      <w:r>
-        <w:rPr>
-          <w:rFonts w:ascii="Arial" w:hAnsi="Arial" w:cs="Arial"/>
-          <w:color w:val="000000"/>
-          <w:sz w:val="20"/>
-        </w:rPr>
-        <w:t>a different person or email account associated with</w:t>
-      </w:r>
-      <w:r>
-        <w:rPr>
-          <w:rFonts w:ascii="Arial" w:hAnsi="Arial" w:cs="Arial"/>
-          <w:sz w:val="20"/>
-        </w:rPr>
-        <w:t xml:space="preserve"> {software package name}.</w:t>
-      </w:r>
-    </w:p>
-    <w:p>
-      <w:pPr>
-        <w:rPr>
-          <w:rFonts w:ascii="Arial" w:hAnsi="Arial" w:cs="Arial"/>
-          <w:sz w:val="20"/>
-        </w:rPr>
-      </w:pPr>
-    </w:p>
-    <w:p>
-      <w:r>
-        <w:rPr>
-          <w:rFonts w:ascii="Arial" w:hAnsi="Arial" w:cs="Arial"/>
-          <w:sz w:val="20"/>
-        </w:rPr>
-        <w:t xml:space="preserve">Please let me know if you have any questions, I look forward to hearing from you. </w:t>
-      </w:r>
-    </w:p>
-    <w:p>
-      <w:pPr>
-        <w:rPr>
-          <w:rFonts w:ascii="Arial" w:hAnsi="Arial" w:cs="Arial"/>
-          <w:sz w:val="20"/>
-        </w:rPr>
-      </w:pPr>
-    </w:p>
-    <w:p>
-      <w:r>
-        <w:rPr>
-          <w:rFonts w:ascii="Arial" w:hAnsi="Arial" w:cs="Arial"/>
-          <w:sz w:val="20"/>
-        </w:rPr>
-        <w:t xml:space="preserve">I will send one follow-up email in </w:t>
-      </w:r>
-      <w:r>
-        <w:rPr>
-          <w:rFonts w:ascii="Arial" w:hAnsi="Arial" w:cs="Arial"/>
-          <w:color w:val="000000"/>
-          <w:sz w:val="20"/>
-        </w:rPr>
-        <w:t>two</w:t>
-      </w:r>
-      <w:r>
-        <w:rPr>
-          <w:rFonts w:ascii="Arial" w:hAnsi="Arial" w:cs="Arial"/>
-          <w:sz w:val="20"/>
-        </w:rPr>
-        <w:t xml:space="preserve"> weeks.</w:t>
-      </w:r>
-    </w:p>
-    <w:p>
-      <w:pPr>
-        <w:rPr>
-          <w:ins w:id="21" w:author="Spencer Smith" w:date="2026-06-12T11:46:00Z" w16du:dateUtc="2026-06-12T15:46:00Z"/>
-          <w:rFonts w:ascii="Arial" w:hAnsi="Arial" w:cs="Arial"/>
-          <w:sz w:val="20"/>
-        </w:rPr>
-      </w:pPr>
-    </w:p>
-    <w:p>
-      <w:pPr>
-        <w:suppressAutoHyphens/>
-        <w:rPr>
-          <w:ins w:id="22" w:author="Spencer Smith" w:date="2026-06-12T11:46:00Z"/>
-          <w:rFonts w:ascii="Arial" w:eastAsia="Noto Serif CJK SC" w:hAnsi="Arial" w:cs="Arial"/>
-          <w:kern w:val="2"/>
-          <w:sz w:val="20"/>
-          <w:lang w:eastAsia="zh-CN" w:bidi="hi-IN"/>
-        </w:rPr>
-      </w:pPr>
-      <w:ins w:id="23" w:author="Spencer Smith" w:date="2026-06-12T11:46:00Z">
-        <w:r>
-          <w:rPr>
-            <w:rFonts w:ascii="Arial" w:eastAsia="Noto Serif CJK SC" w:hAnsi="Arial" w:cs="Arial"/>
-            <w:kern w:val="2"/>
-            <w:sz w:val="20"/>
-            <w:lang w:eastAsia="zh-CN" w:bidi="hi-IN"/>
-          </w:rPr>
-          <w:t>This study has been reviewed by</w:t>
-        </w:r>
-      </w:ins>
-      <w:ins w:id="24" w:author="Spencer Smith" w:date="2026-06-12T11:46:00Z" w16du:dateUtc="2026-06-12T15:46:00Z">
-        <w:r>
-          <w:rPr>
-            <w:rFonts w:ascii="Arial" w:eastAsia="Noto Serif CJK SC" w:hAnsi="Arial" w:cs="Arial"/>
-            <w:kern w:val="2"/>
-            <w:sz w:val="20"/>
-            <w:lang w:eastAsia="zh-CN" w:bidi="hi-IN"/>
-          </w:rPr>
-          <w:t xml:space="preserve"> </w:t>
-        </w:r>
-      </w:ins>
-      <w:ins w:id="25" w:author="Spencer Smith" w:date="2026-06-12T11:46:00Z">
-        <w:r>
-          <w:rPr>
-            <w:rFonts w:ascii="Arial" w:eastAsia="Noto Serif CJK SC" w:hAnsi="Arial" w:cs="Arial"/>
-            <w:kern w:val="2"/>
-            <w:sz w:val="20"/>
-            <w:lang w:eastAsia="zh-CN" w:bidi="hi-IN"/>
-          </w:rPr>
-          <w:t>the McMaster Research Ethics Board and received ethics clearance under project</w:t>
-        </w:r>
-      </w:ins>
-      <w:ins w:id="26" w:author="Spencer Smith" w:date="2026-06-12T11:46:00Z" w16du:dateUtc="2026-06-12T15:46:00Z">
-        <w:r>
-          <w:rPr>
-            <w:rFonts w:ascii="Arial" w:eastAsia="Noto Serif CJK SC" w:hAnsi="Arial" w:cs="Arial"/>
-            <w:kern w:val="2"/>
-            <w:sz w:val="20"/>
-            <w:lang w:eastAsia="zh-CN" w:bidi="hi-IN"/>
-          </w:rPr>
-          <w:t xml:space="preserve"> </w:t>
-        </w:r>
-      </w:ins>
-      <w:ins w:id="27" w:author="Spencer Smith" w:date="2026-06-12T11:46:00Z">
-        <w:r>
-          <w:rPr>
-            <w:rFonts w:ascii="Arial" w:eastAsia="Noto Serif CJK SC" w:hAnsi="Arial" w:cs="Arial"/>
-            <w:kern w:val="2"/>
-            <w:sz w:val="20"/>
-            <w:lang w:eastAsia="zh-CN" w:bidi="hi-IN"/>
-          </w:rPr>
-          <w:t>8215. If you have concerns or questions about your rights as a participant or</w:t>
-        </w:r>
-      </w:ins>
-      <w:ins w:id="28" w:author="Spencer Smith" w:date="2026-06-12T11:46:00Z" w16du:dateUtc="2026-06-12T15:46:00Z">
-        <w:r>
-          <w:rPr>
-            <w:rFonts w:ascii="Arial" w:eastAsia="Noto Serif CJK SC" w:hAnsi="Arial" w:cs="Arial"/>
-            <w:kern w:val="2"/>
-            <w:sz w:val="20"/>
-            <w:lang w:eastAsia="zh-CN" w:bidi="hi-IN"/>
-          </w:rPr>
-          <w:t xml:space="preserve"> </w:t>
-        </w:r>
-      </w:ins>
-      <w:ins w:id="29" w:author="Spencer Smith" w:date="2026-06-12T11:46:00Z">
-        <w:r>
-          <w:rPr>
-            <w:rFonts w:ascii="Arial" w:eastAsia="Noto Serif CJK SC" w:hAnsi="Arial" w:cs="Arial"/>
-            <w:kern w:val="2"/>
-            <w:sz w:val="20"/>
-            <w:lang w:eastAsia="zh-CN" w:bidi="hi-IN"/>
-          </w:rPr>
-          <w:t>about the way the study is conducted, please contact McMaster Research Ethics</w:t>
-        </w:r>
-      </w:ins>
-      <w:ins w:id="30" w:author="Spencer Smith" w:date="2026-06-12T11:46:00Z" w16du:dateUtc="2026-06-12T15:46:00Z">
-        <w:r>
-          <w:rPr>
-            <w:rFonts w:ascii="Arial" w:eastAsia="Noto Serif CJK SC" w:hAnsi="Arial" w:cs="Arial"/>
-            <w:kern w:val="2"/>
-            <w:sz w:val="20"/>
-            <w:lang w:eastAsia="zh-CN" w:bidi="hi-IN"/>
-          </w:rPr>
-          <w:t xml:space="preserve"> </w:t>
-        </w:r>
-      </w:ins>
-      <w:ins w:id="31" w:author="Spencer Smith" w:date="2026-06-12T11:46:00Z">
-        <w:r>
-          <w:rPr>
-            <w:rFonts w:ascii="Arial" w:eastAsia="Noto Serif CJK SC" w:hAnsi="Arial" w:cs="Arial"/>
-            <w:kern w:val="2"/>
-            <w:sz w:val="20"/>
-            <w:lang w:eastAsia="zh-CN" w:bidi="hi-IN"/>
-          </w:rPr>
-          <w:t>Office by phone: (905) 525-9140 ext. 23142 or e-mail: mreb@mcmaster.ca.</w:t>
-        </w:r>
-      </w:ins>
-    </w:p>
-    <w:p>
-      <w:pPr>
-        <w:rPr>
-          <w:rFonts w:ascii="Arial" w:hAnsi="Arial" w:cs="Arial"/>
-          <w:sz w:val="20"/>
-        </w:rPr>
-      </w:pPr>
-    </w:p>
-    <w:p>
-      <w:pPr>
-        <w:rPr>
-          <w:del w:id="32" w:author="Spencer Smith" w:date="2026-06-12T11:47:00Z" w16du:dateUtc="2026-06-12T15:47:00Z"/>
-        </w:rPr>
-      </w:pPr>
-      <w:del w:id="33" w:author="Spencer Smith" w:date="2026-06-12T11:47:00Z" w16du:dateUtc="2026-06-12T15:47:00Z">
-        <w:r>
-          <w:rPr>
-            <w:rFonts w:ascii="Arial" w:hAnsi="Arial" w:cs="Arial"/>
-            <w:sz w:val="20"/>
-          </w:rPr>
-          <w:delText>This study has been reviewed and cleared by the McMaster Research Ethics Board.  If you any have concerns or questions about your rights as a participant or about the way the study is being conducted</w:delText>
+          <w:delText xml:space="preserve"> </w:delText>
         </w:r>
         <w:r>
           <w:rPr>
             <w:rFonts w:ascii="Arial" w:hAnsi="Arial" w:cs="Arial"/>
+            <w:color w:val="000000"/>
             <w:sz w:val="20"/>
           </w:rPr>
-          <w:delText>,</w:delText>
+          <w:delText xml:space="preserve">by </w:delText>
         </w:r>
         <w:r>
           <w:rPr>
             <w:rFonts w:ascii="Arial" w:hAnsi="Arial" w:cs="Arial"/>
+            <w:color w:val="000000"/>
             <w:sz w:val="20"/>
           </w:rPr>
-          <w:delText xml:space="preserve"> you can contact:</w:delText>
-        </w:r>
-      </w:del>
-    </w:p>
-    <w:p>
-      <w:pPr>
-        <w:rPr>
-          <w:del w:id="34" w:author="Spencer Smith" w:date="2026-06-12T11:47:00Z" w16du:dateUtc="2026-06-12T15:47:00Z"/>
-          <w:rFonts w:ascii="Arial" w:hAnsi="Arial" w:cs="Arial"/>
-          <w:sz w:val="20"/>
-        </w:rPr>
-      </w:pPr>
-    </w:p>
-    <w:p>
-      <w:pPr>
-        <w:rPr>
-          <w:del w:id="35" w:author="Spencer Smith" w:date="2026-06-12T11:47:00Z" w16du:dateUtc="2026-06-12T15:47:00Z"/>
-        </w:rPr>
-      </w:pPr>
-      <w:del w:id="36" w:author="Spencer Smith" w:date="2026-06-12T11:47:00Z" w16du:dateUtc="2026-06-12T15:47:00Z">
-        <w:r>
-          <w:rPr>
-            <w:rFonts w:ascii="Arial" w:hAnsi="Arial" w:cs="Arial"/>
-            <w:sz w:val="20"/>
-          </w:rPr>
-          <w:tab/>
+          <w:delText xml:space="preserve">that I have your consent </w:delText>
         </w:r>
         <w:r>
           <w:rPr>
             <w:rFonts w:ascii="Arial" w:hAnsi="Arial" w:cs="Arial"/>
+            <w:color w:val="000000"/>
             <w:sz w:val="20"/>
           </w:rPr>
-          <w:tab/>
+          <w:delText>by responding to this email</w:delText>
+        </w:r>
+      </w:del>
+      <w:ins w:id="3" w:author="Spencer Smith" w:date="2026-06-18T22:12:00Z" w16du:dateUtc="2026-06-19T02:12:00Z">
+        <w:r>
+          <w:rPr>
+            <w:rFonts w:ascii="Arial" w:hAnsi="Arial" w:cs="Arial"/>
+            <w:color w:val="000000"/>
+            <w:sz w:val="20"/>
+          </w:rPr>
+          <w:t>by responding to this email and stating that you want to participate in</w:t>
         </w:r>
         <w:r>
           <w:rPr>
             <w:rFonts w:ascii="Arial" w:hAnsi="Arial" w:cs="Arial"/>
+            <w:color w:val="000000"/>
             <w:sz w:val="20"/>
-          </w:rPr>
-          <w:tab/>
-        </w:r>
-        <w:r>
-          <w:rPr>
-            <w:rFonts w:ascii="Arial" w:hAnsi="Arial" w:cs="Arial"/>
-            <w:sz w:val="18"/>
-            <w:szCs w:val="18"/>
-          </w:rPr>
-          <w:delText xml:space="preserve">The McMaster Research Ethics Board Secretariat </w:delText>
-        </w:r>
-      </w:del>
-    </w:p>
-    <w:p>
-      <w:pPr>
-        <w:rPr>
-          <w:del w:id="37" w:author="Spencer Smith" w:date="2026-06-12T11:47:00Z" w16du:dateUtc="2026-06-12T15:47:00Z"/>
-          <w:rFonts w:ascii="Arial" w:hAnsi="Arial" w:cs="Arial"/>
-          <w:sz w:val="18"/>
-          <w:szCs w:val="18"/>
-        </w:rPr>
-      </w:pPr>
-      <w:del w:id="38" w:author="Spencer Smith" w:date="2026-06-12T11:47:00Z" w16du:dateUtc="2026-06-12T15:47:00Z">
-        <w:r>
-          <w:rPr>
-            <w:rFonts w:ascii="Arial" w:hAnsi="Arial" w:cs="Arial"/>
-            <w:sz w:val="18"/>
-            <w:szCs w:val="18"/>
-          </w:rPr>
-          <w:tab/>
-        </w:r>
-        <w:r>
-          <w:rPr>
-            <w:rFonts w:ascii="Arial" w:hAnsi="Arial" w:cs="Arial"/>
-            <w:sz w:val="18"/>
-            <w:szCs w:val="18"/>
-          </w:rPr>
-          <w:tab/>
-        </w:r>
-        <w:r>
-          <w:rPr>
-            <w:rFonts w:ascii="Arial" w:hAnsi="Arial" w:cs="Arial"/>
-            <w:sz w:val="18"/>
-            <w:szCs w:val="18"/>
-          </w:rPr>
-          <w:tab/>
-          <w:delText>Telephone: (</w:delText>
-        </w:r>
-        <w:bookmarkStart w:id="39" w:name="__DdeLink__6_983232114"/>
-        <w:r>
-          <w:rPr>
-            <w:rFonts w:ascii="Arial" w:hAnsi="Arial" w:cs="Arial"/>
-            <w:sz w:val="18"/>
-            <w:szCs w:val="18"/>
-          </w:rPr>
-          <w:delText>905) 525-9140</w:delText>
-        </w:r>
-        <w:bookmarkEnd w:id="39"/>
-        <w:r>
-          <w:rPr>
-            <w:rFonts w:ascii="Arial" w:hAnsi="Arial" w:cs="Arial"/>
-            <w:sz w:val="18"/>
-            <w:szCs w:val="18"/>
-          </w:rPr>
-          <w:delText xml:space="preserve"> ext. 23142</w:delText>
-        </w:r>
-      </w:del>
-    </w:p>
-    <w:p>
-      <w:pPr>
-        <w:rPr>
-          <w:del w:id="40" w:author="Spencer Smith" w:date="2026-06-12T11:47:00Z" w16du:dateUtc="2026-06-12T15:47:00Z"/>
-        </w:rPr>
-      </w:pPr>
-      <w:del w:id="41" w:author="Spencer Smith" w:date="2026-06-12T11:47:00Z" w16du:dateUtc="2026-06-12T15:47:00Z">
-        <w:r>
-          <w:rPr>
-            <w:rFonts w:ascii="Arial" w:hAnsi="Arial" w:cs="Arial"/>
-            <w:sz w:val="18"/>
-            <w:szCs w:val="18"/>
-          </w:rPr>
-          <w:tab/>
-        </w:r>
-        <w:r>
-          <w:rPr>
-            <w:rFonts w:ascii="Arial" w:hAnsi="Arial" w:cs="Arial"/>
-            <w:sz w:val="18"/>
-            <w:szCs w:val="18"/>
-          </w:rPr>
-          <w:tab/>
-        </w:r>
-        <w:r>
-          <w:rPr>
-            <w:rFonts w:ascii="Arial" w:hAnsi="Arial" w:cs="Arial"/>
-            <w:sz w:val="18"/>
-            <w:szCs w:val="18"/>
-          </w:rPr>
-          <w:tab/>
-          <w:delText>c/o Research Office for Administration, Development and Support (ROADS)</w:delText>
-        </w:r>
-      </w:del>
-    </w:p>
-    <w:p>
-      <w:pPr>
-        <w:rPr>
-          <w:del w:id="42" w:author="Spencer Smith" w:date="2026-06-12T11:47:00Z" w16du:dateUtc="2026-06-12T15:47:00Z"/>
-        </w:rPr>
-      </w:pPr>
-      <w:del w:id="43" w:author="Spencer Smith" w:date="2026-06-12T11:47:00Z" w16du:dateUtc="2026-06-12T15:47:00Z">
-        <w:r>
-          <w:rPr>
-            <w:rFonts w:ascii="Arial" w:hAnsi="Arial" w:cs="Arial"/>
-            <w:sz w:val="18"/>
-            <w:szCs w:val="18"/>
-          </w:rPr>
-          <w:tab/>
-        </w:r>
-        <w:r>
-          <w:rPr>
-            <w:rFonts w:ascii="Arial" w:hAnsi="Arial" w:cs="Arial"/>
-            <w:sz w:val="18"/>
-            <w:szCs w:val="18"/>
-          </w:rPr>
-          <w:tab/>
-        </w:r>
-        <w:r>
-          <w:rPr>
-            <w:rFonts w:ascii="Arial" w:hAnsi="Arial" w:cs="Arial"/>
-            <w:sz w:val="18"/>
-            <w:szCs w:val="18"/>
-          </w:rPr>
-          <w:tab/>
-        </w:r>
-        <w:r>
-          <w:rPr>
-            <w:rFonts w:ascii="Arial" w:hAnsi="Arial" w:cs="Arial"/>
-            <w:sz w:val="18"/>
-            <w:szCs w:val="18"/>
-            <w:lang w:val="it-IT"/>
-          </w:rPr>
-          <w:delText xml:space="preserve">E-mail: </w:delText>
-        </w:r>
-        <w:r>
-          <w:fldChar w:fldCharType="begin"/>
-        </w:r>
-        <w:r>
-          <w:delInstrText>HYPERLINK "mailto:ethicsoffice@mcmaster.ca" \h</w:delInstrText>
-        </w:r>
-        <w:r>
-          <w:fldChar w:fldCharType="separate"/>
-        </w:r>
-        <w:r>
-          <w:rPr>
-            <w:rStyle w:val="Hyperlink"/>
-            <w:rFonts w:ascii="Arial" w:hAnsi="Arial" w:cs="Arial"/>
-            <w:sz w:val="18"/>
-            <w:szCs w:val="18"/>
-            <w:lang w:val="it-IT"/>
-          </w:rPr>
-          <w:delText>ethicsoffice@mcmaster.ca</w:delText>
-        </w:r>
-        <w:r>
-          <w:fldChar w:fldCharType="end"/>
-        </w:r>
-        <w:r>
-          <w:rPr>
-            <w:rFonts w:ascii="Arial" w:hAnsi="Arial" w:cs="Arial"/>
-            <w:sz w:val="18"/>
-            <w:szCs w:val="18"/>
-            <w:lang w:val="it-IT"/>
-          </w:rPr>
-          <w:delText xml:space="preserve"> </w:delText>
-        </w:r>
-      </w:del>
-    </w:p>
-    <w:p>
-      <w:pPr>
-        <w:rPr>
-          <w:ins w:id="44" w:author="Spencer Smith" w:date="2026-06-12T11:36:00Z" w16du:dateUtc="2026-06-12T15:36:00Z"/>
-          <w:rFonts w:ascii="Arial" w:hAnsi="Arial" w:cs="Arial"/>
-          <w:sz w:val="18"/>
-          <w:szCs w:val="18"/>
-          <w:lang w:val="it-IT"/>
-        </w:rPr>
-      </w:pPr>
-    </w:p>
-    <w:p>
-      <w:pPr>
-        <w:rPr>
-          <w:ins w:id="45" w:author="Spencer Smith" w:date="2026-06-12T11:37:00Z" w16du:dateUtc="2026-06-12T15:37:00Z"/>
-          <w:rFonts w:ascii="Arial" w:hAnsi="Arial" w:cs="Arial"/>
-          <w:sz w:val="18"/>
-          <w:szCs w:val="18"/>
-          <w:lang w:val="it-IT"/>
-        </w:rPr>
-      </w:pPr>
-      <w:ins w:id="46" w:author="Spencer Smith" w:date="2026-06-12T11:36:00Z" w16du:dateUtc="2026-06-12T15:36:00Z">
-        <w:r>
-          <w:rPr>
-            <w:rFonts w:ascii="Arial" w:hAnsi="Arial" w:cs="Arial"/>
-            <w:sz w:val="18"/>
-            <w:szCs w:val="18"/>
-            <w:lang w:val="it-IT"/>
-          </w:rPr>
-          <w:t xml:space="preserve">By </w:t>
-        </w:r>
-        <w:proofErr w:type="spellStart"/>
-        <w:r>
-          <w:rPr>
-            <w:rFonts w:ascii="Arial" w:hAnsi="Arial" w:cs="Arial"/>
-            <w:sz w:val="18"/>
-            <w:szCs w:val="18"/>
-            <w:lang w:val="it-IT"/>
-          </w:rPr>
-          <w:t>replying</w:t>
-        </w:r>
-        <w:proofErr w:type="spellEnd"/>
-        <w:r>
-          <w:rPr>
-            <w:rFonts w:ascii="Arial" w:hAnsi="Arial" w:cs="Arial"/>
-            <w:sz w:val="18"/>
-            <w:szCs w:val="18"/>
-            <w:lang w:val="it-IT"/>
-          </w:rPr>
-          <w:t xml:space="preserve"> to </w:t>
-        </w:r>
-        <w:proofErr w:type="spellStart"/>
-        <w:r>
-          <w:rPr>
-            <w:rFonts w:ascii="Arial" w:hAnsi="Arial" w:cs="Arial"/>
-            <w:sz w:val="18"/>
-            <w:szCs w:val="18"/>
-            <w:lang w:val="it-IT"/>
-          </w:rPr>
-          <w:t>this</w:t>
-        </w:r>
-        <w:proofErr w:type="spellEnd"/>
-        <w:r>
-          <w:rPr>
-            <w:rFonts w:ascii="Arial" w:hAnsi="Arial" w:cs="Arial"/>
-            <w:sz w:val="18"/>
-            <w:szCs w:val="18"/>
-            <w:lang w:val="it-IT"/>
-          </w:rPr>
-          <w:t xml:space="preserve"> </w:t>
-        </w:r>
-        <w:proofErr w:type="gramStart"/>
-        <w:r>
-          <w:rPr>
-            <w:rFonts w:ascii="Arial" w:hAnsi="Arial" w:cs="Arial"/>
-            <w:sz w:val="18"/>
-            <w:szCs w:val="18"/>
-            <w:lang w:val="it-IT"/>
-          </w:rPr>
-          <w:t>email</w:t>
-        </w:r>
-        <w:proofErr w:type="gramEnd"/>
-        <w:r>
-          <w:rPr>
-            <w:rFonts w:ascii="Arial" w:hAnsi="Arial" w:cs="Arial"/>
-            <w:sz w:val="18"/>
-            <w:szCs w:val="18"/>
-            <w:lang w:val="it-IT"/>
-          </w:rPr>
-          <w:t xml:space="preserve"> and </w:t>
-        </w:r>
-        <w:proofErr w:type="spellStart"/>
-        <w:r>
-          <w:rPr>
-            <w:rFonts w:ascii="Arial" w:hAnsi="Arial" w:cs="Arial"/>
-            <w:sz w:val="18"/>
-            <w:szCs w:val="18"/>
-            <w:lang w:val="it-IT"/>
-          </w:rPr>
-          <w:t>agree</w:t>
-        </w:r>
-      </w:ins>
-      <w:ins w:id="47" w:author="Spencer Smith" w:date="2026-06-12T11:37:00Z" w16du:dateUtc="2026-06-12T15:37:00Z">
-        <w:r>
-          <w:rPr>
-            <w:rFonts w:ascii="Arial" w:hAnsi="Arial" w:cs="Arial"/>
-            <w:sz w:val="18"/>
-            <w:szCs w:val="18"/>
-            <w:lang w:val="it-IT"/>
-          </w:rPr>
-          <w:t>ing</w:t>
-        </w:r>
-        <w:proofErr w:type="spellEnd"/>
-        <w:r>
-          <w:rPr>
-            <w:rFonts w:ascii="Arial" w:hAnsi="Arial" w:cs="Arial"/>
-            <w:sz w:val="18"/>
-            <w:szCs w:val="18"/>
-            <w:lang w:val="it-IT"/>
-          </w:rPr>
-          <w:t xml:space="preserve"> to participate</w:t>
-        </w:r>
-      </w:ins>
-      <w:ins w:id="48" w:author="Spencer Smith" w:date="2026-06-12T11:38:00Z" w16du:dateUtc="2026-06-12T15:38:00Z">
-        <w:r>
-          <w:rPr>
-            <w:rFonts w:ascii="Arial" w:hAnsi="Arial" w:cs="Arial"/>
-            <w:sz w:val="18"/>
-            <w:szCs w:val="18"/>
-            <w:lang w:val="it-IT"/>
-          </w:rPr>
-          <w:t>,</w:t>
-        </w:r>
-      </w:ins>
-      <w:ins w:id="49" w:author="Spencer Smith" w:date="2026-06-12T11:37:00Z" w16du:dateUtc="2026-06-12T15:37:00Z">
-        <w:r>
-          <w:rPr>
-            <w:rFonts w:ascii="Arial" w:hAnsi="Arial" w:cs="Arial"/>
-            <w:sz w:val="18"/>
-            <w:szCs w:val="18"/>
-            <w:lang w:val="it-IT"/>
-          </w:rPr>
-          <w:t xml:space="preserve"> </w:t>
-        </w:r>
-        <w:proofErr w:type="spellStart"/>
-        <w:r>
-          <w:rPr>
-            <w:rFonts w:ascii="Arial" w:hAnsi="Arial" w:cs="Arial"/>
-            <w:sz w:val="18"/>
-            <w:szCs w:val="18"/>
-            <w:lang w:val="it-IT"/>
-          </w:rPr>
-          <w:t>you</w:t>
-        </w:r>
-        <w:proofErr w:type="spellEnd"/>
-        <w:r>
-          <w:rPr>
-            <w:rFonts w:ascii="Arial" w:hAnsi="Arial" w:cs="Arial"/>
-            <w:sz w:val="18"/>
-            <w:szCs w:val="18"/>
-            <w:lang w:val="it-IT"/>
-          </w:rPr>
-          <w:t xml:space="preserve"> are </w:t>
-        </w:r>
-        <w:proofErr w:type="spellStart"/>
-        <w:r>
-          <w:rPr>
-            <w:rFonts w:ascii="Arial" w:hAnsi="Arial" w:cs="Arial"/>
-            <w:sz w:val="18"/>
-            <w:szCs w:val="18"/>
-            <w:lang w:val="it-IT"/>
-          </w:rPr>
-          <w:t>affirming</w:t>
-        </w:r>
-        <w:proofErr w:type="spellEnd"/>
-        <w:r>
-          <w:rPr>
-            <w:rFonts w:ascii="Arial" w:hAnsi="Arial" w:cs="Arial"/>
-            <w:sz w:val="18"/>
-            <w:szCs w:val="18"/>
-            <w:lang w:val="it-IT"/>
-          </w:rPr>
-          <w:t xml:space="preserve"> the following:</w:t>
-        </w:r>
-      </w:ins>
-    </w:p>
-    <w:p>
-      <w:pPr>
-        <w:rPr>
-          <w:ins w:id="50" w:author="Spencer Smith" w:date="2026-06-12T11:37:00Z" w16du:dateUtc="2026-06-12T15:37:00Z"/>
-          <w:rFonts w:ascii="Arial" w:hAnsi="Arial" w:cs="Arial"/>
-          <w:sz w:val="18"/>
-          <w:szCs w:val="18"/>
-          <w:lang w:val="it-IT"/>
-        </w:rPr>
-      </w:pPr>
-    </w:p>
-    <w:p>
-      <w:pPr>
-        <w:pStyle w:val="ListParagraph"/>
-        <w:numPr>
-          <w:ilvl w:val="0"/>
-          <w:numId w:val="1"/>
-        </w:numPr>
-        <w:rPr>
-          <w:ins w:id="51" w:author="Spencer Smith" w:date="2026-06-12T11:39:00Z" w16du:dateUtc="2026-06-12T15:39:00Z"/>
-          <w:rFonts w:ascii="Arial" w:hAnsi="Arial" w:cs="Arial"/>
-          <w:sz w:val="18"/>
-          <w:szCs w:val="18"/>
-          <w:lang w:val="en-CA"/>
-        </w:rPr>
-      </w:pPr>
-      <w:ins w:id="52" w:author="Spencer Smith" w:date="2026-06-12T11:38:00Z" w16du:dateUtc="2026-06-12T15:38:00Z">
-        <w:r>
-          <w:rPr>
-            <w:rFonts w:ascii="Arial" w:hAnsi="Arial" w:cs="Arial"/>
-            <w:sz w:val="18"/>
-            <w:szCs w:val="18"/>
-            <w:lang w:val="it-IT"/>
-          </w:rPr>
-          <w:lastRenderedPageBreak/>
-          <w:t xml:space="preserve">I </w:t>
-        </w:r>
-        <w:proofErr w:type="spellStart"/>
-        <w:r>
-          <w:rPr>
-            <w:rFonts w:ascii="Arial" w:hAnsi="Arial" w:cs="Arial"/>
-            <w:sz w:val="18"/>
-            <w:szCs w:val="18"/>
-            <w:lang w:val="it-IT"/>
-          </w:rPr>
-          <w:t>have</w:t>
-        </w:r>
-        <w:proofErr w:type="spellEnd"/>
-        <w:r>
-          <w:rPr>
-            <w:rFonts w:ascii="Arial" w:hAnsi="Arial" w:cs="Arial"/>
-            <w:sz w:val="18"/>
-            <w:szCs w:val="18"/>
-            <w:lang w:val="it-IT"/>
-          </w:rPr>
-          <w:t xml:space="preserve"> </w:t>
-        </w:r>
-      </w:ins>
-      <w:ins w:id="53" w:author="Spencer Smith" w:date="2026-06-12T11:38:00Z">
-        <w:r>
-          <w:rPr>
-            <w:rFonts w:ascii="Arial" w:hAnsi="Arial" w:cs="Arial"/>
-            <w:sz w:val="18"/>
-            <w:szCs w:val="18"/>
-            <w:lang w:val="en-CA"/>
-          </w:rPr>
-          <w:t>I have read the information presented in the information letter about a</w:t>
-        </w:r>
-      </w:ins>
-      <w:ins w:id="54" w:author="Spencer Smith" w:date="2026-06-12T11:39:00Z" w16du:dateUtc="2026-06-12T15:39:00Z">
-        <w:r>
-          <w:rPr>
-            <w:rFonts w:ascii="Arial" w:hAnsi="Arial" w:cs="Arial"/>
-            <w:sz w:val="18"/>
-            <w:szCs w:val="18"/>
-            <w:lang w:val="en-CA"/>
-          </w:rPr>
-          <w:t xml:space="preserve"> </w:t>
-        </w:r>
-      </w:ins>
-      <w:ins w:id="55" w:author="Spencer Smith" w:date="2026-06-12T11:38:00Z">
-        <w:r>
-          <w:rPr>
-            <w:rFonts w:ascii="Arial" w:hAnsi="Arial" w:cs="Arial"/>
-            <w:sz w:val="18"/>
-            <w:szCs w:val="18"/>
-            <w:lang w:val="en-CA"/>
-            <w:rPrChange w:id="56" w:author="Spencer Smith" w:date="2026-06-12T11:39:00Z" w16du:dateUtc="2026-06-12T15:39:00Z">
-              <w:rPr>
-                <w:lang w:val="en-CA"/>
-              </w:rPr>
-            </w:rPrChange>
-          </w:rPr>
-          <w:t>study being conducted by</w:t>
-        </w:r>
-      </w:ins>
-      <w:ins w:id="57" w:author="Spencer Smith" w:date="2026-06-12T11:41:00Z" w16du:dateUtc="2026-06-12T15:41:00Z">
-        <w:r>
-          <w:rPr>
-            <w:rFonts w:ascii="Arial" w:hAnsi="Arial" w:cs="Arial"/>
-            <w:sz w:val="18"/>
-            <w:szCs w:val="18"/>
-            <w:lang w:val="en-CA"/>
-          </w:rPr>
-          <w:t xml:space="preserve"> Spencer Smith, Christopher Schankula and Ziyang Fang</w:t>
-        </w:r>
-      </w:ins>
-      <w:ins w:id="58" w:author="Spencer Smith" w:date="2026-06-12T11:38:00Z">
-        <w:r>
-          <w:rPr>
-            <w:rFonts w:ascii="Arial" w:hAnsi="Arial" w:cs="Arial"/>
-            <w:sz w:val="18"/>
-            <w:szCs w:val="18"/>
-            <w:lang w:val="en-CA"/>
-            <w:rPrChange w:id="59" w:author="Spencer Smith" w:date="2026-06-12T11:39:00Z" w16du:dateUtc="2026-06-12T15:39:00Z">
-              <w:rPr>
-                <w:lang w:val="en-CA"/>
-              </w:rPr>
-            </w:rPrChange>
-          </w:rPr>
-          <w:t xml:space="preserve"> of McMaster University. </w:t>
-        </w:r>
-      </w:ins>
-    </w:p>
-    <w:p>
-      <w:pPr>
-        <w:pStyle w:val="ListParagraph"/>
-        <w:numPr>
-          <w:ilvl w:val="0"/>
-          <w:numId w:val="1"/>
-        </w:numPr>
-        <w:rPr>
-          <w:ins w:id="60" w:author="Spencer Smith" w:date="2026-06-12T11:39:00Z" w16du:dateUtc="2026-06-12T15:39:00Z"/>
-          <w:rFonts w:ascii="Arial" w:hAnsi="Arial" w:cs="Arial"/>
-          <w:sz w:val="18"/>
-          <w:szCs w:val="18"/>
-          <w:lang w:val="en-CA"/>
-        </w:rPr>
-      </w:pPr>
-      <w:ins w:id="61" w:author="Spencer Smith" w:date="2026-06-12T11:39:00Z" w16du:dateUtc="2026-06-12T15:39:00Z">
-        <w:r>
-          <w:rPr>
-            <w:rFonts w:ascii="Arial" w:hAnsi="Arial" w:cs="Arial"/>
-            <w:sz w:val="18"/>
-            <w:szCs w:val="18"/>
-            <w:lang w:val="en-CA"/>
-          </w:rPr>
-          <w:t>I have had the opportunity to ask questions about my involvement in this</w:t>
-        </w:r>
-        <w:r>
-          <w:rPr>
-            <w:rFonts w:ascii="Arial" w:hAnsi="Arial" w:cs="Arial"/>
-            <w:sz w:val="18"/>
-            <w:szCs w:val="18"/>
-            <w:lang w:val="en-CA"/>
           </w:rPr>
           <w:t xml:space="preserve"> </w:t>
         </w:r>
         <w:r>
           <w:rPr>
             <w:rFonts w:ascii="Arial" w:hAnsi="Arial" w:cs="Arial"/>
-            <w:sz w:val="18"/>
-            <w:szCs w:val="18"/>
-            <w:lang w:val="en-CA"/>
-            <w:rPrChange w:id="62" w:author="Spencer Smith" w:date="2026-06-12T11:39:00Z" w16du:dateUtc="2026-06-12T15:39:00Z">
-              <w:rPr>
-                <w:lang w:val="en-CA"/>
-              </w:rPr>
-            </w:rPrChange>
+            <w:color w:val="000000"/>
+            <w:sz w:val="20"/>
           </w:rPr>
-          <w:t>study and to receive additional details I requested.</w:t>
+          <w:t>the study. Also, if you have any questions</w:t>
+        </w:r>
+        <w:r>
+          <w:rPr>
+            <w:rFonts w:ascii="Arial" w:hAnsi="Arial" w:cs="Arial"/>
+            <w:color w:val="000000"/>
+            <w:sz w:val="20"/>
+          </w:rPr>
+          <w:t xml:space="preserve"> that</w:t>
+        </w:r>
+        <w:r>
+          <w:rPr>
+            <w:rFonts w:ascii="Arial" w:hAnsi="Arial" w:cs="Arial"/>
+            <w:color w:val="000000"/>
+            <w:sz w:val="20"/>
+          </w:rPr>
+          <w:t xml:space="preserve"> you wanted answered before deciding</w:t>
+        </w:r>
+        <w:r>
+          <w:rPr>
+            <w:rFonts w:ascii="Arial" w:hAnsi="Arial" w:cs="Arial"/>
+            <w:color w:val="000000"/>
+            <w:sz w:val="20"/>
+          </w:rPr>
+          <w:t xml:space="preserve"> </w:t>
+        </w:r>
+        <w:r>
+          <w:rPr>
+            <w:rFonts w:ascii="Arial" w:hAnsi="Arial" w:cs="Arial"/>
+            <w:color w:val="000000"/>
+            <w:sz w:val="20"/>
+          </w:rPr>
+          <w:t>to participate, please let us know</w:t>
         </w:r>
       </w:ins>
+      <w:r>
+        <w:rPr>
+          <w:rFonts w:ascii="Arial" w:hAnsi="Arial" w:cs="Arial"/>
+          <w:color w:val="000000"/>
+          <w:sz w:val="20"/>
+        </w:rPr>
+        <w:t xml:space="preserve">. </w:t>
+      </w:r>
+    </w:p>
+    <w:p>
+      <w:pPr>
+        <w:rPr>
+          <w:rFonts w:ascii="Arial" w:hAnsi="Arial" w:cs="Arial"/>
+          <w:sz w:val="20"/>
+        </w:rPr>
+      </w:pPr>
+    </w:p>
+    <w:p>
+      <w:r>
+        <w:rPr>
+          <w:rFonts w:ascii="Arial" w:hAnsi="Arial" w:cs="Arial"/>
+          <w:sz w:val="20"/>
+        </w:rPr>
+        <w:t xml:space="preserve">Your personal confidentiality would be maintained and all qualitative data that we gather will be aggregated among all participants prior to the release of our findings. </w:t>
+      </w:r>
+    </w:p>
+    <w:p>
+      <w:pPr>
+        <w:rPr>
+          <w:rFonts w:ascii="Arial" w:hAnsi="Arial" w:cs="Arial"/>
+          <w:sz w:val="20"/>
+        </w:rPr>
+      </w:pPr>
+    </w:p>
+    <w:p>
+      <w:r>
+        <w:rPr>
+          <w:rFonts w:ascii="Arial" w:hAnsi="Arial" w:cs="Arial"/>
+          <w:sz w:val="20"/>
+        </w:rPr>
+        <w:t xml:space="preserve">If you choose to participate in the study, please know that you can rescind your consent at any time prior to the analysis of our findings. </w:t>
+      </w:r>
+    </w:p>
+    <w:p>
+      <w:pPr>
+        <w:rPr>
+          <w:rFonts w:ascii="Arial" w:hAnsi="Arial" w:cs="Arial"/>
+          <w:sz w:val="20"/>
+        </w:rPr>
+      </w:pPr>
+    </w:p>
+    <w:p>
+      <w:r>
+        <w:rPr>
+          <w:rFonts w:ascii="Arial" w:hAnsi="Arial" w:cs="Arial"/>
+          <w:sz w:val="20"/>
+        </w:rPr>
+        <w:t xml:space="preserve">Please let me know if I should be sending this request to </w:t>
+      </w:r>
+      <w:r>
+        <w:rPr>
+          <w:rFonts w:ascii="Arial" w:hAnsi="Arial" w:cs="Arial"/>
+          <w:color w:val="000000"/>
+          <w:sz w:val="20"/>
+        </w:rPr>
+        <w:t>a different person or email account associated with</w:t>
+      </w:r>
+      <w:r>
+        <w:rPr>
+          <w:rFonts w:ascii="Arial" w:hAnsi="Arial" w:cs="Arial"/>
+          <w:sz w:val="20"/>
+        </w:rPr>
+        <w:t xml:space="preserve"> {software package name}.</w:t>
+      </w:r>
+    </w:p>
+    <w:p>
+      <w:pPr>
+        <w:rPr>
+          <w:rFonts w:ascii="Arial" w:hAnsi="Arial" w:cs="Arial"/>
+          <w:sz w:val="20"/>
+        </w:rPr>
+      </w:pPr>
+    </w:p>
+    <w:p>
+      <w:r>
+        <w:rPr>
+          <w:rFonts w:ascii="Arial" w:hAnsi="Arial" w:cs="Arial"/>
+          <w:sz w:val="20"/>
+        </w:rPr>
+        <w:t xml:space="preserve">Please let me know if you have any questions, I look forward to hearing from you. </w:t>
+      </w:r>
+    </w:p>
+    <w:p>
+      <w:pPr>
+        <w:rPr>
+          <w:rFonts w:ascii="Arial" w:hAnsi="Arial" w:cs="Arial"/>
+          <w:sz w:val="20"/>
+        </w:rPr>
+      </w:pPr>
+    </w:p>
+    <w:p>
+      <w:r>
+        <w:rPr>
+          <w:rFonts w:ascii="Arial" w:hAnsi="Arial" w:cs="Arial"/>
+          <w:sz w:val="20"/>
+        </w:rPr>
+        <w:t xml:space="preserve">I will send one follow-up email in </w:t>
+      </w:r>
+      <w:r>
+        <w:rPr>
+          <w:rFonts w:ascii="Arial" w:hAnsi="Arial" w:cs="Arial"/>
+          <w:color w:val="000000"/>
+          <w:sz w:val="20"/>
+        </w:rPr>
+        <w:t>two</w:t>
+      </w:r>
+      <w:r>
+        <w:rPr>
+          <w:rFonts w:ascii="Arial" w:hAnsi="Arial" w:cs="Arial"/>
+          <w:sz w:val="20"/>
+        </w:rPr>
+        <w:t xml:space="preserve"> weeks.</w:t>
+      </w:r>
+    </w:p>
+    <w:p>
+      <w:pPr>
+        <w:rPr>
+          <w:rFonts w:ascii="Arial" w:hAnsi="Arial" w:cs="Arial"/>
+          <w:sz w:val="20"/>
+        </w:rPr>
+      </w:pPr>
+    </w:p>
+    <w:p>
+      <w:pPr>
+        <w:suppressAutoHyphens/>
+        <w:rPr>
+          <w:rFonts w:ascii="Arial" w:eastAsia="Noto Serif CJK SC" w:hAnsi="Arial" w:cs="Arial"/>
+          <w:kern w:val="2"/>
+          <w:sz w:val="20"/>
+          <w:lang w:eastAsia="zh-CN" w:bidi="hi-IN"/>
+        </w:rPr>
+      </w:pPr>
+      <w:r>
+        <w:rPr>
+          <w:rFonts w:ascii="Arial" w:eastAsia="Noto Serif CJK SC" w:hAnsi="Arial" w:cs="Arial"/>
+          <w:kern w:val="2"/>
+          <w:sz w:val="20"/>
+          <w:lang w:eastAsia="zh-CN" w:bidi="hi-IN"/>
+        </w:rPr>
+        <w:t>This study has been reviewed by</w:t>
+      </w:r>
+      <w:r>
+        <w:rPr>
+          <w:rFonts w:ascii="Arial" w:eastAsia="Noto Serif CJK SC" w:hAnsi="Arial" w:cs="Arial"/>
+          <w:kern w:val="2"/>
+          <w:sz w:val="20"/>
+          <w:lang w:eastAsia="zh-CN" w:bidi="hi-IN"/>
+        </w:rPr>
+        <w:t xml:space="preserve"> </w:t>
+      </w:r>
+      <w:r>
+        <w:rPr>
+          <w:rFonts w:ascii="Arial" w:eastAsia="Noto Serif CJK SC" w:hAnsi="Arial" w:cs="Arial"/>
+          <w:kern w:val="2"/>
+          <w:sz w:val="20"/>
+          <w:lang w:eastAsia="zh-CN" w:bidi="hi-IN"/>
+        </w:rPr>
+        <w:t>the McMaster Research Ethics Board and received ethics clearance under project</w:t>
+      </w:r>
+      <w:r>
+        <w:rPr>
+          <w:rFonts w:ascii="Arial" w:eastAsia="Noto Serif CJK SC" w:hAnsi="Arial" w:cs="Arial"/>
+          <w:kern w:val="2"/>
+          <w:sz w:val="20"/>
+          <w:lang w:eastAsia="zh-CN" w:bidi="hi-IN"/>
+        </w:rPr>
+        <w:t xml:space="preserve"> </w:t>
+      </w:r>
+      <w:r>
+        <w:rPr>
+          <w:rFonts w:ascii="Arial" w:eastAsia="Noto Serif CJK SC" w:hAnsi="Arial" w:cs="Arial"/>
+          <w:kern w:val="2"/>
+          <w:sz w:val="20"/>
+          <w:lang w:eastAsia="zh-CN" w:bidi="hi-IN"/>
+        </w:rPr>
+        <w:t>8215. If you have concerns or questions about your rights as a participant or</w:t>
+      </w:r>
+      <w:r>
+        <w:rPr>
+          <w:rFonts w:ascii="Arial" w:eastAsia="Noto Serif CJK SC" w:hAnsi="Arial" w:cs="Arial"/>
+          <w:kern w:val="2"/>
+          <w:sz w:val="20"/>
+          <w:lang w:eastAsia="zh-CN" w:bidi="hi-IN"/>
+        </w:rPr>
+        <w:t xml:space="preserve"> </w:t>
+      </w:r>
+      <w:r>
+        <w:rPr>
+          <w:rFonts w:ascii="Arial" w:eastAsia="Noto Serif CJK SC" w:hAnsi="Arial" w:cs="Arial"/>
+          <w:kern w:val="2"/>
+          <w:sz w:val="20"/>
+          <w:lang w:eastAsia="zh-CN" w:bidi="hi-IN"/>
+        </w:rPr>
+        <w:t>about the way the study is conducted, please contact McMaster Research Ethics</w:t>
+      </w:r>
+      <w:r>
+        <w:rPr>
+          <w:rFonts w:ascii="Arial" w:eastAsia="Noto Serif CJK SC" w:hAnsi="Arial" w:cs="Arial"/>
+          <w:kern w:val="2"/>
+          <w:sz w:val="20"/>
+          <w:lang w:eastAsia="zh-CN" w:bidi="hi-IN"/>
+        </w:rPr>
+        <w:t xml:space="preserve"> </w:t>
+      </w:r>
+      <w:r>
+        <w:rPr>
+          <w:rFonts w:ascii="Arial" w:eastAsia="Noto Serif CJK SC" w:hAnsi="Arial" w:cs="Arial"/>
+          <w:kern w:val="2"/>
+          <w:sz w:val="20"/>
+          <w:lang w:eastAsia="zh-CN" w:bidi="hi-IN"/>
+        </w:rPr>
+        <w:t>Office by phone: (905) 525-9140 ext. 23142 or e-mail: mreb@mcmaster.ca.</w:t>
+      </w:r>
+    </w:p>
+    <w:p>
+      <w:pPr>
+        <w:rPr>
+          <w:rFonts w:ascii="Arial" w:hAnsi="Arial" w:cs="Arial"/>
+          <w:sz w:val="20"/>
+        </w:rPr>
+      </w:pPr>
+    </w:p>
+    <w:p>
+      <w:pPr>
+        <w:rPr>
+          <w:rFonts w:ascii="Arial" w:hAnsi="Arial" w:cs="Arial"/>
+          <w:sz w:val="18"/>
+          <w:szCs w:val="18"/>
+          <w:lang w:val="it-IT"/>
+        </w:rPr>
+      </w:pPr>
+      <w:r>
+        <w:rPr>
+          <w:rFonts w:ascii="Arial" w:hAnsi="Arial" w:cs="Arial"/>
+          <w:sz w:val="18"/>
+          <w:szCs w:val="18"/>
+          <w:lang w:val="it-IT"/>
+        </w:rPr>
+        <w:t xml:space="preserve">By </w:t>
+      </w:r>
+      <w:proofErr w:type="spellStart"/>
+      <w:r>
+        <w:rPr>
+          <w:rFonts w:ascii="Arial" w:hAnsi="Arial" w:cs="Arial"/>
+          <w:sz w:val="18"/>
+          <w:szCs w:val="18"/>
+          <w:lang w:val="it-IT"/>
+        </w:rPr>
+        <w:t>replying</w:t>
+      </w:r>
+      <w:proofErr w:type="spellEnd"/>
+      <w:r>
+        <w:rPr>
+          <w:rFonts w:ascii="Arial" w:hAnsi="Arial" w:cs="Arial"/>
+          <w:sz w:val="18"/>
+          <w:szCs w:val="18"/>
+          <w:lang w:val="it-IT"/>
+        </w:rPr>
+        <w:t xml:space="preserve"> to </w:t>
+      </w:r>
+      <w:proofErr w:type="spellStart"/>
+      <w:r>
+        <w:rPr>
+          <w:rFonts w:ascii="Arial" w:hAnsi="Arial" w:cs="Arial"/>
+          <w:sz w:val="18"/>
+          <w:szCs w:val="18"/>
+          <w:lang w:val="it-IT"/>
+        </w:rPr>
+        <w:t>this</w:t>
+      </w:r>
+      <w:proofErr w:type="spellEnd"/>
+      <w:r>
+        <w:rPr>
+          <w:rFonts w:ascii="Arial" w:hAnsi="Arial" w:cs="Arial"/>
+          <w:sz w:val="18"/>
+          <w:szCs w:val="18"/>
+          <w:lang w:val="it-IT"/>
+        </w:rPr>
+        <w:t xml:space="preserve"> </w:t>
+      </w:r>
+      <w:r>
+        <w:rPr>
+          <w:rFonts w:ascii="Arial" w:hAnsi="Arial" w:cs="Arial"/>
+          <w:sz w:val="18"/>
+          <w:szCs w:val="18"/>
+          <w:lang w:val="it-IT"/>
+        </w:rPr>
+        <w:t>e-mail,</w:t>
+      </w:r>
+      <w:r>
+        <w:rPr>
+          <w:rFonts w:ascii="Arial" w:hAnsi="Arial" w:cs="Arial"/>
+          <w:sz w:val="18"/>
+          <w:szCs w:val="18"/>
+          <w:lang w:val="it-IT"/>
+        </w:rPr>
+        <w:t xml:space="preserve"> and </w:t>
+      </w:r>
+      <w:proofErr w:type="spellStart"/>
+      <w:r>
+        <w:rPr>
+          <w:rFonts w:ascii="Arial" w:hAnsi="Arial" w:cs="Arial"/>
+          <w:sz w:val="18"/>
+          <w:szCs w:val="18"/>
+          <w:lang w:val="it-IT"/>
+        </w:rPr>
+        <w:t>agreeing</w:t>
+      </w:r>
+      <w:proofErr w:type="spellEnd"/>
+      <w:r>
+        <w:rPr>
+          <w:rFonts w:ascii="Arial" w:hAnsi="Arial" w:cs="Arial"/>
+          <w:sz w:val="18"/>
+          <w:szCs w:val="18"/>
+          <w:lang w:val="it-IT"/>
+        </w:rPr>
+        <w:t xml:space="preserve"> to participate, </w:t>
+      </w:r>
+      <w:proofErr w:type="spellStart"/>
+      <w:r>
+        <w:rPr>
+          <w:rFonts w:ascii="Arial" w:hAnsi="Arial" w:cs="Arial"/>
+          <w:sz w:val="18"/>
+          <w:szCs w:val="18"/>
+          <w:lang w:val="it-IT"/>
+        </w:rPr>
+        <w:t>you</w:t>
+      </w:r>
+      <w:proofErr w:type="spellEnd"/>
+      <w:r>
+        <w:rPr>
+          <w:rFonts w:ascii="Arial" w:hAnsi="Arial" w:cs="Arial"/>
+          <w:sz w:val="18"/>
+          <w:szCs w:val="18"/>
+          <w:lang w:val="it-IT"/>
+        </w:rPr>
+        <w:t xml:space="preserve"> are </w:t>
+      </w:r>
+      <w:proofErr w:type="spellStart"/>
+      <w:r>
+        <w:rPr>
+          <w:rFonts w:ascii="Arial" w:hAnsi="Arial" w:cs="Arial"/>
+          <w:sz w:val="18"/>
+          <w:szCs w:val="18"/>
+          <w:lang w:val="it-IT"/>
+        </w:rPr>
+        <w:t>affirming</w:t>
+      </w:r>
+      <w:proofErr w:type="spellEnd"/>
+      <w:r>
+        <w:rPr>
+          <w:rFonts w:ascii="Arial" w:hAnsi="Arial" w:cs="Arial"/>
+          <w:sz w:val="18"/>
+          <w:szCs w:val="18"/>
+          <w:lang w:val="it-IT"/>
+        </w:rPr>
+        <w:t xml:space="preserve"> the following:</w:t>
+      </w:r>
+    </w:p>
+    <w:p>
+      <w:pPr>
+        <w:rPr>
+          <w:rFonts w:ascii="Arial" w:hAnsi="Arial" w:cs="Arial"/>
+          <w:sz w:val="18"/>
+          <w:szCs w:val="18"/>
+          <w:lang w:val="it-IT"/>
+        </w:rPr>
+      </w:pPr>
     </w:p>
     <w:p>
       <w:pPr>
@@ -1315,84 +874,58 @@
           <w:numId w:val="1"/>
         </w:numPr>
         <w:rPr>
-          <w:ins w:id="63" w:author="Spencer Smith" w:date="2026-06-12T11:39:00Z"/>
           <w:rFonts w:ascii="Arial" w:hAnsi="Arial" w:cs="Arial"/>
           <w:sz w:val="18"/>
           <w:szCs w:val="18"/>
           <w:lang w:val="en-CA"/>
-          <w:rPrChange w:id="64" w:author="Spencer Smith" w:date="2026-06-12T11:39:00Z" w16du:dateUtc="2026-06-12T15:39:00Z">
-            <w:rPr>
-              <w:ins w:id="65" w:author="Spencer Smith" w:date="2026-06-12T11:39:00Z"/>
-              <w:lang w:val="en-CA"/>
-            </w:rPr>
-          </w:rPrChange>
-        </w:rPr>
-      </w:pPr>
-      <w:ins w:id="66" w:author="Spencer Smith" w:date="2026-06-12T11:39:00Z">
-        <w:r>
-          <w:rPr>
-            <w:rFonts w:ascii="Arial" w:hAnsi="Arial" w:cs="Arial"/>
-            <w:sz w:val="18"/>
-            <w:szCs w:val="18"/>
-            <w:lang w:val="en-CA"/>
-          </w:rPr>
-          <w:t>I understand that if I agree to participate in this study, I may withdraw</w:t>
-        </w:r>
-      </w:ins>
-      <w:ins w:id="67" w:author="Spencer Smith" w:date="2026-06-12T11:39:00Z" w16du:dateUtc="2026-06-12T15:39:00Z">
-        <w:r>
-          <w:rPr>
-            <w:rFonts w:ascii="Arial" w:hAnsi="Arial" w:cs="Arial"/>
-            <w:sz w:val="18"/>
-            <w:szCs w:val="18"/>
-            <w:lang w:val="en-CA"/>
-          </w:rPr>
-          <w:t xml:space="preserve"> </w:t>
-        </w:r>
-      </w:ins>
-      <w:ins w:id="68" w:author="Spencer Smith" w:date="2026-06-12T11:39:00Z">
-        <w:r>
-          <w:rPr>
-            <w:rFonts w:ascii="Arial" w:hAnsi="Arial" w:cs="Arial"/>
-            <w:sz w:val="18"/>
-            <w:szCs w:val="18"/>
-            <w:lang w:val="en-CA"/>
-            <w:rPrChange w:id="69" w:author="Spencer Smith" w:date="2026-06-12T11:39:00Z" w16du:dateUtc="2026-06-12T15:39:00Z">
-              <w:rPr>
-                <w:lang w:val="en-CA"/>
-              </w:rPr>
-            </w:rPrChange>
-          </w:rPr>
-          <w:t xml:space="preserve">from the study at any time or up until </w:t>
-        </w:r>
-      </w:ins>
-      <w:ins w:id="70" w:author="Spencer Smith" w:date="2026-06-12T11:42:00Z" w16du:dateUtc="2026-06-12T15:42:00Z">
-        <w:r>
-          <w:rPr>
-            <w:rFonts w:ascii="Arial" w:hAnsi="Arial" w:cs="Arial"/>
-            <w:sz w:val="18"/>
-            <w:szCs w:val="18"/>
-            <w:lang w:val="en-CA"/>
-          </w:rPr>
-          <w:t>July 31, 2026</w:t>
-        </w:r>
-      </w:ins>
-      <w:ins w:id="71" w:author="Spencer Smith" w:date="2026-06-12T11:39:00Z">
-        <w:r>
-          <w:rPr>
-            <w:rFonts w:ascii="Arial" w:hAnsi="Arial" w:cs="Arial"/>
-            <w:sz w:val="18"/>
-            <w:szCs w:val="18"/>
-            <w:lang w:val="en-CA"/>
-            <w:rPrChange w:id="72" w:author="Spencer Smith" w:date="2026-06-12T11:39:00Z" w16du:dateUtc="2026-06-12T15:39:00Z">
-              <w:rPr>
-                <w:lang w:val="en-CA"/>
-              </w:rPr>
-            </w:rPrChange>
-          </w:rPr>
-          <w:t xml:space="preserve"> </w:t>
-        </w:r>
-      </w:ins>
+        </w:rPr>
+      </w:pPr>
+      <w:r>
+        <w:rPr>
+          <w:rFonts w:ascii="Arial" w:hAnsi="Arial" w:cs="Arial"/>
+          <w:sz w:val="18"/>
+          <w:szCs w:val="18"/>
+          <w:lang w:val="en-CA"/>
+        </w:rPr>
+        <w:lastRenderedPageBreak/>
+        <w:t>I have read the information presented in the information letter about a</w:t>
+      </w:r>
+      <w:r>
+        <w:rPr>
+          <w:rFonts w:ascii="Arial" w:hAnsi="Arial" w:cs="Arial"/>
+          <w:sz w:val="18"/>
+          <w:szCs w:val="18"/>
+          <w:lang w:val="en-CA"/>
+        </w:rPr>
+        <w:t xml:space="preserve"> </w:t>
+      </w:r>
+      <w:r>
+        <w:rPr>
+          <w:rFonts w:ascii="Arial" w:hAnsi="Arial" w:cs="Arial"/>
+          <w:sz w:val="18"/>
+          <w:szCs w:val="18"/>
+          <w:lang w:val="en-CA"/>
+        </w:rPr>
+        <w:t>study being conducted by</w:t>
+      </w:r>
+      <w:r>
+        <w:rPr>
+          <w:rFonts w:ascii="Arial" w:hAnsi="Arial" w:cs="Arial"/>
+          <w:sz w:val="18"/>
+          <w:szCs w:val="18"/>
+          <w:lang w:val="en-CA"/>
+        </w:rPr>
+        <w:t xml:space="preserve"> Spencer Smith, Christopher Schankula and Ziyang Fang</w:t>
+      </w:r>
+      <w:r>
+        <w:rPr>
+          <w:rFonts w:ascii="Arial" w:hAnsi="Arial" w:cs="Arial"/>
+          <w:sz w:val="18"/>
+          <w:szCs w:val="18"/>
+          <w:lang w:val="en-CA"/>
+        </w:rPr>
+        <w:t xml:space="preserve"> of McMaster University. </w:t>
+      </w:r>
     </w:p>
     <w:p>
       <w:pPr>
@@ -1402,68 +935,39 @@
           <w:numId w:val="1"/>
         </w:numPr>
         <w:rPr>
-          <w:ins w:id="73" w:author="Spencer Smith" w:date="2026-06-12T11:40:00Z"/>
           <w:rFonts w:ascii="Arial" w:hAnsi="Arial" w:cs="Arial"/>
           <w:sz w:val="18"/>
           <w:szCs w:val="18"/>
           <w:lang w:val="en-CA"/>
         </w:rPr>
       </w:pPr>
-      <w:ins w:id="74" w:author="Spencer Smith" w:date="2026-06-12T11:40:00Z">
-        <w:r>
-          <w:rPr>
-            <w:rFonts w:ascii="Arial" w:hAnsi="Arial" w:cs="Arial"/>
-            <w:sz w:val="18"/>
-            <w:szCs w:val="18"/>
-            <w:lang w:val="en-CA"/>
-          </w:rPr>
-          <w:t xml:space="preserve">I have a copy of this </w:t>
-        </w:r>
-      </w:ins>
-      <w:ins w:id="75" w:author="Spencer Smith" w:date="2026-06-12T11:42:00Z" w16du:dateUtc="2026-06-12T15:42:00Z">
-        <w:r>
-          <w:rPr>
-            <w:rFonts w:ascii="Arial" w:hAnsi="Arial" w:cs="Arial"/>
-            <w:sz w:val="18"/>
-            <w:szCs w:val="18"/>
-            <w:lang w:val="en-CA"/>
-          </w:rPr>
-          <w:t xml:space="preserve">e-mail and the </w:t>
-        </w:r>
-      </w:ins>
-      <w:ins w:id="76" w:author="Spencer Smith" w:date="2026-06-12T11:43:00Z" w16du:dateUtc="2026-06-12T15:43:00Z">
-        <w:r>
-          <w:rPr>
-            <w:rFonts w:ascii="Arial" w:hAnsi="Arial" w:cs="Arial"/>
-            <w:sz w:val="18"/>
-            <w:szCs w:val="18"/>
-            <w:lang w:val="en-CA"/>
-          </w:rPr>
-          <w:t xml:space="preserve">letter of </w:t>
-        </w:r>
-      </w:ins>
-      <w:ins w:id="77" w:author="Spencer Smith" w:date="2026-06-12T11:42:00Z" w16du:dateUtc="2026-06-12T15:42:00Z">
-        <w:r>
-          <w:rPr>
-            <w:rFonts w:ascii="Arial" w:hAnsi="Arial" w:cs="Arial"/>
-            <w:sz w:val="18"/>
-            <w:szCs w:val="18"/>
-            <w:lang w:val="en-CA"/>
-          </w:rPr>
-          <w:t>information</w:t>
-        </w:r>
-      </w:ins>
-      <w:ins w:id="78" w:author="Spencer Smith" w:date="2026-06-12T11:40:00Z">
-        <w:r>
-          <w:rPr>
-            <w:rFonts w:ascii="Arial" w:hAnsi="Arial" w:cs="Arial"/>
-            <w:sz w:val="18"/>
-            <w:szCs w:val="18"/>
-            <w:lang w:val="en-CA"/>
-          </w:rPr>
-          <w:t xml:space="preserve">. </w:t>
-        </w:r>
-      </w:ins>
+      <w:r>
+        <w:rPr>
+          <w:rFonts w:ascii="Arial" w:hAnsi="Arial" w:cs="Arial"/>
+          <w:sz w:val="18"/>
+          <w:szCs w:val="18"/>
+          <w:lang w:val="en-CA"/>
+        </w:rPr>
+        <w:t>I have had the opportunity to ask questions about my involvement in this</w:t>
+      </w:r>
+      <w:r>
+        <w:rPr>
+          <w:rFonts w:ascii="Arial" w:hAnsi="Arial" w:cs="Arial"/>
+          <w:sz w:val="18"/>
+          <w:szCs w:val="18"/>
+          <w:lang w:val="en-CA"/>
+        </w:rPr>
+        <w:t xml:space="preserve"> </w:t>
+      </w:r>
+      <w:r>
+        <w:rPr>
+          <w:rFonts w:ascii="Arial" w:hAnsi="Arial" w:cs="Arial"/>
+          <w:sz w:val="18"/>
+          <w:szCs w:val="18"/>
+          <w:lang w:val="en-CA"/>
+        </w:rPr>
+        <w:t>study and to receive additional details I requested.</w:t>
+      </w:r>
     </w:p>
     <w:p>
       <w:pPr>
@@ -1473,43 +977,131 @@
           <w:numId w:val="1"/>
         </w:numPr>
         <w:rPr>
-          <w:ins w:id="79" w:author="Spencer Smith" w:date="2026-06-12T11:38:00Z"/>
           <w:rFonts w:ascii="Arial" w:hAnsi="Arial" w:cs="Arial"/>
           <w:sz w:val="18"/>
           <w:szCs w:val="18"/>
           <w:lang w:val="en-CA"/>
-          <w:rPrChange w:id="80" w:author="Spencer Smith" w:date="2026-06-12T11:39:00Z" w16du:dateUtc="2026-06-12T15:39:00Z">
-            <w:rPr>
-              <w:ins w:id="81" w:author="Spencer Smith" w:date="2026-06-12T11:38:00Z"/>
-              <w:lang w:val="en-CA"/>
-            </w:rPr>
-          </w:rPrChange>
-        </w:rPr>
-      </w:pPr>
-      <w:ins w:id="82" w:author="Spencer Smith" w:date="2026-06-12T11:40:00Z" w16du:dateUtc="2026-06-12T15:40:00Z">
-        <w:r>
-          <w:rPr>
-            <w:rFonts w:ascii="Arial" w:hAnsi="Arial" w:cs="Arial"/>
-            <w:sz w:val="18"/>
-            <w:szCs w:val="18"/>
-            <w:lang w:val="en-CA"/>
-          </w:rPr>
-          <w:t>I agree to participate in the study.</w:t>
-        </w:r>
-      </w:ins>
-    </w:p>
-    <w:p>
-      <w:pPr>
-        <w:rPr>
-          <w:rFonts w:ascii="Arial" w:hAnsi="Arial" w:cs="Arial"/>
-          <w:sz w:val="18"/>
-          <w:szCs w:val="18"/>
-          <w:lang w:val="it-IT"/>
-          <w:rPrChange w:id="83" w:author="Spencer Smith" w:date="2026-06-12T11:39:00Z" w16du:dateUtc="2026-06-12T15:39:00Z">
-            <w:rPr>
-              <w:lang w:val="it-IT"/>
-            </w:rPr>
-          </w:rPrChange>
+        </w:rPr>
+      </w:pPr>
+      <w:r>
+        <w:rPr>
+          <w:rFonts w:ascii="Arial" w:hAnsi="Arial" w:cs="Arial"/>
+          <w:sz w:val="18"/>
+          <w:szCs w:val="18"/>
+          <w:lang w:val="en-CA"/>
+        </w:rPr>
+        <w:t>I understand that if I agree to participate in this study, I may withdraw</w:t>
+      </w:r>
+      <w:r>
+        <w:rPr>
+          <w:rFonts w:ascii="Arial" w:hAnsi="Arial" w:cs="Arial"/>
+          <w:sz w:val="18"/>
+          <w:szCs w:val="18"/>
+          <w:lang w:val="en-CA"/>
+        </w:rPr>
+        <w:t xml:space="preserve"> </w:t>
+      </w:r>
+      <w:r>
+        <w:rPr>
+          <w:rFonts w:ascii="Arial" w:hAnsi="Arial" w:cs="Arial"/>
+          <w:sz w:val="18"/>
+          <w:szCs w:val="18"/>
+          <w:lang w:val="en-CA"/>
+        </w:rPr>
+        <w:t xml:space="preserve">from the study at any time or up until </w:t>
+      </w:r>
+      <w:r>
+        <w:rPr>
+          <w:rFonts w:ascii="Arial" w:hAnsi="Arial" w:cs="Arial"/>
+          <w:sz w:val="18"/>
+          <w:szCs w:val="18"/>
+          <w:lang w:val="en-CA"/>
+        </w:rPr>
+        <w:t>July 31, 2026</w:t>
+      </w:r>
+      <w:r>
+        <w:rPr>
+          <w:rFonts w:ascii="Arial" w:hAnsi="Arial" w:cs="Arial"/>
+          <w:sz w:val="18"/>
+          <w:szCs w:val="18"/>
+          <w:lang w:val="en-CA"/>
+        </w:rPr>
+        <w:t xml:space="preserve"> </w:t>
+      </w:r>
+    </w:p>
+    <w:p>
+      <w:pPr>
+        <w:pStyle w:val="ListParagraph"/>
+        <w:numPr>
+          <w:ilvl w:val="0"/>
+          <w:numId w:val="1"/>
+        </w:numPr>
+        <w:rPr>
+          <w:rFonts w:ascii="Arial" w:hAnsi="Arial" w:cs="Arial"/>
+          <w:sz w:val="18"/>
+          <w:szCs w:val="18"/>
+          <w:lang w:val="en-CA"/>
+        </w:rPr>
+      </w:pPr>
+      <w:r>
+        <w:rPr>
+          <w:rFonts w:ascii="Arial" w:hAnsi="Arial" w:cs="Arial"/>
+          <w:sz w:val="18"/>
+          <w:szCs w:val="18"/>
+          <w:lang w:val="en-CA"/>
+        </w:rPr>
+        <w:t xml:space="preserve">I have a copy of this </w:t>
+      </w:r>
+      <w:r>
+        <w:rPr>
+          <w:rFonts w:ascii="Arial" w:hAnsi="Arial" w:cs="Arial"/>
+          <w:sz w:val="18"/>
+          <w:szCs w:val="18"/>
+          <w:lang w:val="en-CA"/>
+        </w:rPr>
+        <w:t>e-mail and the letter of information</w:t>
+      </w:r>
+      <w:r>
+        <w:rPr>
+          <w:rFonts w:ascii="Arial" w:hAnsi="Arial" w:cs="Arial"/>
+          <w:sz w:val="18"/>
+          <w:szCs w:val="18"/>
+          <w:lang w:val="en-CA"/>
+        </w:rPr>
+        <w:t xml:space="preserve">. </w:t>
+      </w:r>
+    </w:p>
+    <w:p>
+      <w:pPr>
+        <w:pStyle w:val="ListParagraph"/>
+        <w:numPr>
+          <w:ilvl w:val="0"/>
+          <w:numId w:val="1"/>
+        </w:numPr>
+        <w:rPr>
+          <w:rFonts w:ascii="Arial" w:hAnsi="Arial" w:cs="Arial"/>
+          <w:sz w:val="18"/>
+          <w:szCs w:val="18"/>
+          <w:lang w:val="en-CA"/>
+        </w:rPr>
+      </w:pPr>
+      <w:r>
+        <w:rPr>
+          <w:rFonts w:ascii="Arial" w:hAnsi="Arial" w:cs="Arial"/>
+          <w:sz w:val="18"/>
+          <w:szCs w:val="18"/>
+          <w:lang w:val="en-CA"/>
+        </w:rPr>
+        <w:t>I agree to participate in the study.</w:t>
+      </w:r>
+    </w:p>
+    <w:p>
+      <w:pPr>
+        <w:rPr>
+          <w:rFonts w:ascii="Arial" w:hAnsi="Arial" w:cs="Arial"/>
+          <w:sz w:val="18"/>
+          <w:szCs w:val="18"/>
+          <w:lang w:val="it-IT"/>
         </w:rPr>
       </w:pPr>
     </w:p>
@@ -1872,7 +1464,7 @@
 </file>
 
 <file path=word/numbering.xml><?xml version="1.0" encoding="utf-8"?>
-<w:numbering xmlns:wpc="http://schemas.microsoft.com/office/word/2010/wordprocessingCanvas" xmlns:cx="http://schemas.microsoft.com/office/drawing/2014/chartex" xmlns:cx1="http://schemas.microsoft.com/office/drawing/2015/9/8/chartex" xmlns:cx2="http://schemas.microsoft.com/office/drawing/2015/10/21/chartex" xmlns:cx3="http://schemas.microsoft.com/office/drawing/2016/5/9/chartex" xmlns:cx4="http://schemas.microsoft.com/office/drawing/2016/5/10/chartex" xmlns:cx5="http://schemas.microsoft.com/office/drawing/2016/5/11/chartex" xmlns:cx6="http://schemas.microsoft.com/office/drawing/2016/5/12/chartex" xmlns:cx7="http://schemas.microsoft.com/office/drawing/2016/5/13/chartex" xmlns:cx8="http://schemas.microsoft.com/office/drawing/2016/5/14/chartex" xmlns:mc="http://schemas.openxmlformats.org/markup-compatibility/2006" xmlns:aink="http://schemas.microsoft.com/office/drawing/2016/ink" xmlns:am3d="http://schemas.microsoft.com/office/drawing/2017/model3d" xmlns:o="urn:schemas-microsoft-com:office:office" xmlns:oel="http://schemas.microsoft.com/office/2019/extlst" xmlns:r="http://schemas.openxmlformats.org/officeDocument/2006/relationships" xmlns:m="http://schemas.openxmlformats.org/officeDocument/2006/math" xmlns:v="urn:schemas-microsoft-com:vml" xmlns:wp14="http://schemas.microsoft.com/office/word/2010/wordprocessingDrawing" xmlns:wp="http://schemas.openxmlformats.org/drawingml/2006/wordprocessingDrawing" xmlns:w10="urn:schemas-microsoft-com:office:word" xmlns:w="http://schemas.openxmlformats.org/wordprocessingml/2006/main" xmlns:w14="http://schemas.microsoft.com/office/word/2010/wordml" xmlns:w15="http://schemas.microsoft.com/office/word/2012/wordml" xmlns:w16cex="http://schemas.microsoft.com/office/word/2018/wordml/cex" xmlns:w16cid="http://schemas.microsoft.com/office/word/2016/wordml/cid" xmlns:w16="http://schemas.microsoft.com/office/word/2018/wordml" xmlns:w16du="http://schemas.microsoft.com/office/word/2023/wordml/word16du" xmlns:w16sdtdh="http://schemas.microsoft.com/office/word/2020/wordml/sdtdatahash" xmlns:w16sdtfl="http://schemas.microsoft.com/office/word/2024/wordml/sdtformatlock" xmlns:w16se="http://schemas.microsoft.com/office/word/2015/wordml/symex" xmlns:wpg="http://schemas.microsoft.com/office/word/2010/wordprocessingGroup" xmlns:wpi="http://schemas.microsoft.com/office/word/2010/wordprocessingInk" xmlns:wne="http://schemas.microsoft.com/office/word/2006/wordml" xmlns:wps="http://schemas.microsoft.com/office/word/2010/wordprocessingShape" mc:Ignorable="w14 w15 w16se w16cid w16 w16cex w16sdtdh w16sdtfl w16du wp14">
+<w:numbering xmlns:wpc="http://schemas.microsoft.com/office/word/2010/wordprocessingCanvas" xmlns:cx="http://schemas.microsoft.com/office/drawing/2014/chartex" xmlns:cx1="http://schemas.microsoft.com/office/drawing/2015/9/8/chartex" xmlns:cx2="http://schemas.microsoft.com/office/drawing/2015/10/21/chartex" xmlns:cx3="http://schemas.microsoft.com/office/drawing/2016/5/9/chartex" xmlns:cx4="http://schemas.microsoft.com/office/drawing/2016/5/10/chartex" xmlns:cx5="http://schemas.microsoft.com/office/drawing/2016/5/11/chartex" xmlns:cx6="http://schemas.microsoft.com/office/drawing/2016/5/12/chartex" xmlns:cx7="http://schemas.microsoft.com/office/drawing/2016/5/13/chartex" xmlns:cx8="http://schemas.microsoft.com/office/drawing/2016/5/14/chartex" xmlns:mc="http://schemas.openxmlformats.org/markup-compatibility/2006" xmlns:m="http://schemas.openxmlformats.org/officeDocument/2006/math" xmlns:aink="http://schemas.microsoft.com/office/drawing/2016/ink" xmlns:am3d="http://schemas.microsoft.com/office/drawing/2017/model3d" xmlns:oel="http://schemas.microsoft.com/office/2019/extlst" xmlns:r="http://schemas.openxmlformats.org/officeDocument/2006/relationships" xmlns:wp14="http://schemas.microsoft.com/office/word/2010/wordprocessingDrawing" xmlns:wp="http://schemas.openxmlformats.org/drawingml/2006/wordprocessingDrawing" xmlns:wpg="http://schemas.microsoft.com/office/word/2010/wordprocessingGroup" xmlns:wpi="http://schemas.microsoft.com/office/word/2010/wordprocessingInk" xmlns:wps="http://schemas.microsoft.com/office/word/2010/wordprocessingShape" xmlns:o="urn:schemas-microsoft-com:office:office" xmlns:v="urn:schemas-microsoft-com:vml" xmlns:w10="urn:schemas-microsoft-com:office:word" xmlns:w="http://schemas.openxmlformats.org/wordprocessingml/2006/main" xmlns:w14="http://schemas.microsoft.com/office/word/2010/wordml" xmlns:w15="http://schemas.microsoft.com/office/word/2012/wordml" xmlns:w16cex="http://schemas.microsoft.com/office/word/2018/wordml/cex" xmlns:w16cid="http://schemas.microsoft.com/office/word/2016/wordml/cid" xmlns:w16="http://schemas.microsoft.com/office/word/2018/wordml" xmlns:w16sdtdh="http://schemas.microsoft.com/office/word/2020/wordml/sdtdatahash" xmlns:w16sdtfl="http://schemas.microsoft.com/office/word/2024/wordml/sdtformatlock" xmlns:w16se="http://schemas.microsoft.com/office/word/2015/wordml/symex" xmlns:w16du="http://schemas.microsoft.com/office/word/2023/wordml/word16du" xmlns:wne="http://schemas.microsoft.com/office/word/2006/wordml" mc:Ignorable="w14 w15 w16se w16cid w16 w16cex w16sdtdh w16sdtfl w16du wp14">
   <w:abstractNum w:abstractNumId="0" w15:restartNumberingAfterBreak="0">
     <w:nsid w:val="075D1A00"/>
     <w:multiLevelType w:val="hybridMultilevel"/>
@@ -1993,7 +1585,7 @@
 </file>
 
 <file path=word/people.xml><?xml version="1.0" encoding="utf-8"?>
-<w15:people xmlns:wpc="http://schemas.microsoft.com/office/word/2010/wordprocessingCanvas" xmlns:cx="http://schemas.microsoft.com/office/drawing/2014/chartex" xmlns:cx1="http://schemas.microsoft.com/office/drawing/2015/9/8/chartex" xmlns:cx2="http://schemas.microsoft.com/office/drawing/2015/10/21/chartex" xmlns:cx3="http://schemas.microsoft.com/office/drawing/2016/5/9/chartex" xmlns:cx4="http://schemas.microsoft.com/office/drawing/2016/5/10/chartex" xmlns:cx5="http://schemas.microsoft.com/office/drawing/2016/5/11/chartex" xmlns:cx6="http://schemas.microsoft.com/office/drawing/2016/5/12/chartex" xmlns:cx7="http://schemas.microsoft.com/office/drawing/2016/5/13/chartex" xmlns:cx8="http://schemas.microsoft.com/office/drawing/2016/5/14/chartex" xmlns:mc="http://schemas.openxmlformats.org/markup-compatibility/2006" xmlns:aink="http://schemas.microsoft.com/office/drawing/2016/ink" xmlns:am3d="http://schemas.microsoft.com/office/drawing/2017/model3d" xmlns:o="urn:schemas-microsoft-com:office:office" xmlns:oel="http://schemas.microsoft.com/office/2019/extlst" xmlns:r="http://schemas.openxmlformats.org/officeDocument/2006/relationships" xmlns:m="http://schemas.openxmlformats.org/officeDocument/2006/math" xmlns:v="urn:schemas-microsoft-com:vml" xmlns:wp14="http://schemas.microsoft.com/office/word/2010/wordprocessingDrawing" xmlns:wp="http://schemas.openxmlformats.org/drawingml/2006/wordprocessingDrawing" xmlns:w10="urn:schemas-microsoft-com:office:word" xmlns:w="http://schemas.openxmlformats.org/wordprocessingml/2006/main" xmlns:w14="http://schemas.microsoft.com/office/word/2010/wordml" xmlns:w15="http://schemas.microsoft.com/office/word/2012/wordml" xmlns:w16cex="http://schemas.microsoft.com/office/word/2018/wordml/cex" xmlns:w16cid="http://schemas.microsoft.com/office/word/2016/wordml/cid" xmlns:w16="http://schemas.microsoft.com/office/word/2018/wordml" xmlns:w16du="http://schemas.microsoft.com/office/word/2023/wordml/word16du" xmlns:w16sdtdh="http://schemas.microsoft.com/office/word/2020/wordml/sdtdatahash" xmlns:w16sdtfl="http://schemas.microsoft.com/office/word/2024/wordml/sdtformatlock" xmlns:w16se="http://schemas.microsoft.com/office/word/2015/wordml/symex" xmlns:wpg="http://schemas.microsoft.com/office/word/2010/wordprocessingGroup" xmlns:wpi="http://schemas.microsoft.com/office/word/2010/wordprocessingInk" xmlns:wne="http://schemas.microsoft.com/office/word/2006/wordml" xmlns:wps="http://schemas.microsoft.com/office/word/2010/wordprocessingShape" mc:Ignorable="w14 w15 w16se w16cid w16 w16cex w16sdtdh w16sdtfl w16du wp14">
+<w15:people xmlns:wpc="http://schemas.microsoft.com/office/word/2010/wordprocessingCanvas" xmlns:cx="http://schemas.microsoft.com/office/drawing/2014/chartex" xmlns:cx1="http://schemas.microsoft.com/office/drawing/2015/9/8/chartex" xmlns:cx2="http://schemas.microsoft.com/office/drawing/2015/10/21/chartex" xmlns:cx3="http://schemas.microsoft.com/office/drawing/2016/5/9/chartex" xmlns:cx4="http://schemas.microsoft.com/office/drawing/2016/5/10/chartex" xmlns:cx5="http://schemas.microsoft.com/office/drawing/2016/5/11/chartex" xmlns:cx6="http://schemas.microsoft.com/office/drawing/2016/5/12/chartex" xmlns:cx7="http://schemas.microsoft.com/office/drawing/2016/5/13/chartex" xmlns:cx8="http://schemas.microsoft.com/office/drawing/2016/5/14/chartex" xmlns:mc="http://schemas.openxmlformats.org/markup-compatibility/2006" xmlns:m="http://schemas.openxmlformats.org/officeDocument/2006/math" xmlns:aink="http://schemas.microsoft.com/office/drawing/2016/ink" xmlns:am3d="http://schemas.microsoft.com/office/drawing/2017/model3d" xmlns:oel="http://schemas.microsoft.com/office/2019/extlst" xmlns:r="http://schemas.openxmlformats.org/officeDocument/2006/relationships" xmlns:wp14="http://schemas.microsoft.com/office/word/2010/wordprocessingDrawing" xmlns:wp="http://schemas.openxmlformats.org/drawingml/2006/wordprocessingDrawing" xmlns:wpg="http://schemas.microsoft.com/office/word/2010/wordprocessingGroup" xmlns:wpi="http://schemas.microsoft.com/office/word/2010/wordprocessingInk" xmlns:wps="http://schemas.microsoft.com/office/word/2010/wordprocessingShape" xmlns:o="urn:schemas-microsoft-com:office:office" xmlns:v="urn:schemas-microsoft-com:vml" xmlns:w10="urn:schemas-microsoft-com:office:word" xmlns:w="http://schemas.openxmlformats.org/wordprocessingml/2006/main" xmlns:w14="http://schemas.microsoft.com/office/word/2010/wordml" xmlns:w15="http://schemas.microsoft.com/office/word/2012/wordml" xmlns:w16cex="http://schemas.microsoft.com/office/word/2018/wordml/cex" xmlns:w16cid="http://schemas.microsoft.com/office/word/2016/wordml/cid" xmlns:w16="http://schemas.microsoft.com/office/word/2018/wordml" xmlns:w16sdtdh="http://schemas.microsoft.com/office/word/2020/wordml/sdtdatahash" xmlns:w16sdtfl="http://schemas.microsoft.com/office/word/2024/wordml/sdtformatlock" xmlns:w16se="http://schemas.microsoft.com/office/word/2015/wordml/symex" xmlns:w16du="http://schemas.microsoft.com/office/word/2023/wordml/word16du" xmlns:wne="http://schemas.microsoft.com/office/word/2006/wordml" mc:Ignorable="w14 w15 w16se w16cid w16 w16cex w16sdtdh w16sdtfl w16du wp14">
   <w15:person w15:author="Spencer Smith">
     <w15:presenceInfo w15:providerId="AD" w15:userId="S::smiths@mcmaster.ca::80185a1f-9ef1-4a10-a8cf-0d62d99a8080"/>
   </w15:person>
@@ -2001,7 +1593,7 @@
 </file>
 
 <file path=word/styles.xml><?xml version="1.0" encoding="utf-8"?>
-<w:styles xmlns:mc="http://schemas.openxmlformats.org/markup-compatibility/2006" xmlns:r="http://schemas.openxmlformats.org/officeDocument/2006/relationships" xmlns:w="http://schemas.openxmlformats.org/wordprocessingml/2006/main" xmlns:w14="http://schemas.microsoft.com/office/word/2010/wordml" xmlns:w15="http://schemas.microsoft.com/office/word/2012/wordml" xmlns:w16cex="http://schemas.microsoft.com/office/word/2018/wordml/cex" xmlns:w16cid="http://schemas.microsoft.com/office/word/2016/wordml/cid" xmlns:w16="http://schemas.microsoft.com/office/word/2018/wordml" xmlns:w16du="http://schemas.microsoft.com/office/word/2023/wordml/word16du" xmlns:w16sdtdh="http://schemas.microsoft.com/office/word/2020/wordml/sdtdatahash" xmlns:w16sdtfl="http://schemas.microsoft.com/office/word/2024/wordml/sdtformatlock" xmlns:w16se="http://schemas.microsoft.com/office/word/2015/wordml/symex" mc:Ignorable="w14 w15 w16se w16cid w16 w16cex w16sdtdh w16sdtfl w16du">
+<w:styles xmlns:mc="http://schemas.openxmlformats.org/markup-compatibility/2006" xmlns:r="http://schemas.openxmlformats.org/officeDocument/2006/relationships" xmlns:w="http://schemas.openxmlformats.org/wordprocessingml/2006/main" xmlns:w14="http://schemas.microsoft.com/office/word/2010/wordml" xmlns:w15="http://schemas.microsoft.com/office/word/2012/wordml" xmlns:w16cex="http://schemas.microsoft.com/office/word/2018/wordml/cex" xmlns:w16cid="http://schemas.microsoft.com/office/word/2016/wordml/cid" xmlns:w16="http://schemas.microsoft.com/office/word/2018/wordml" xmlns:w16sdtdh="http://schemas.microsoft.com/office/word/2020/wordml/sdtdatahash" xmlns:w16sdtfl="http://schemas.microsoft.com/office/word/2024/wordml/sdtformatlock" xmlns:w16se="http://schemas.microsoft.com/office/word/2015/wordml/symex" xmlns:w16du="http://schemas.microsoft.com/office/word/2023/wordml/word16du" mc:Ignorable="w14 w15 w16se w16cid w16 w16cex w16sdtdh w16sdtfl w16du">
   <w:docDefaults>
     <w:rPrDefault>
       <w:rPr>
@@ -2412,6 +2004,7 @@
   <w:style w:type="character" w:default="1" w:styleId="DefaultParagraphFont">
     <w:name w:val="Default Paragraph Font"/>
     <w:uiPriority w:val="1"/>
+    <w:semiHidden/>
     <w:unhideWhenUsed/>
   </w:style>
   <w:style w:type="table" w:default="1" w:styleId="TableNormal">

--- a/StateOfPractice/MACREM-2026/SupportingDocuments/RecruitingScript.docx
+++ b/StateOfPractice/MACREM-2026/SupportingDocuments/RecruitingScript.docx
@@ -278,12 +278,6 @@
           <w:rFonts w:ascii="Arial" w:hAnsi="Arial" w:cs="Arial"/>
           <w:color w:val="000000"/>
           <w:sz w:val="20"/>
-          <w:rPrChange w:id="0" w:author="Spencer Smith" w:date="2026-06-18T22:12:00Z" w16du:dateUtc="2026-06-19T02:12:00Z">
-            <w:rPr>
-              <w:rFonts w:ascii="Arial" w:hAnsi="Arial" w:cs="Arial"/>
-              <w:sz w:val="20"/>
-            </w:rPr>
-          </w:rPrChange>
         </w:rPr>
       </w:pPr>
       <w:r>
@@ -385,108 +379,70 @@
         </w:rPr>
         <w:t>let me know</w:t>
       </w:r>
-      <w:ins w:id="1" w:author="Spencer Smith" w:date="2026-06-18T22:12:00Z" w16du:dateUtc="2026-06-19T02:12:00Z">
-        <w:r>
-          <w:rPr>
-            <w:rFonts w:ascii="Arial" w:hAnsi="Arial" w:cs="Arial"/>
-            <w:color w:val="000000"/>
-            <w:sz w:val="20"/>
-          </w:rPr>
-          <w:t xml:space="preserve"> </w:t>
-        </w:r>
-      </w:ins>
-      <w:del w:id="2" w:author="Spencer Smith" w:date="2026-06-18T22:12:00Z" w16du:dateUtc="2026-06-19T02:12:00Z">
-        <w:r>
-          <w:rPr>
-            <w:rFonts w:ascii="Arial" w:hAnsi="Arial" w:cs="Arial"/>
-            <w:color w:val="000000"/>
-            <w:sz w:val="20"/>
-          </w:rPr>
-          <w:delText xml:space="preserve"> </w:delText>
-        </w:r>
-        <w:r>
-          <w:rPr>
-            <w:rFonts w:ascii="Arial" w:hAnsi="Arial" w:cs="Arial"/>
-            <w:color w:val="000000"/>
-            <w:sz w:val="20"/>
-          </w:rPr>
-          <w:delText xml:space="preserve">by </w:delText>
-        </w:r>
-        <w:r>
-          <w:rPr>
-            <w:rFonts w:ascii="Arial" w:hAnsi="Arial" w:cs="Arial"/>
-            <w:color w:val="000000"/>
-            <w:sz w:val="20"/>
-          </w:rPr>
-          <w:delText xml:space="preserve">that I have your consent </w:delText>
-        </w:r>
-        <w:r>
-          <w:rPr>
-            <w:rFonts w:ascii="Arial" w:hAnsi="Arial" w:cs="Arial"/>
-            <w:color w:val="000000"/>
-            <w:sz w:val="20"/>
-          </w:rPr>
-          <w:delText>by responding to this email</w:delText>
-        </w:r>
-      </w:del>
-      <w:ins w:id="3" w:author="Spencer Smith" w:date="2026-06-18T22:12:00Z" w16du:dateUtc="2026-06-19T02:12:00Z">
-        <w:r>
-          <w:rPr>
-            <w:rFonts w:ascii="Arial" w:hAnsi="Arial" w:cs="Arial"/>
-            <w:color w:val="000000"/>
-            <w:sz w:val="20"/>
-          </w:rPr>
-          <w:t>by responding to this email and stating that you want to participate in</w:t>
-        </w:r>
-        <w:r>
-          <w:rPr>
-            <w:rFonts w:ascii="Arial" w:hAnsi="Arial" w:cs="Arial"/>
-            <w:color w:val="000000"/>
-            <w:sz w:val="20"/>
-          </w:rPr>
-          <w:t xml:space="preserve"> </w:t>
-        </w:r>
-        <w:r>
-          <w:rPr>
-            <w:rFonts w:ascii="Arial" w:hAnsi="Arial" w:cs="Arial"/>
-            <w:color w:val="000000"/>
-            <w:sz w:val="20"/>
-          </w:rPr>
-          <w:t>the study. Also, if you have any questions</w:t>
-        </w:r>
-        <w:r>
-          <w:rPr>
-            <w:rFonts w:ascii="Arial" w:hAnsi="Arial" w:cs="Arial"/>
-            <w:color w:val="000000"/>
-            <w:sz w:val="20"/>
-          </w:rPr>
-          <w:t xml:space="preserve"> that</w:t>
-        </w:r>
-        <w:r>
-          <w:rPr>
-            <w:rFonts w:ascii="Arial" w:hAnsi="Arial" w:cs="Arial"/>
-            <w:color w:val="000000"/>
-            <w:sz w:val="20"/>
-          </w:rPr>
-          <w:t xml:space="preserve"> you wanted answered before deciding</w:t>
-        </w:r>
-        <w:r>
-          <w:rPr>
-            <w:rFonts w:ascii="Arial" w:hAnsi="Arial" w:cs="Arial"/>
-            <w:color w:val="000000"/>
-            <w:sz w:val="20"/>
-          </w:rPr>
-          <w:t xml:space="preserve"> </w:t>
-        </w:r>
-        <w:r>
-          <w:rPr>
-            <w:rFonts w:ascii="Arial" w:hAnsi="Arial" w:cs="Arial"/>
-            <w:color w:val="000000"/>
-            <w:sz w:val="20"/>
-          </w:rPr>
-          <w:t>to participate, please let us know</w:t>
-        </w:r>
-      </w:ins>
+      <w:r>
+        <w:rPr>
+          <w:rFonts w:ascii="Arial" w:hAnsi="Arial" w:cs="Arial"/>
+          <w:color w:val="000000"/>
+          <w:sz w:val="20"/>
+        </w:rPr>
+        <w:t xml:space="preserve"> </w:t>
+      </w:r>
+      <w:r>
+        <w:rPr>
+          <w:rFonts w:ascii="Arial" w:hAnsi="Arial" w:cs="Arial"/>
+          <w:color w:val="000000"/>
+          <w:sz w:val="20"/>
+        </w:rPr>
+        <w:t>by responding to this email and stating that you want to participate in</w:t>
+      </w:r>
+      <w:r>
+        <w:rPr>
+          <w:rFonts w:ascii="Arial" w:hAnsi="Arial" w:cs="Arial"/>
+          <w:color w:val="000000"/>
+          <w:sz w:val="20"/>
+        </w:rPr>
+        <w:t xml:space="preserve"> </w:t>
+      </w:r>
+      <w:r>
+        <w:rPr>
+          <w:rFonts w:ascii="Arial" w:hAnsi="Arial" w:cs="Arial"/>
+          <w:color w:val="000000"/>
+          <w:sz w:val="20"/>
+        </w:rPr>
+        <w:t>the study. Also, if you have any questions</w:t>
+      </w:r>
+      <w:r>
+        <w:rPr>
+          <w:rFonts w:ascii="Arial" w:hAnsi="Arial" w:cs="Arial"/>
+          <w:color w:val="000000"/>
+          <w:sz w:val="20"/>
+        </w:rPr>
+        <w:t xml:space="preserve"> that</w:t>
+      </w:r>
+      <w:r>
+        <w:rPr>
+          <w:rFonts w:ascii="Arial" w:hAnsi="Arial" w:cs="Arial"/>
+          <w:color w:val="000000"/>
+          <w:sz w:val="20"/>
+        </w:rPr>
+        <w:t xml:space="preserve"> you wanted answered before deciding</w:t>
+      </w:r>
+      <w:r>
+        <w:rPr>
+          <w:rFonts w:ascii="Arial" w:hAnsi="Arial" w:cs="Arial"/>
+          <w:color w:val="000000"/>
+          <w:sz w:val="20"/>
+        </w:rPr>
+        <w:t xml:space="preserve"> </w:t>
+      </w:r>
+      <w:r>
+        <w:rPr>
+          <w:rFonts w:ascii="Arial" w:hAnsi="Arial" w:cs="Arial"/>
+          <w:color w:val="000000"/>
+          <w:sz w:val="20"/>
+        </w:rPr>
+        <w:t>to participate, please let us know</w:t>
+      </w:r>
       <w:r>
         <w:rPr>
           <w:rFonts w:ascii="Arial" w:hAnsi="Arial" w:cs="Arial"/>
@@ -1582,14 +1538,6 @@
     <w:abstractNumId w:val="0"/>
   </w:num>
 </w:numbering>
-</file>
-
-<file path=word/people.xml><?xml version="1.0" encoding="utf-8"?>
-<w15:people xmlns:wpc="http://schemas.microsoft.com/office/word/2010/wordprocessingCanvas" xmlns:cx="http://schemas.microsoft.com/office/drawing/2014/chartex" xmlns:cx1="http://schemas.microsoft.com/office/drawing/2015/9/8/chartex" xmlns:cx2="http://schemas.microsoft.com/office/drawing/2015/10/21/chartex" xmlns:cx3="http://schemas.microsoft.com/office/drawing/2016/5/9/chartex" xmlns:cx4="http://schemas.microsoft.com/office/drawing/2016/5/10/chartex" xmlns:cx5="http://schemas.microsoft.com/office/drawing/2016/5/11/chartex" xmlns:cx6="http://schemas.microsoft.com/office/drawing/2016/5/12/chartex" xmlns:cx7="http://schemas.microsoft.com/office/drawing/2016/5/13/chartex" xmlns:cx8="http://schemas.microsoft.com/office/drawing/2016/5/14/chartex" xmlns:mc="http://schemas.openxmlformats.org/markup-compatibility/2006" xmlns:m="http://schemas.openxmlformats.org/officeDocument/2006/math" xmlns:aink="http://schemas.microsoft.com/office/drawing/2016/ink" xmlns:am3d="http://schemas.microsoft.com/office/drawing/2017/model3d" xmlns:oel="http://schemas.microsoft.com/office/2019/extlst" xmlns:r="http://schemas.openxmlformats.org/officeDocument/2006/relationships" xmlns:wp14="http://schemas.microsoft.com/office/word/2010/wordprocessingDrawing" xmlns:wp="http://schemas.openxmlformats.org/drawingml/2006/wordprocessingDrawing" xmlns:wpg="http://schemas.microsoft.com/office/word/2010/wordprocessingGroup" xmlns:wpi="http://schemas.microsoft.com/office/word/2010/wordprocessingInk" xmlns:wps="http://schemas.microsoft.com/office/word/2010/wordprocessingShape" xmlns:o="urn:schemas-microsoft-com:office:office" xmlns:v="urn:schemas-microsoft-com:vml" xmlns:w10="urn:schemas-microsoft-com:office:word" xmlns:w="http://schemas.openxmlformats.org/wordprocessingml/2006/main" xmlns:w14="http://schemas.microsoft.com/office/word/2010/wordml" xmlns:w15="http://schemas.microsoft.com/office/word/2012/wordml" xmlns:w16cex="http://schemas.microsoft.com/office/word/2018/wordml/cex" xmlns:w16cid="http://schemas.microsoft.com/office/word/2016/wordml/cid" xmlns:w16="http://schemas.microsoft.com/office/word/2018/wordml" xmlns:w16sdtdh="http://schemas.microsoft.com/office/word/2020/wordml/sdtdatahash" xmlns:w16sdtfl="http://schemas.microsoft.com/office/word/2024/wordml/sdtformatlock" xmlns:w16se="http://schemas.microsoft.com/office/word/2015/wordml/symex" xmlns:w16du="http://schemas.microsoft.com/office/word/2023/wordml/word16du" xmlns:wne="http://schemas.microsoft.com/office/word/2006/wordml" mc:Ignorable="w14 w15 w16se w16cid w16 w16cex w16sdtdh w16sdtfl w16du wp14">
-  <w15:person w15:author="Spencer Smith">
-    <w15:presenceInfo w15:providerId="AD" w15:userId="S::smiths@mcmaster.ca::80185a1f-9ef1-4a10-a8cf-0d62d99a8080"/>
-  </w15:person>
-</w15:people>
 </file>
 
 <file path=word/styles.xml><?xml version="1.0" encoding="utf-8"?>

--- a/StateOfPractice/MACREM-2026/SupportingDocuments/RecruitingScript.docx
+++ b/StateOfPractice/MACREM-2026/SupportingDocuments/RecruitingScript.docx
@@ -1,6 +1,6 @@
 
 <file path=word/document.xml><?xml version="1.0" encoding="utf-8"?>
-<w:document xmlns:wpc="http://schemas.microsoft.com/office/word/2010/wordprocessingCanvas" xmlns:cx="http://schemas.microsoft.com/office/drawing/2014/chartex" xmlns:cx1="http://schemas.microsoft.com/office/drawing/2015/9/8/chartex" xmlns:cx2="http://schemas.microsoft.com/office/drawing/2015/10/21/chartex" xmlns:cx3="http://schemas.microsoft.com/office/drawing/2016/5/9/chartex" xmlns:cx4="http://schemas.microsoft.com/office/drawing/2016/5/10/chartex" xmlns:cx5="http://schemas.microsoft.com/office/drawing/2016/5/11/chartex" xmlns:cx6="http://schemas.microsoft.com/office/drawing/2016/5/12/chartex" xmlns:cx7="http://schemas.microsoft.com/office/drawing/2016/5/13/chartex" xmlns:cx8="http://schemas.microsoft.com/office/drawing/2016/5/14/chartex" xmlns:mc="http://schemas.openxmlformats.org/markup-compatibility/2006" xmlns:m="http://schemas.openxmlformats.org/officeDocument/2006/math" xmlns:aink="http://schemas.microsoft.com/office/drawing/2016/ink" xmlns:am3d="http://schemas.microsoft.com/office/drawing/2017/model3d" xmlns:oel="http://schemas.microsoft.com/office/2019/extlst" xmlns:r="http://schemas.openxmlformats.org/officeDocument/2006/relationships" xmlns:wp14="http://schemas.microsoft.com/office/word/2010/wordprocessingDrawing" xmlns:wp="http://schemas.openxmlformats.org/drawingml/2006/wordprocessingDrawing" xmlns:wpg="http://schemas.microsoft.com/office/word/2010/wordprocessingGroup" xmlns:wpi="http://schemas.microsoft.com/office/word/2010/wordprocessingInk" xmlns:wps="http://schemas.microsoft.com/office/word/2010/wordprocessingShape" xmlns:o="urn:schemas-microsoft-com:office:office" xmlns:v="urn:schemas-microsoft-com:vml" xmlns:w10="urn:schemas-microsoft-com:office:word" xmlns:w="http://schemas.openxmlformats.org/wordprocessingml/2006/main" xmlns:w14="http://schemas.microsoft.com/office/word/2010/wordml" xmlns:w15="http://schemas.microsoft.com/office/word/2012/wordml" xmlns:w16cex="http://schemas.microsoft.com/office/word/2018/wordml/cex" xmlns:w16cid="http://schemas.microsoft.com/office/word/2016/wordml/cid" xmlns:w16="http://schemas.microsoft.com/office/word/2018/wordml" xmlns:w16sdtdh="http://schemas.microsoft.com/office/word/2020/wordml/sdtdatahash" xmlns:w16sdtfl="http://schemas.microsoft.com/office/word/2024/wordml/sdtformatlock" xmlns:w16se="http://schemas.microsoft.com/office/word/2015/wordml/symex" xmlns:w16du="http://schemas.microsoft.com/office/word/2023/wordml/word16du" xmlns:wne="http://schemas.microsoft.com/office/word/2006/wordml" mc:Ignorable="w14 w15 w16se w16cid w16 w16cex w16sdtdh w16sdtfl w16du wp14">
+<w:document xmlns:wpc="http://schemas.microsoft.com/office/word/2010/wordprocessingCanvas" xmlns:cx="http://schemas.microsoft.com/office/drawing/2014/chartex" xmlns:cx1="http://schemas.microsoft.com/office/drawing/2015/9/8/chartex" xmlns:cx2="http://schemas.microsoft.com/office/drawing/2015/10/21/chartex" xmlns:cx3="http://schemas.microsoft.com/office/drawing/2016/5/9/chartex" xmlns:cx4="http://schemas.microsoft.com/office/drawing/2016/5/10/chartex" xmlns:cx5="http://schemas.microsoft.com/office/drawing/2016/5/11/chartex" xmlns:cx6="http://schemas.microsoft.com/office/drawing/2016/5/12/chartex" xmlns:cx7="http://schemas.microsoft.com/office/drawing/2016/5/13/chartex" xmlns:cx8="http://schemas.microsoft.com/office/drawing/2016/5/14/chartex" xmlns:mc="http://schemas.openxmlformats.org/markup-compatibility/2006" xmlns:m="http://schemas.openxmlformats.org/officeDocument/2006/math" xmlns:aink="http://schemas.microsoft.com/office/drawing/2016/ink" xmlns:am3d="http://schemas.microsoft.com/office/drawing/2017/model3d" xmlns:oel="http://schemas.microsoft.com/office/2019/extlst" xmlns:r="http://schemas.openxmlformats.org/officeDocument/2006/relationships" xmlns:wp14="http://schemas.microsoft.com/office/word/2010/wordprocessingDrawing" xmlns:wp="http://schemas.openxmlformats.org/drawingml/2006/wordprocessingDrawing" xmlns:wpg="http://schemas.microsoft.com/office/word/2010/wordprocessingGroup" xmlns:wpi="http://schemas.microsoft.com/office/word/2010/wordprocessingInk" xmlns:wps="http://schemas.microsoft.com/office/word/2010/wordprocessingShape" xmlns:o="urn:schemas-microsoft-com:office:office" xmlns:v="urn:schemas-microsoft-com:vml" xmlns:w10="urn:schemas-microsoft-com:office:word" xmlns:w="http://schemas.openxmlformats.org/wordprocessingml/2006/main" xmlns:w14="http://schemas.microsoft.com/office/word/2010/wordml" xmlns:w15="http://schemas.microsoft.com/office/word/2012/wordml" xmlns:w16cei="http://schemas.microsoft.com/office/word/2026/wordml/cei" xmlns:w16cex="http://schemas.microsoft.com/office/word/2018/wordml/cex" xmlns:w16cid="http://schemas.microsoft.com/office/word/2016/wordml/cid" xmlns:w16="http://schemas.microsoft.com/office/word/2018/wordml" xmlns:w16sdtdh="http://schemas.microsoft.com/office/word/2020/wordml/sdtdatahash" xmlns:w16sdtfl="http://schemas.microsoft.com/office/word/2024/wordml/sdtformatlock" xmlns:w16se="http://schemas.microsoft.com/office/word/2015/wordml/symex" xmlns:w16du="http://schemas.microsoft.com/office/word/2023/wordml/word16du" xmlns:wne="http://schemas.microsoft.com/office/word/2006/wordml" mc:Ignorable="w14 w15 w16se w16cid w16 w16cex w16sdtdh w16sdtfl w16du wp14">
   <w:body>
     <w:p>
       <w:pPr>
@@ -247,7 +247,98 @@
           <w:rFonts w:ascii="Arial" w:hAnsi="Arial" w:cs="Arial"/>
           <w:sz w:val="20"/>
         </w:rPr>
-        <w:t xml:space="preserve">Participation in this study will involve a one-to-one semi-structured interview between a member of our research group and a lead developer of {software package name}. The interview will be conducted using Microsoft Teams. The purpose of this interview will be to gather qualitative data regarding the development of {software package name}. The video-conference interview would include roughly 20 questions that focus on the software development process and the development group. The interview should not take longer than </w:t>
+        <w:t xml:space="preserve">Participation in this study will involve </w:t>
+      </w:r>
+      <w:ins w:id="0" w:author="Spencer Smith" w:date="2026-07-17T09:53:00Z" w16du:dateUtc="2026-07-17T13:53:00Z">
+        <w:r>
+          <w:rPr>
+            <w:rFonts w:ascii="Arial" w:hAnsi="Arial" w:cs="Arial"/>
+            <w:sz w:val="20"/>
+          </w:rPr>
+          <w:t xml:space="preserve">either an online survey, or </w:t>
+        </w:r>
+      </w:ins>
+      <w:r>
+        <w:rPr>
+          <w:rFonts w:ascii="Arial" w:hAnsi="Arial" w:cs="Arial"/>
+          <w:sz w:val="20"/>
+        </w:rPr>
+        <w:t xml:space="preserve">a one-to-one semi-structured interview between a member of our research group and a lead developer of {software package name}. </w:t>
+      </w:r>
+      <w:ins w:id="1" w:author="Spencer Smith" w:date="2026-07-17T09:53:00Z" w16du:dateUtc="2026-07-17T13:53:00Z">
+        <w:r>
+          <w:rPr>
+            <w:rFonts w:ascii="Arial" w:hAnsi="Arial" w:cs="Arial"/>
+            <w:sz w:val="20"/>
+          </w:rPr>
+          <w:t xml:space="preserve">The choice of survey or interview is up to the participant.  If an interview is selected, </w:t>
+        </w:r>
+      </w:ins>
+      <w:ins w:id="2" w:author="Spencer Smith" w:date="2026-07-17T09:54:00Z" w16du:dateUtc="2026-07-17T13:54:00Z">
+        <w:r>
+          <w:rPr>
+            <w:rFonts w:ascii="Arial" w:hAnsi="Arial" w:cs="Arial"/>
+            <w:sz w:val="20"/>
+          </w:rPr>
+          <w:t>t</w:t>
+        </w:r>
+      </w:ins>
+      <w:del w:id="3" w:author="Spencer Smith" w:date="2026-07-17T09:54:00Z" w16du:dateUtc="2026-07-17T13:54:00Z">
+        <w:r>
+          <w:rPr>
+            <w:rFonts w:ascii="Arial" w:hAnsi="Arial" w:cs="Arial"/>
+            <w:sz w:val="20"/>
+          </w:rPr>
+          <w:delText>T</w:delText>
+        </w:r>
+      </w:del>
+      <w:r>
+        <w:rPr>
+          <w:rFonts w:ascii="Arial" w:hAnsi="Arial" w:cs="Arial"/>
+          <w:sz w:val="20"/>
+        </w:rPr>
+        <w:t xml:space="preserve">he </w:t>
+      </w:r>
+      <w:proofErr w:type="gramStart"/>
+      <w:r>
+        <w:rPr>
+          <w:rFonts w:ascii="Arial" w:hAnsi="Arial" w:cs="Arial"/>
+          <w:sz w:val="20"/>
+        </w:rPr>
+        <w:t>interview</w:t>
+      </w:r>
+      <w:proofErr w:type="gramEnd"/>
+      <w:r>
+        <w:rPr>
+          <w:rFonts w:ascii="Arial" w:hAnsi="Arial" w:cs="Arial"/>
+          <w:sz w:val="20"/>
+        </w:rPr>
+        <w:t xml:space="preserve"> will be conducted using Microsoft Teams. The purpose of </w:t>
+      </w:r>
+      <w:ins w:id="4" w:author="Spencer Smith" w:date="2026-07-17T09:54:00Z" w16du:dateUtc="2026-07-17T13:54:00Z">
+        <w:r>
+          <w:rPr>
+            <w:rFonts w:ascii="Arial" w:hAnsi="Arial" w:cs="Arial"/>
+            <w:sz w:val="20"/>
+          </w:rPr>
+          <w:t>the survey and interview is</w:t>
+        </w:r>
+      </w:ins>
+      <w:del w:id="5" w:author="Spencer Smith" w:date="2026-07-17T09:54:00Z" w16du:dateUtc="2026-07-17T13:54:00Z">
+        <w:r>
+          <w:rPr>
+            <w:rFonts w:ascii="Arial" w:hAnsi="Arial" w:cs="Arial"/>
+            <w:sz w:val="20"/>
+          </w:rPr>
+          <w:delText>this interview will be</w:delText>
+        </w:r>
+      </w:del>
+      <w:r>
+        <w:rPr>
+          <w:rFonts w:ascii="Arial" w:hAnsi="Arial" w:cs="Arial"/>
+          <w:sz w:val="20"/>
+        </w:rPr>
+        <w:t xml:space="preserve"> to gather qualitative data regarding the development of {software package name}. The video-conference interview would include roughly 20 questions that focus on the software development process and the development group. The interview should not take longer than </w:t>
       </w:r>
       <w:r>
         <w:rPr>
@@ -263,6 +354,24 @@
         </w:rPr>
         <w:t xml:space="preserve">0 minutes. </w:t>
       </w:r>
+      <w:ins w:id="6" w:author="Spencer Smith" w:date="2026-07-17T09:54:00Z" w16du:dateUtc="2026-07-17T13:54:00Z">
+        <w:r>
+          <w:rPr>
+            <w:rFonts w:ascii="Arial" w:hAnsi="Arial" w:cs="Arial"/>
+            <w:sz w:val="20"/>
+          </w:rPr>
+          <w:t>The survey</w:t>
+        </w:r>
+      </w:ins>
+      <w:ins w:id="7" w:author="Spencer Smith" w:date="2026-07-17T09:55:00Z" w16du:dateUtc="2026-07-17T13:55:00Z">
+        <w:r>
+          <w:rPr>
+            <w:rFonts w:ascii="Arial" w:hAnsi="Arial" w:cs="Arial"/>
+            <w:sz w:val="20"/>
+          </w:rPr>
+          <w:t xml:space="preserve"> is based on the same questions and can typically be completed in about half the time as the interview.</w:t>
+        </w:r>
+      </w:ins>
     </w:p>
     <w:p>
       <w:pPr>
@@ -478,6 +587,13 @@
       </w:pPr>
     </w:p>
     <w:p>
+      <w:pPr>
+        <w:rPr>
+          <w:ins w:id="8" w:author="Spencer Smith" w:date="2026-07-17T10:39:00Z" w16du:dateUtc="2026-07-17T14:39:00Z"/>
+          <w:rFonts w:ascii="Arial" w:hAnsi="Arial" w:cs="Arial"/>
+          <w:sz w:val="20"/>
+        </w:rPr>
+      </w:pPr>
       <w:r>
         <w:rPr>
           <w:rFonts w:ascii="Arial" w:hAnsi="Arial" w:cs="Arial"/>
@@ -485,6 +601,151 @@
         </w:rPr>
         <w:t xml:space="preserve">If you choose to participate in the study, please know that you can rescind your consent at any time prior to the analysis of our findings. </w:t>
       </w:r>
+    </w:p>
+    <w:p>
+      <w:pPr>
+        <w:rPr>
+          <w:ins w:id="9" w:author="Spencer Smith" w:date="2026-07-17T10:39:00Z" w16du:dateUtc="2026-07-17T14:39:00Z"/>
+          <w:rFonts w:ascii="Arial" w:hAnsi="Arial" w:cs="Arial"/>
+          <w:sz w:val="20"/>
+        </w:rPr>
+      </w:pPr>
+    </w:p>
+    <w:p>
+      <w:pPr>
+        <w:rPr>
+          <w:ins w:id="10" w:author="Spencer Smith" w:date="2026-07-17T10:39:00Z" w16du:dateUtc="2026-07-17T14:39:00Z"/>
+          <w:rFonts w:ascii="Arial" w:hAnsi="Arial" w:cs="Arial"/>
+          <w:sz w:val="20"/>
+        </w:rPr>
+      </w:pPr>
+      <w:ins w:id="11" w:author="Spencer Smith" w:date="2026-07-17T10:38:00Z" w16du:dateUtc="2026-07-17T14:38:00Z">
+        <w:r>
+          <w:rPr>
+            <w:rFonts w:ascii="Arial" w:hAnsi="Arial" w:cs="Arial"/>
+            <w:sz w:val="20"/>
+          </w:rPr>
+          <w:t xml:space="preserve">If you wish to participate in the survey, you </w:t>
+        </w:r>
+      </w:ins>
+      <w:ins w:id="12" w:author="Spencer Smith" w:date="2026-07-17T10:39:00Z" w16du:dateUtc="2026-07-17T14:39:00Z">
+        <w:r>
+          <w:rPr>
+            <w:rFonts w:ascii="Arial" w:hAnsi="Arial" w:cs="Arial"/>
+            <w:sz w:val="20"/>
+          </w:rPr>
+          <w:t xml:space="preserve">do not need to reply to this email.  You can go directly to the survey </w:t>
+        </w:r>
+      </w:ins>
+      <w:ins w:id="13" w:author="Spencer Smith" w:date="2026-07-17T10:38:00Z" w16du:dateUtc="2026-07-17T14:38:00Z">
+        <w:r>
+          <w:rPr>
+            <w:rFonts w:ascii="Arial" w:hAnsi="Arial" w:cs="Arial"/>
+            <w:sz w:val="20"/>
+          </w:rPr>
+          <w:t>here:</w:t>
+        </w:r>
+      </w:ins>
+    </w:p>
+    <w:p>
+      <w:pPr>
+        <w:rPr>
+          <w:ins w:id="14" w:author="Spencer Smith" w:date="2026-07-17T10:39:00Z" w16du:dateUtc="2026-07-17T14:39:00Z"/>
+          <w:rFonts w:ascii="Arial" w:hAnsi="Arial" w:cs="Arial"/>
+          <w:sz w:val="20"/>
+        </w:rPr>
+      </w:pPr>
+    </w:p>
+    <w:p>
+      <w:pPr>
+        <w:rPr>
+          <w:ins w:id="15" w:author="Spencer Smith" w:date="2026-07-17T10:39:00Z" w16du:dateUtc="2026-07-17T14:39:00Z"/>
+          <w:rFonts w:ascii="Arial" w:hAnsi="Arial" w:cs="Arial"/>
+          <w:sz w:val="20"/>
+        </w:rPr>
+      </w:pPr>
+      <w:ins w:id="16" w:author="Spencer Smith" w:date="2026-07-17T16:01:00Z" w16du:dateUtc="2026-07-17T20:01:00Z">
+        <w:r>
+          <w:fldChar w:fldCharType="begin"/>
+        </w:r>
+        <w:r>
+          <w:instrText>HYPERLINK "https://forms.cloud.microsoft/r/PkK96cNa2A"</w:instrText>
+        </w:r>
+        <w:r>
+          <w:fldChar w:fldCharType="separate"/>
+        </w:r>
+        <w:r>
+          <w:rPr>
+            <w:rStyle w:val="Hyperlink"/>
+          </w:rPr>
+          <w:t>State of the Practice for Research So</w:t>
+        </w:r>
+        <w:r>
+          <w:rPr>
+            <w:rStyle w:val="Hyperlink"/>
+          </w:rPr>
+          <w:t>f</w:t>
+        </w:r>
+        <w:r>
+          <w:rPr>
+            <w:rStyle w:val="Hyperlink"/>
+          </w:rPr>
+          <w:t xml:space="preserve">tware Survey – Fill out </w:t>
+        </w:r>
+        <w:r>
+          <w:rPr>
+            <w:rStyle w:val="Hyperlink"/>
+          </w:rPr>
+          <w:t>f</w:t>
+        </w:r>
+        <w:r>
+          <w:rPr>
+            <w:rStyle w:val="Hyperlink"/>
+          </w:rPr>
+          <w:t>orm</w:t>
+        </w:r>
+        <w:r>
+          <w:fldChar w:fldCharType="end"/>
+        </w:r>
+      </w:ins>
+    </w:p>
+    <w:p>
+      <w:pPr>
+        <w:rPr>
+          <w:ins w:id="17" w:author="Spencer Smith" w:date="2026-07-17T10:39:00Z" w16du:dateUtc="2026-07-17T14:39:00Z"/>
+          <w:rFonts w:ascii="Arial" w:hAnsi="Arial" w:cs="Arial"/>
+          <w:sz w:val="20"/>
+        </w:rPr>
+      </w:pPr>
+    </w:p>
+    <w:p>
+      <w:ins w:id="18" w:author="Spencer Smith" w:date="2026-07-17T10:39:00Z" w16du:dateUtc="2026-07-17T14:39:00Z">
+        <w:r>
+          <w:rPr>
+            <w:rFonts w:ascii="Arial" w:hAnsi="Arial" w:cs="Arial"/>
+            <w:sz w:val="20"/>
+          </w:rPr>
+          <w:t xml:space="preserve">If you </w:t>
+        </w:r>
+      </w:ins>
+      <w:ins w:id="19" w:author="Spencer Smith" w:date="2026-07-17T10:40:00Z" w16du:dateUtc="2026-07-17T14:40:00Z">
+        <w:r>
+          <w:rPr>
+            <w:rFonts w:ascii="Arial" w:hAnsi="Arial" w:cs="Arial"/>
+            <w:sz w:val="20"/>
+          </w:rPr>
+          <w:t>prefer the interview option, you will need to reply to this email</w:t>
+        </w:r>
+      </w:ins>
+      <w:ins w:id="20" w:author="Spencer Smith" w:date="2026-07-17T10:41:00Z" w16du:dateUtc="2026-07-17T14:41:00Z">
+        <w:r>
+          <w:rPr>
+            <w:rFonts w:ascii="Arial" w:hAnsi="Arial" w:cs="Arial"/>
+            <w:sz w:val="20"/>
+          </w:rPr>
+          <w:t xml:space="preserve"> so that we can arrange an interview time.</w:t>
+        </w:r>
+      </w:ins>
     </w:p>
     <w:p>
       <w:pPr>
@@ -843,7 +1104,6 @@
           <w:szCs w:val="18"/>
           <w:lang w:val="en-CA"/>
         </w:rPr>
-        <w:lastRenderedPageBreak/>
         <w:t>I have read the information presented in the information letter about a</w:t>
       </w:r>
       <w:r>
@@ -922,7 +1182,27 @@
           <w:szCs w:val="18"/>
           <w:lang w:val="en-CA"/>
         </w:rPr>
-        <w:t>study and to receive additional details I requested.</w:t>
+        <w:t>study and to receive additional details I request</w:t>
+      </w:r>
+      <w:del w:id="21" w:author="Spencer Smith" w:date="2026-07-17T09:56:00Z" w16du:dateUtc="2026-07-17T13:56:00Z">
+        <w:r>
+          <w:rPr>
+            <w:rFonts w:ascii="Arial" w:hAnsi="Arial" w:cs="Arial"/>
+            <w:sz w:val="18"/>
+            <w:szCs w:val="18"/>
+            <w:lang w:val="en-CA"/>
+          </w:rPr>
+          <w:delText>ed</w:delText>
+        </w:r>
+      </w:del>
+      <w:r>
+        <w:rPr>
+          <w:rFonts w:ascii="Arial" w:hAnsi="Arial" w:cs="Arial"/>
+          <w:sz w:val="18"/>
+          <w:szCs w:val="18"/>
+          <w:lang w:val="en-CA"/>
+        </w:rPr>
+        <w:t>.</w:t>
       </w:r>
     </w:p>
     <w:p>
@@ -966,6 +1246,50 @@
         </w:rPr>
         <w:t xml:space="preserve">from the study at any time or up until </w:t>
       </w:r>
+      <w:del w:id="22" w:author="Spencer Smith" w:date="2026-07-17T09:57:00Z" w16du:dateUtc="2026-07-17T13:57:00Z">
+        <w:r>
+          <w:rPr>
+            <w:rFonts w:ascii="Arial" w:hAnsi="Arial" w:cs="Arial"/>
+            <w:sz w:val="18"/>
+            <w:szCs w:val="18"/>
+            <w:lang w:val="en-CA"/>
+          </w:rPr>
+          <w:delText xml:space="preserve">July </w:delText>
+        </w:r>
+      </w:del>
+      <w:ins w:id="23" w:author="Spencer Smith" w:date="2026-07-17T09:57:00Z" w16du:dateUtc="2026-07-17T13:57:00Z">
+        <w:r>
+          <w:rPr>
+            <w:rFonts w:ascii="Arial" w:hAnsi="Arial" w:cs="Arial"/>
+            <w:sz w:val="18"/>
+            <w:szCs w:val="18"/>
+            <w:lang w:val="en-CA"/>
+          </w:rPr>
+          <w:t xml:space="preserve">Aug </w:t>
+        </w:r>
+      </w:ins>
+      <w:del w:id="24" w:author="Spencer Smith" w:date="2026-07-17T09:57:00Z" w16du:dateUtc="2026-07-17T13:57:00Z">
+        <w:r>
+          <w:rPr>
+            <w:rFonts w:ascii="Arial" w:hAnsi="Arial" w:cs="Arial"/>
+            <w:sz w:val="18"/>
+            <w:szCs w:val="18"/>
+            <w:lang w:val="en-CA"/>
+          </w:rPr>
+          <w:delText>31</w:delText>
+        </w:r>
+      </w:del>
+      <w:ins w:id="25" w:author="Spencer Smith" w:date="2026-07-17T09:57:00Z" w16du:dateUtc="2026-07-17T13:57:00Z">
+        <w:r>
+          <w:rPr>
+            <w:rFonts w:ascii="Arial" w:hAnsi="Arial" w:cs="Arial"/>
+            <w:sz w:val="18"/>
+            <w:szCs w:val="18"/>
+            <w:lang w:val="en-CA"/>
+          </w:rPr>
+          <w:t>8</w:t>
+        </w:r>
+      </w:ins>
       <w:r>
         <w:rPr>
           <w:rFonts w:ascii="Arial" w:hAnsi="Arial" w:cs="Arial"/>
@@ -973,7 +1297,7 @@
           <w:szCs w:val="18"/>
           <w:lang w:val="en-CA"/>
         </w:rPr>
-        <w:t>July 31, 2026</w:t>
+        <w:t>, 2026</w:t>
       </w:r>
       <w:r>
         <w:rPr>
@@ -1420,7 +1744,7 @@
 </file>
 
 <file path=word/numbering.xml><?xml version="1.0" encoding="utf-8"?>
-<w:numbering xmlns:wpc="http://schemas.microsoft.com/office/word/2010/wordprocessingCanvas" xmlns:cx="http://schemas.microsoft.com/office/drawing/2014/chartex" xmlns:cx1="http://schemas.microsoft.com/office/drawing/2015/9/8/chartex" xmlns:cx2="http://schemas.microsoft.com/office/drawing/2015/10/21/chartex" xmlns:cx3="http://schemas.microsoft.com/office/drawing/2016/5/9/chartex" xmlns:cx4="http://schemas.microsoft.com/office/drawing/2016/5/10/chartex" xmlns:cx5="http://schemas.microsoft.com/office/drawing/2016/5/11/chartex" xmlns:cx6="http://schemas.microsoft.com/office/drawing/2016/5/12/chartex" xmlns:cx7="http://schemas.microsoft.com/office/drawing/2016/5/13/chartex" xmlns:cx8="http://schemas.microsoft.com/office/drawing/2016/5/14/chartex" xmlns:mc="http://schemas.openxmlformats.org/markup-compatibility/2006" xmlns:m="http://schemas.openxmlformats.org/officeDocument/2006/math" xmlns:aink="http://schemas.microsoft.com/office/drawing/2016/ink" xmlns:am3d="http://schemas.microsoft.com/office/drawing/2017/model3d" xmlns:oel="http://schemas.microsoft.com/office/2019/extlst" xmlns:r="http://schemas.openxmlformats.org/officeDocument/2006/relationships" xmlns:wp14="http://schemas.microsoft.com/office/word/2010/wordprocessingDrawing" xmlns:wp="http://schemas.openxmlformats.org/drawingml/2006/wordprocessingDrawing" xmlns:wpg="http://schemas.microsoft.com/office/word/2010/wordprocessingGroup" xmlns:wpi="http://schemas.microsoft.com/office/word/2010/wordprocessingInk" xmlns:wps="http://schemas.microsoft.com/office/word/2010/wordprocessingShape" xmlns:o="urn:schemas-microsoft-com:office:office" xmlns:v="urn:schemas-microsoft-com:vml" xmlns:w10="urn:schemas-microsoft-com:office:word" xmlns:w="http://schemas.openxmlformats.org/wordprocessingml/2006/main" xmlns:w14="http://schemas.microsoft.com/office/word/2010/wordml" xmlns:w15="http://schemas.microsoft.com/office/word/2012/wordml" xmlns:w16cex="http://schemas.microsoft.com/office/word/2018/wordml/cex" xmlns:w16cid="http://schemas.microsoft.com/office/word/2016/wordml/cid" xmlns:w16="http://schemas.microsoft.com/office/word/2018/wordml" xmlns:w16sdtdh="http://schemas.microsoft.com/office/word/2020/wordml/sdtdatahash" xmlns:w16sdtfl="http://schemas.microsoft.com/office/word/2024/wordml/sdtformatlock" xmlns:w16se="http://schemas.microsoft.com/office/word/2015/wordml/symex" xmlns:w16du="http://schemas.microsoft.com/office/word/2023/wordml/word16du" xmlns:wne="http://schemas.microsoft.com/office/word/2006/wordml" mc:Ignorable="w14 w15 w16se w16cid w16 w16cex w16sdtdh w16sdtfl w16du wp14">
+<w:numbering xmlns:wpc="http://schemas.microsoft.com/office/word/2010/wordprocessingCanvas" xmlns:cx="http://schemas.microsoft.com/office/drawing/2014/chartex" xmlns:cx1="http://schemas.microsoft.com/office/drawing/2015/9/8/chartex" xmlns:cx2="http://schemas.microsoft.com/office/drawing/2015/10/21/chartex" xmlns:cx3="http://schemas.microsoft.com/office/drawing/2016/5/9/chartex" xmlns:cx4="http://schemas.microsoft.com/office/drawing/2016/5/10/chartex" xmlns:cx5="http://schemas.microsoft.com/office/drawing/2016/5/11/chartex" xmlns:cx6="http://schemas.microsoft.com/office/drawing/2016/5/12/chartex" xmlns:cx7="http://schemas.microsoft.com/office/drawing/2016/5/13/chartex" xmlns:cx8="http://schemas.microsoft.com/office/drawing/2016/5/14/chartex" xmlns:mc="http://schemas.openxmlformats.org/markup-compatibility/2006" xmlns:m="http://schemas.openxmlformats.org/officeDocument/2006/math" xmlns:aink="http://schemas.microsoft.com/office/drawing/2016/ink" xmlns:am3d="http://schemas.microsoft.com/office/drawing/2017/model3d" xmlns:oel="http://schemas.microsoft.com/office/2019/extlst" xmlns:r="http://schemas.openxmlformats.org/officeDocument/2006/relationships" xmlns:wp14="http://schemas.microsoft.com/office/word/2010/wordprocessingDrawing" xmlns:wp="http://schemas.openxmlformats.org/drawingml/2006/wordprocessingDrawing" xmlns:wpg="http://schemas.microsoft.com/office/word/2010/wordprocessingGroup" xmlns:wpi="http://schemas.microsoft.com/office/word/2010/wordprocessingInk" xmlns:wps="http://schemas.microsoft.com/office/word/2010/wordprocessingShape" xmlns:o="urn:schemas-microsoft-com:office:office" xmlns:v="urn:schemas-microsoft-com:vml" xmlns:w10="urn:schemas-microsoft-com:office:word" xmlns:w="http://schemas.openxmlformats.org/wordprocessingml/2006/main" xmlns:w14="http://schemas.microsoft.com/office/word/2010/wordml" xmlns:w15="http://schemas.microsoft.com/office/word/2012/wordml" xmlns:w16cei="http://schemas.microsoft.com/office/word/2026/wordml/cei" xmlns:w16cex="http://schemas.microsoft.com/office/word/2018/wordml/cex" xmlns:w16cid="http://schemas.microsoft.com/office/word/2016/wordml/cid" xmlns:w16="http://schemas.microsoft.com/office/word/2018/wordml" xmlns:w16sdtdh="http://schemas.microsoft.com/office/word/2020/wordml/sdtdatahash" xmlns:w16sdtfl="http://schemas.microsoft.com/office/word/2024/wordml/sdtformatlock" xmlns:w16se="http://schemas.microsoft.com/office/word/2015/wordml/symex" xmlns:w16du="http://schemas.microsoft.com/office/word/2023/wordml/word16du" xmlns:wne="http://schemas.microsoft.com/office/word/2006/wordml" mc:Ignorable="w14 w15 w16se w16cid w16 w16cex w16sdtdh w16sdtfl w16du wp14">
   <w:abstractNum w:abstractNumId="0" w15:restartNumberingAfterBreak="0">
     <w:nsid w:val="075D1A00"/>
     <w:multiLevelType w:val="hybridMultilevel"/>
@@ -1538,6 +1862,14 @@
     <w:abstractNumId w:val="0"/>
   </w:num>
 </w:numbering>
+</file>
+
+<file path=word/people.xml><?xml version="1.0" encoding="utf-8"?>
+<w15:people xmlns:wpc="http://schemas.microsoft.com/office/word/2010/wordprocessingCanvas" xmlns:cx="http://schemas.microsoft.com/office/drawing/2014/chartex" xmlns:cx1="http://schemas.microsoft.com/office/drawing/2015/9/8/chartex" xmlns:cx2="http://schemas.microsoft.com/office/drawing/2015/10/21/chartex" xmlns:cx3="http://schemas.microsoft.com/office/drawing/2016/5/9/chartex" xmlns:cx4="http://schemas.microsoft.com/office/drawing/2016/5/10/chartex" xmlns:cx5="http://schemas.microsoft.com/office/drawing/2016/5/11/chartex" xmlns:cx6="http://schemas.microsoft.com/office/drawing/2016/5/12/chartex" xmlns:cx7="http://schemas.microsoft.com/office/drawing/2016/5/13/chartex" xmlns:cx8="http://schemas.microsoft.com/office/drawing/2016/5/14/chartex" xmlns:mc="http://schemas.openxmlformats.org/markup-compatibility/2006" xmlns:m="http://schemas.openxmlformats.org/officeDocument/2006/math" xmlns:aink="http://schemas.microsoft.com/office/drawing/2016/ink" xmlns:am3d="http://schemas.microsoft.com/office/drawing/2017/model3d" xmlns:oel="http://schemas.microsoft.com/office/2019/extlst" xmlns:r="http://schemas.openxmlformats.org/officeDocument/2006/relationships" xmlns:wp14="http://schemas.microsoft.com/office/word/2010/wordprocessingDrawing" xmlns:wp="http://schemas.openxmlformats.org/drawingml/2006/wordprocessingDrawing" xmlns:wpg="http://schemas.microsoft.com/office/word/2010/wordprocessingGroup" xmlns:wpi="http://schemas.microsoft.com/office/word/2010/wordprocessingInk" xmlns:wps="http://schemas.microsoft.com/office/word/2010/wordprocessingShape" xmlns:o="urn:schemas-microsoft-com:office:office" xmlns:v="urn:schemas-microsoft-com:vml" xmlns:w10="urn:schemas-microsoft-com:office:word" xmlns:w="http://schemas.openxmlformats.org/wordprocessingml/2006/main" xmlns:w14="http://schemas.microsoft.com/office/word/2010/wordml" xmlns:w15="http://schemas.microsoft.com/office/word/2012/wordml" xmlns:w16cei="http://schemas.microsoft.com/office/word/2026/wordml/cei" xmlns:w16cex="http://schemas.microsoft.com/office/word/2018/wordml/cex" xmlns:w16cid="http://schemas.microsoft.com/office/word/2016/wordml/cid" xmlns:w16="http://schemas.microsoft.com/office/word/2018/wordml" xmlns:w16sdtdh="http://schemas.microsoft.com/office/word/2020/wordml/sdtdatahash" xmlns:w16sdtfl="http://schemas.microsoft.com/office/word/2024/wordml/sdtformatlock" xmlns:w16se="http://schemas.microsoft.com/office/word/2015/wordml/symex" xmlns:w16du="http://schemas.microsoft.com/office/word/2023/wordml/word16du" xmlns:wne="http://schemas.microsoft.com/office/word/2006/wordml" mc:Ignorable="w14 w15 w16se w16cid w16 w16cex w16sdtdh w16sdtfl w16du wp14">
+  <w15:person w15:author="Spencer Smith">
+    <w15:presenceInfo w15:providerId="AD" w15:userId="S::smiths@mcmaster.ca::80185a1f-9ef1-4a10-a8cf-0d62d99a8080"/>
+  </w15:person>
+</w15:people>
 </file>
 
 <file path=word/styles.xml><?xml version="1.0" encoding="utf-8"?>
@@ -2118,6 +2450,18 @@
       <w:lang w:val="en-US" w:eastAsia="zh-CN" w:bidi="hi-IN"/>
     </w:rPr>
   </w:style>
+  <w:style w:type="character" w:styleId="UnresolvedMention">
+    <w:name w:val="Unresolved Mention"/>
+    <w:basedOn w:val="DefaultParagraphFont"/>
+    <w:uiPriority w:val="99"/>
+    <w:semiHidden/>
+    <w:unhideWhenUsed/>
+    <w:rsid w:val="00880214"/>
+    <w:rPr>
+      <w:color w:val="605E5C"/>
+      <w:shd w:val="clear" w:color="auto" w:fill="E1DFDD"/>
+    </w:rPr>
+  </w:style>
 </w:styles>
 </file>
 

--- a/StateOfPractice/MACREM-2026/SupportingDocuments/RecruitingScript.docx
+++ b/StateOfPractice/MACREM-2026/SupportingDocuments/RecruitingScript.docx
@@ -249,13 +249,76 @@
         </w:rPr>
         <w:t xml:space="preserve">Participation in this study will involve </w:t>
       </w:r>
-      <w:ins w:id="0" w:author="Spencer Smith" w:date="2026-07-17T09:53:00Z" w16du:dateUtc="2026-07-17T13:53:00Z">
+      <w:r>
+        <w:rPr>
+          <w:rFonts w:ascii="Arial" w:hAnsi="Arial" w:cs="Arial"/>
+          <w:sz w:val="20"/>
+        </w:rPr>
+        <w:t xml:space="preserve">either an online survey, or </w:t>
+      </w:r>
+      <w:r>
+        <w:rPr>
+          <w:rFonts w:ascii="Arial" w:hAnsi="Arial" w:cs="Arial"/>
+          <w:sz w:val="20"/>
+        </w:rPr>
+        <w:t xml:space="preserve">a one-to-one semi-structured interview between a member of our research group and a lead developer of {software package name}. </w:t>
+      </w:r>
+      <w:r>
+        <w:rPr>
+          <w:rFonts w:ascii="Arial" w:hAnsi="Arial" w:cs="Arial"/>
+          <w:sz w:val="20"/>
+        </w:rPr>
+        <w:t>The choice of survey or interview is up to the participant.  If an interview is selected, t</w:t>
+      </w:r>
+      <w:r>
+        <w:rPr>
+          <w:rFonts w:ascii="Arial" w:hAnsi="Arial" w:cs="Arial"/>
+          <w:sz w:val="20"/>
+        </w:rPr>
+        <w:t xml:space="preserve">he interview will be conducted using Microsoft Teams. The purpose of </w:t>
+      </w:r>
+      <w:r>
+        <w:rPr>
+          <w:rFonts w:ascii="Arial" w:hAnsi="Arial" w:cs="Arial"/>
+          <w:sz w:val="20"/>
+        </w:rPr>
+        <w:t>the survey and interview is</w:t>
+      </w:r>
+      <w:r>
+        <w:rPr>
+          <w:rFonts w:ascii="Arial" w:hAnsi="Arial" w:cs="Arial"/>
+          <w:sz w:val="20"/>
+        </w:rPr>
+        <w:t xml:space="preserve"> to gather qualitative data regarding the development of {software package name}. The video-conference interview would include roughly 20 questions that focus on the software development process and the development group. The interview should not take longer than </w:t>
+      </w:r>
+      <w:r>
+        <w:rPr>
+          <w:rFonts w:ascii="Arial" w:hAnsi="Arial" w:cs="Arial"/>
+          <w:sz w:val="20"/>
+        </w:rPr>
+        <w:t>6</w:t>
+      </w:r>
+      <w:r>
+        <w:rPr>
+          <w:rFonts w:ascii="Arial" w:hAnsi="Arial" w:cs="Arial"/>
+          <w:sz w:val="20"/>
+        </w:rPr>
+        <w:t xml:space="preserve">0 minutes. </w:t>
+      </w:r>
+      <w:r>
+        <w:rPr>
+          <w:rFonts w:ascii="Arial" w:hAnsi="Arial" w:cs="Arial"/>
+          <w:sz w:val="20"/>
+        </w:rPr>
+        <w:t>The survey</w:t>
+      </w:r>
+      <w:ins w:id="0" w:author="Spencer Smith" w:date="2026-07-29T22:58:00Z" w16du:dateUtc="2026-07-30T02:58:00Z">
         <w:r>
           <w:rPr>
             <w:rFonts w:ascii="Arial" w:hAnsi="Arial" w:cs="Arial"/>
             <w:sz w:val="20"/>
           </w:rPr>
-          <w:t xml:space="preserve">either an online survey, or </w:t>
+          <w:t>, hosted on Microsoft Forms,</w:t>
         </w:r>
       </w:ins>
       <w:r>
@@ -263,163 +326,210 @@
           <w:rFonts w:ascii="Arial" w:hAnsi="Arial" w:cs="Arial"/>
           <w:sz w:val="20"/>
         </w:rPr>
-        <w:t xml:space="preserve">a one-to-one semi-structured interview between a member of our research group and a lead developer of {software package name}. </w:t>
-      </w:r>
-      <w:ins w:id="1" w:author="Spencer Smith" w:date="2026-07-17T09:53:00Z" w16du:dateUtc="2026-07-17T13:53:00Z">
+        <w:t xml:space="preserve"> is based on the same questions and can typically be completed in about half the time as the interview.</w:t>
+      </w:r>
+    </w:p>
+    <w:p>
+      <w:pPr>
+        <w:rPr>
+          <w:rFonts w:ascii="Arial" w:hAnsi="Arial" w:cs="Arial"/>
+          <w:sz w:val="20"/>
+        </w:rPr>
+      </w:pPr>
+    </w:p>
+    <w:p>
+      <w:pPr>
+        <w:rPr>
+          <w:rFonts w:ascii="Arial" w:hAnsi="Arial" w:cs="Arial"/>
+          <w:color w:val="000000"/>
+          <w:sz w:val="20"/>
+        </w:rPr>
+      </w:pPr>
+      <w:r>
+        <w:rPr>
+          <w:rFonts w:ascii="Arial" w:hAnsi="Arial" w:cs="Arial"/>
+          <w:sz w:val="20"/>
+        </w:rPr>
+        <w:t xml:space="preserve">I have attached a copy of the letter of information with full details about the procedure of the research and potential benefits and risks. </w:t>
+      </w:r>
+      <w:r>
+        <w:rPr>
+          <w:rFonts w:ascii="Arial" w:hAnsi="Arial" w:cs="Arial"/>
+          <w:sz w:val="20"/>
+        </w:rPr>
+        <w:t xml:space="preserve">With respect to risks, </w:t>
+      </w:r>
+      <w:r>
+        <w:rPr>
+          <w:rFonts w:ascii="Arial" w:hAnsi="Arial" w:cs="Arial"/>
+          <w:sz w:val="20"/>
+        </w:rPr>
+        <w:t xml:space="preserve">the letter </w:t>
+      </w:r>
+      <w:r>
+        <w:rPr>
+          <w:rFonts w:ascii="Arial" w:hAnsi="Arial" w:cs="Arial"/>
+          <w:sz w:val="20"/>
+        </w:rPr>
+        <w:t>highlights that</w:t>
+      </w:r>
+      <w:r>
+        <w:rPr>
+          <w:rFonts w:ascii="Arial" w:hAnsi="Arial" w:cs="Arial"/>
+          <w:sz w:val="20"/>
+        </w:rPr>
+        <w:t xml:space="preserve"> </w:t>
+      </w:r>
+      <w:r>
+        <w:rPr>
+          <w:rFonts w:ascii="Arial" w:hAnsi="Arial" w:cs="Arial"/>
+          <w:sz w:val="20"/>
+        </w:rPr>
+        <w:t>y</w:t>
+      </w:r>
+      <w:r>
+        <w:rPr>
+          <w:rFonts w:ascii="Arial" w:hAnsi="Arial" w:cs="Arial"/>
+          <w:sz w:val="20"/>
+        </w:rPr>
+        <w:t>ou may feel uncomfortable or anxious if you perceive that your project is being scrutinized.</w:t>
+      </w:r>
+      <w:r>
+        <w:rPr>
+          <w:rFonts w:ascii="Arial" w:hAnsi="Arial" w:cs="Arial"/>
+          <w:sz w:val="20"/>
+        </w:rPr>
+        <w:t xml:space="preserve">  We also identify the risk of </w:t>
+      </w:r>
+      <w:r>
+        <w:rPr>
+          <w:rFonts w:ascii="Arial" w:hAnsi="Arial" w:cs="Arial"/>
+          <w:sz w:val="20"/>
+        </w:rPr>
+        <w:t xml:space="preserve">maintaining the privacy of </w:t>
+      </w:r>
+      <w:del w:id="1" w:author="Spencer Smith" w:date="2026-07-29T22:59:00Z" w16du:dateUtc="2026-07-30T02:59:00Z">
         <w:r>
           <w:rPr>
             <w:rFonts w:ascii="Arial" w:hAnsi="Arial" w:cs="Arial"/>
             <w:sz w:val="20"/>
           </w:rPr>
-          <w:t xml:space="preserve">The choice of survey or interview is up to the participant.  If an interview is selected, </w:t>
+          <w:delText xml:space="preserve">interviewed </w:delText>
         </w:r>
-      </w:ins>
-      <w:ins w:id="2" w:author="Spencer Smith" w:date="2026-07-17T09:54:00Z" w16du:dateUtc="2026-07-17T13:54:00Z">
+      </w:del>
+      <w:ins w:id="2" w:author="Spencer Smith" w:date="2026-07-29T22:59:00Z" w16du:dateUtc="2026-07-30T02:59:00Z">
         <w:r>
           <w:rPr>
             <w:rFonts w:ascii="Arial" w:hAnsi="Arial" w:cs="Arial"/>
             <w:sz w:val="20"/>
           </w:rPr>
-          <w:t>t</w:t>
+          <w:t xml:space="preserve">participants if they </w:t>
         </w:r>
-      </w:ins>
-      <w:del w:id="3" w:author="Spencer Smith" w:date="2026-07-17T09:54:00Z" w16du:dateUtc="2026-07-17T13:54:00Z">
+        <w:proofErr w:type="spellStart"/>
         <w:r>
           <w:rPr>
             <w:rFonts w:ascii="Arial" w:hAnsi="Arial" w:cs="Arial"/>
             <w:sz w:val="20"/>
           </w:rPr>
-          <w:delText>T</w:delText>
+          <w:t xml:space="preserve">are </w:t>
         </w:r>
-      </w:del>
-      <w:r>
-        <w:rPr>
-          <w:rFonts w:ascii="Arial" w:hAnsi="Arial" w:cs="Arial"/>
-          <w:sz w:val="20"/>
-        </w:rPr>
-        <w:t xml:space="preserve">he </w:t>
-      </w:r>
-      <w:proofErr w:type="gramStart"/>
-      <w:r>
-        <w:rPr>
-          <w:rFonts w:ascii="Arial" w:hAnsi="Arial" w:cs="Arial"/>
-          <w:sz w:val="20"/>
-        </w:rPr>
-        <w:t>interview</w:t>
-      </w:r>
-      <w:proofErr w:type="gramEnd"/>
-      <w:r>
-        <w:rPr>
-          <w:rFonts w:ascii="Arial" w:hAnsi="Arial" w:cs="Arial"/>
-          <w:sz w:val="20"/>
-        </w:rPr>
-        <w:t xml:space="preserve"> will be conducted using Microsoft Teams. The purpose of </w:t>
-      </w:r>
-      <w:ins w:id="4" w:author="Spencer Smith" w:date="2026-07-17T09:54:00Z" w16du:dateUtc="2026-07-17T13:54:00Z">
+      </w:ins>
+      <w:r>
+        <w:rPr>
+          <w:rFonts w:ascii="Arial" w:hAnsi="Arial" w:cs="Arial"/>
+          <w:sz w:val="20"/>
+        </w:rPr>
+        <w:t>sol</w:t>
+      </w:r>
+      <w:proofErr w:type="spellEnd"/>
+      <w:r>
+        <w:rPr>
+          <w:rFonts w:ascii="Arial" w:hAnsi="Arial" w:cs="Arial"/>
+          <w:sz w:val="20"/>
+        </w:rPr>
+        <w:t>e developers, or members from a small developer team,</w:t>
+      </w:r>
+      <w:r>
+        <w:rPr>
+          <w:rFonts w:ascii="Arial" w:hAnsi="Arial" w:cs="Arial"/>
+          <w:sz w:val="20"/>
+        </w:rPr>
+        <w:t xml:space="preserve"> </w:t>
+      </w:r>
+      <w:r>
+        <w:rPr>
+          <w:rFonts w:ascii="Arial" w:hAnsi="Arial" w:cs="Arial"/>
+          <w:sz w:val="20"/>
+        </w:rPr>
+        <w:t xml:space="preserve">since their identities can be inferred. The </w:t>
+      </w:r>
+      <w:del w:id="3" w:author="Spencer Smith" w:date="2026-07-29T22:59:00Z" w16du:dateUtc="2026-07-30T02:59:00Z">
         <w:r>
           <w:rPr>
             <w:rFonts w:ascii="Arial" w:hAnsi="Arial" w:cs="Arial"/>
             <w:sz w:val="20"/>
           </w:rPr>
-          <w:t>the survey and interview is</w:t>
+          <w:delText xml:space="preserve">interviewee </w:delText>
         </w:r>
-      </w:ins>
-      <w:del w:id="5" w:author="Spencer Smith" w:date="2026-07-17T09:54:00Z" w16du:dateUtc="2026-07-17T13:54:00Z">
+      </w:del>
+      <w:ins w:id="4" w:author="Spencer Smith" w:date="2026-07-29T22:59:00Z" w16du:dateUtc="2026-07-30T02:59:00Z">
         <w:r>
           <w:rPr>
             <w:rFonts w:ascii="Arial" w:hAnsi="Arial" w:cs="Arial"/>
             <w:sz w:val="20"/>
           </w:rPr>
-          <w:delText>this interview will be</w:delText>
+          <w:t xml:space="preserve">participant </w:t>
         </w:r>
-      </w:del>
-      <w:r>
-        <w:rPr>
-          <w:rFonts w:ascii="Arial" w:hAnsi="Arial" w:cs="Arial"/>
-          <w:sz w:val="20"/>
-        </w:rPr>
-        <w:t xml:space="preserve"> to gather qualitative data regarding the development of {software package name}. The video-conference interview would include roughly 20 questions that focus on the software development process and the development group. The interview should not take longer than </w:t>
-      </w:r>
-      <w:r>
-        <w:rPr>
-          <w:rFonts w:ascii="Arial" w:hAnsi="Arial" w:cs="Arial"/>
-          <w:sz w:val="20"/>
-        </w:rPr>
-        <w:t>6</w:t>
-      </w:r>
-      <w:r>
-        <w:rPr>
-          <w:rFonts w:ascii="Arial" w:hAnsi="Arial" w:cs="Arial"/>
-          <w:sz w:val="20"/>
-        </w:rPr>
-        <w:t xml:space="preserve">0 minutes. </w:t>
-      </w:r>
-      <w:ins w:id="6" w:author="Spencer Smith" w:date="2026-07-17T09:54:00Z" w16du:dateUtc="2026-07-17T13:54:00Z">
+      </w:ins>
+      <w:r>
+        <w:rPr>
+          <w:rFonts w:ascii="Arial" w:hAnsi="Arial" w:cs="Arial"/>
+          <w:sz w:val="20"/>
+        </w:rPr>
+        <w:t>will have to accept this risk if they choose to be interviewed</w:t>
+      </w:r>
+      <w:ins w:id="5" w:author="Spencer Smith" w:date="2026-07-29T22:59:00Z" w16du:dateUtc="2026-07-30T02:59:00Z">
         <w:r>
           <w:rPr>
             <w:rFonts w:ascii="Arial" w:hAnsi="Arial" w:cs="Arial"/>
             <w:sz w:val="20"/>
           </w:rPr>
-          <w:t>The survey</w:t>
+          <w:t xml:space="preserve"> or complete the survey</w:t>
         </w:r>
       </w:ins>
-      <w:ins w:id="7" w:author="Spencer Smith" w:date="2026-07-17T09:55:00Z" w16du:dateUtc="2026-07-17T13:55:00Z">
-        <w:r>
-          <w:rPr>
-            <w:rFonts w:ascii="Arial" w:hAnsi="Arial" w:cs="Arial"/>
-            <w:sz w:val="20"/>
-          </w:rPr>
-          <w:t xml:space="preserve"> is based on the same questions and can typically be completed in about half the time as the interview.</w:t>
-        </w:r>
-      </w:ins>
-    </w:p>
-    <w:p>
-      <w:pPr>
-        <w:rPr>
-          <w:rFonts w:ascii="Arial" w:hAnsi="Arial" w:cs="Arial"/>
-          <w:sz w:val="20"/>
-        </w:rPr>
-      </w:pPr>
-    </w:p>
-    <w:p>
-      <w:pPr>
+      <w:r>
+        <w:rPr>
+          <w:rFonts w:ascii="Arial" w:hAnsi="Arial" w:cs="Arial"/>
+          <w:sz w:val="20"/>
+        </w:rPr>
+        <w:t>.</w:t>
+      </w:r>
+      <w:r>
+        <w:rPr>
+          <w:rFonts w:ascii="Arial" w:hAnsi="Arial" w:cs="Arial"/>
+          <w:sz w:val="20"/>
+        </w:rPr>
+        <w:t xml:space="preserve">  </w:t>
+      </w:r>
+      <w:r>
+        <w:rPr>
+          <w:rFonts w:ascii="Arial" w:hAnsi="Arial" w:cs="Arial"/>
+          <w:sz w:val="20"/>
+        </w:rPr>
+        <w:t xml:space="preserve">If you choose to participate in the study, please </w:t>
+      </w:r>
+      <w:r>
         <w:rPr>
           <w:rFonts w:ascii="Arial" w:hAnsi="Arial" w:cs="Arial"/>
           <w:color w:val="000000"/>
           <w:sz w:val="20"/>
         </w:rPr>
-      </w:pPr>
-      <w:r>
-        <w:rPr>
-          <w:rFonts w:ascii="Arial" w:hAnsi="Arial" w:cs="Arial"/>
-          <w:sz w:val="20"/>
-        </w:rPr>
-        <w:t xml:space="preserve">I have attached a copy of the letter of information with full details about the procedure of the research and potential benefits and risks. </w:t>
-      </w:r>
-      <w:r>
-        <w:rPr>
-          <w:rFonts w:ascii="Arial" w:hAnsi="Arial" w:cs="Arial"/>
-          <w:sz w:val="20"/>
-        </w:rPr>
-        <w:t xml:space="preserve">With respect to risks, </w:t>
-      </w:r>
-      <w:r>
-        <w:rPr>
-          <w:rFonts w:ascii="Arial" w:hAnsi="Arial" w:cs="Arial"/>
-          <w:sz w:val="20"/>
-        </w:rPr>
-        <w:t xml:space="preserve">the letter </w:t>
-      </w:r>
-      <w:r>
-        <w:rPr>
-          <w:rFonts w:ascii="Arial" w:hAnsi="Arial" w:cs="Arial"/>
-          <w:sz w:val="20"/>
-        </w:rPr>
-        <w:t>highlights that</w:t>
-      </w:r>
-      <w:r>
-        <w:rPr>
-          <w:rFonts w:ascii="Arial" w:hAnsi="Arial" w:cs="Arial"/>
+        <w:t>let me know</w:t>
+      </w:r>
+      <w:r>
+        <w:rPr>
+          <w:rFonts w:ascii="Arial" w:hAnsi="Arial" w:cs="Arial"/>
+          <w:color w:val="000000"/>
           <w:sz w:val="20"/>
         </w:rPr>
         <w:t xml:space="preserve"> </w:t>
@@ -427,34 +537,15 @@
       <w:r>
         <w:rPr>
           <w:rFonts w:ascii="Arial" w:hAnsi="Arial" w:cs="Arial"/>
-          <w:sz w:val="20"/>
-        </w:rPr>
-        <w:t>y</w:t>
-      </w:r>
-      <w:r>
-        <w:rPr>
-          <w:rFonts w:ascii="Arial" w:hAnsi="Arial" w:cs="Arial"/>
-          <w:sz w:val="20"/>
-        </w:rPr>
-        <w:t>ou may feel uncomfortable or anxious if you perceive that your project is being scrutinized.</w:t>
-      </w:r>
-      <w:r>
-        <w:rPr>
-          <w:rFonts w:ascii="Arial" w:hAnsi="Arial" w:cs="Arial"/>
-          <w:sz w:val="20"/>
-        </w:rPr>
-        <w:t xml:space="preserve">  We also identify the risk of </w:t>
-      </w:r>
-      <w:r>
-        <w:rPr>
-          <w:rFonts w:ascii="Arial" w:hAnsi="Arial" w:cs="Arial"/>
-          <w:sz w:val="20"/>
-        </w:rPr>
-        <w:t>maintaining the privacy of interviewed sole developers, or members from a small developer team,</w:t>
-      </w:r>
-      <w:r>
-        <w:rPr>
-          <w:rFonts w:ascii="Arial" w:hAnsi="Arial" w:cs="Arial"/>
+          <w:color w:val="000000"/>
+          <w:sz w:val="20"/>
+        </w:rPr>
+        <w:t>by responding to this email and stating that you want to participate in</w:t>
+      </w:r>
+      <w:r>
+        <w:rPr>
+          <w:rFonts w:ascii="Arial" w:hAnsi="Arial" w:cs="Arial"/>
+          <w:color w:val="000000"/>
           <w:sz w:val="20"/>
         </w:rPr>
         <w:t xml:space="preserve"> </w:t>
@@ -462,31 +553,10 @@
       <w:r>
         <w:rPr>
           <w:rFonts w:ascii="Arial" w:hAnsi="Arial" w:cs="Arial"/>
-          <w:sz w:val="20"/>
-        </w:rPr>
-        <w:t>since their identities can be inferred. The interviewee will have to accept this risk if they choose to be interviewed.</w:t>
-      </w:r>
-      <w:r>
-        <w:rPr>
-          <w:rFonts w:ascii="Arial" w:hAnsi="Arial" w:cs="Arial"/>
-          <w:sz w:val="20"/>
-        </w:rPr>
-        <w:t xml:space="preserve">  </w:t>
-      </w:r>
-      <w:r>
-        <w:rPr>
-          <w:rFonts w:ascii="Arial" w:hAnsi="Arial" w:cs="Arial"/>
-          <w:sz w:val="20"/>
-        </w:rPr>
-        <w:t xml:space="preserve">If you choose to participate in the study, please </w:t>
-      </w:r>
-      <w:r>
-        <w:rPr>
-          <w:rFonts w:ascii="Arial" w:hAnsi="Arial" w:cs="Arial"/>
           <w:color w:val="000000"/>
           <w:sz w:val="20"/>
         </w:rPr>
-        <w:t>let me know</w:t>
+        <w:t>the study. Also, if you have any questions</w:t>
       </w:r>
       <w:r>
         <w:rPr>
@@ -494,6 +564,22 @@
           <w:color w:val="000000"/>
           <w:sz w:val="20"/>
         </w:rPr>
+        <w:t xml:space="preserve"> that</w:t>
+      </w:r>
+      <w:r>
+        <w:rPr>
+          <w:rFonts w:ascii="Arial" w:hAnsi="Arial" w:cs="Arial"/>
+          <w:color w:val="000000"/>
+          <w:sz w:val="20"/>
+        </w:rPr>
+        <w:t xml:space="preserve"> you wanted answered before deciding</w:t>
+      </w:r>
+      <w:r>
+        <w:rPr>
+          <w:rFonts w:ascii="Arial" w:hAnsi="Arial" w:cs="Arial"/>
+          <w:color w:val="000000"/>
+          <w:sz w:val="20"/>
+        </w:rPr>
         <w:t xml:space="preserve"> </w:t>
       </w:r>
       <w:r>
@@ -502,7 +588,7 @@
           <w:color w:val="000000"/>
           <w:sz w:val="20"/>
         </w:rPr>
-        <w:t>by responding to this email and stating that you want to participate in</w:t>
+        <w:t>to participate, please let us know</w:t>
       </w:r>
       <w:r>
         <w:rPr>
@@ -510,54 +596,6 @@
           <w:color w:val="000000"/>
           <w:sz w:val="20"/>
         </w:rPr>
-        <w:t xml:space="preserve"> </w:t>
-      </w:r>
-      <w:r>
-        <w:rPr>
-          <w:rFonts w:ascii="Arial" w:hAnsi="Arial" w:cs="Arial"/>
-          <w:color w:val="000000"/>
-          <w:sz w:val="20"/>
-        </w:rPr>
-        <w:t>the study. Also, if you have any questions</w:t>
-      </w:r>
-      <w:r>
-        <w:rPr>
-          <w:rFonts w:ascii="Arial" w:hAnsi="Arial" w:cs="Arial"/>
-          <w:color w:val="000000"/>
-          <w:sz w:val="20"/>
-        </w:rPr>
-        <w:t xml:space="preserve"> that</w:t>
-      </w:r>
-      <w:r>
-        <w:rPr>
-          <w:rFonts w:ascii="Arial" w:hAnsi="Arial" w:cs="Arial"/>
-          <w:color w:val="000000"/>
-          <w:sz w:val="20"/>
-        </w:rPr>
-        <w:t xml:space="preserve"> you wanted answered before deciding</w:t>
-      </w:r>
-      <w:r>
-        <w:rPr>
-          <w:rFonts w:ascii="Arial" w:hAnsi="Arial" w:cs="Arial"/>
-          <w:color w:val="000000"/>
-          <w:sz w:val="20"/>
-        </w:rPr>
-        <w:t xml:space="preserve"> </w:t>
-      </w:r>
-      <w:r>
-        <w:rPr>
-          <w:rFonts w:ascii="Arial" w:hAnsi="Arial" w:cs="Arial"/>
-          <w:color w:val="000000"/>
-          <w:sz w:val="20"/>
-        </w:rPr>
-        <w:t>to participate, please let us know</w:t>
-      </w:r>
-      <w:r>
-        <w:rPr>
-          <w:rFonts w:ascii="Arial" w:hAnsi="Arial" w:cs="Arial"/>
-          <w:color w:val="000000"/>
-          <w:sz w:val="20"/>
-        </w:rPr>
         <w:t xml:space="preserve">. </w:t>
       </w:r>
     </w:p>
@@ -589,7 +627,6 @@
     <w:p>
       <w:pPr>
         <w:rPr>
-          <w:ins w:id="8" w:author="Spencer Smith" w:date="2026-07-17T10:39:00Z" w16du:dateUtc="2026-07-17T14:39:00Z"/>
           <w:rFonts w:ascii="Arial" w:hAnsi="Arial" w:cs="Arial"/>
           <w:sz w:val="20"/>
         </w:rPr>
@@ -605,147 +642,73 @@
     <w:p>
       <w:pPr>
         <w:rPr>
-          <w:ins w:id="9" w:author="Spencer Smith" w:date="2026-07-17T10:39:00Z" w16du:dateUtc="2026-07-17T14:39:00Z"/>
-          <w:rFonts w:ascii="Arial" w:hAnsi="Arial" w:cs="Arial"/>
-          <w:sz w:val="20"/>
-        </w:rPr>
-      </w:pPr>
-    </w:p>
-    <w:p>
-      <w:pPr>
-        <w:rPr>
-          <w:ins w:id="10" w:author="Spencer Smith" w:date="2026-07-17T10:39:00Z" w16du:dateUtc="2026-07-17T14:39:00Z"/>
-          <w:rFonts w:ascii="Arial" w:hAnsi="Arial" w:cs="Arial"/>
-          <w:sz w:val="20"/>
-        </w:rPr>
-      </w:pPr>
-      <w:ins w:id="11" w:author="Spencer Smith" w:date="2026-07-17T10:38:00Z" w16du:dateUtc="2026-07-17T14:38:00Z">
-        <w:r>
-          <w:rPr>
-            <w:rFonts w:ascii="Arial" w:hAnsi="Arial" w:cs="Arial"/>
-            <w:sz w:val="20"/>
-          </w:rPr>
-          <w:t xml:space="preserve">If you wish to participate in the survey, you </w:t>
-        </w:r>
-      </w:ins>
-      <w:ins w:id="12" w:author="Spencer Smith" w:date="2026-07-17T10:39:00Z" w16du:dateUtc="2026-07-17T14:39:00Z">
-        <w:r>
-          <w:rPr>
-            <w:rFonts w:ascii="Arial" w:hAnsi="Arial" w:cs="Arial"/>
-            <w:sz w:val="20"/>
-          </w:rPr>
-          <w:t xml:space="preserve">do not need to reply to this email.  You can go directly to the survey </w:t>
-        </w:r>
-      </w:ins>
-      <w:ins w:id="13" w:author="Spencer Smith" w:date="2026-07-17T10:38:00Z" w16du:dateUtc="2026-07-17T14:38:00Z">
-        <w:r>
-          <w:rPr>
-            <w:rFonts w:ascii="Arial" w:hAnsi="Arial" w:cs="Arial"/>
-            <w:sz w:val="20"/>
-          </w:rPr>
-          <w:t>here:</w:t>
-        </w:r>
-      </w:ins>
-    </w:p>
-    <w:p>
-      <w:pPr>
-        <w:rPr>
-          <w:ins w:id="14" w:author="Spencer Smith" w:date="2026-07-17T10:39:00Z" w16du:dateUtc="2026-07-17T14:39:00Z"/>
-          <w:rFonts w:ascii="Arial" w:hAnsi="Arial" w:cs="Arial"/>
-          <w:sz w:val="20"/>
-        </w:rPr>
-      </w:pPr>
-    </w:p>
-    <w:p>
-      <w:pPr>
-        <w:rPr>
-          <w:ins w:id="15" w:author="Spencer Smith" w:date="2026-07-17T10:39:00Z" w16du:dateUtc="2026-07-17T14:39:00Z"/>
-          <w:rFonts w:ascii="Arial" w:hAnsi="Arial" w:cs="Arial"/>
-          <w:sz w:val="20"/>
-        </w:rPr>
-      </w:pPr>
-      <w:ins w:id="16" w:author="Spencer Smith" w:date="2026-07-17T16:01:00Z" w16du:dateUtc="2026-07-17T20:01:00Z">
-        <w:r>
-          <w:fldChar w:fldCharType="begin"/>
-        </w:r>
-        <w:r>
-          <w:instrText>HYPERLINK "https://forms.cloud.microsoft/r/PkK96cNa2A"</w:instrText>
-        </w:r>
-        <w:r>
-          <w:fldChar w:fldCharType="separate"/>
-        </w:r>
+          <w:rFonts w:ascii="Arial" w:hAnsi="Arial" w:cs="Arial"/>
+          <w:sz w:val="20"/>
+        </w:rPr>
+      </w:pPr>
+    </w:p>
+    <w:p>
+      <w:pPr>
+        <w:rPr>
+          <w:rFonts w:ascii="Arial" w:hAnsi="Arial" w:cs="Arial"/>
+          <w:sz w:val="20"/>
+        </w:rPr>
+      </w:pPr>
+      <w:r>
+        <w:rPr>
+          <w:rFonts w:ascii="Arial" w:hAnsi="Arial" w:cs="Arial"/>
+          <w:sz w:val="20"/>
+        </w:rPr>
+        <w:t>If you wish to participate in the survey, you do not need to reply to this email.  You can go directly to the survey here:</w:t>
+      </w:r>
+    </w:p>
+    <w:p>
+      <w:pPr>
+        <w:rPr>
+          <w:rFonts w:ascii="Arial" w:hAnsi="Arial" w:cs="Arial"/>
+          <w:sz w:val="20"/>
+        </w:rPr>
+      </w:pPr>
+    </w:p>
+    <w:p>
+      <w:pPr>
+        <w:rPr>
+          <w:rFonts w:ascii="Arial" w:hAnsi="Arial" w:cs="Arial"/>
+          <w:sz w:val="20"/>
+        </w:rPr>
+      </w:pPr>
+      <w:hyperlink r:id="rId5" w:history="1">
         <w:r>
           <w:rPr>
             <w:rStyle w:val="Hyperlink"/>
           </w:rPr>
-          <w:t>State of the Practice for Research So</w:t>
+          <w:t>State of the Practice for Research Software Survey – Fill out form</w:t>
         </w:r>
-        <w:r>
-          <w:rPr>
-            <w:rStyle w:val="Hyperlink"/>
-          </w:rPr>
-          <w:t>f</w:t>
-        </w:r>
-        <w:r>
-          <w:rPr>
-            <w:rStyle w:val="Hyperlink"/>
-          </w:rPr>
-          <w:t xml:space="preserve">tware Survey – Fill out </w:t>
-        </w:r>
-        <w:r>
-          <w:rPr>
-            <w:rStyle w:val="Hyperlink"/>
-          </w:rPr>
-          <w:t>f</w:t>
-        </w:r>
-        <w:r>
-          <w:rPr>
-            <w:rStyle w:val="Hyperlink"/>
-          </w:rPr>
-          <w:t>orm</w:t>
-        </w:r>
-        <w:r>
-          <w:fldChar w:fldCharType="end"/>
-        </w:r>
-      </w:ins>
-    </w:p>
-    <w:p>
-      <w:pPr>
-        <w:rPr>
-          <w:ins w:id="17" w:author="Spencer Smith" w:date="2026-07-17T10:39:00Z" w16du:dateUtc="2026-07-17T14:39:00Z"/>
-          <w:rFonts w:ascii="Arial" w:hAnsi="Arial" w:cs="Arial"/>
-          <w:sz w:val="20"/>
-        </w:rPr>
-      </w:pPr>
-    </w:p>
-    <w:p>
-      <w:ins w:id="18" w:author="Spencer Smith" w:date="2026-07-17T10:39:00Z" w16du:dateUtc="2026-07-17T14:39:00Z">
-        <w:r>
-          <w:rPr>
-            <w:rFonts w:ascii="Arial" w:hAnsi="Arial" w:cs="Arial"/>
-            <w:sz w:val="20"/>
-          </w:rPr>
-          <w:t xml:space="preserve">If you </w:t>
-        </w:r>
-      </w:ins>
-      <w:ins w:id="19" w:author="Spencer Smith" w:date="2026-07-17T10:40:00Z" w16du:dateUtc="2026-07-17T14:40:00Z">
-        <w:r>
-          <w:rPr>
-            <w:rFonts w:ascii="Arial" w:hAnsi="Arial" w:cs="Arial"/>
-            <w:sz w:val="20"/>
-          </w:rPr>
-          <w:t>prefer the interview option, you will need to reply to this email</w:t>
-        </w:r>
-      </w:ins>
-      <w:ins w:id="20" w:author="Spencer Smith" w:date="2026-07-17T10:41:00Z" w16du:dateUtc="2026-07-17T14:41:00Z">
-        <w:r>
-          <w:rPr>
-            <w:rFonts w:ascii="Arial" w:hAnsi="Arial" w:cs="Arial"/>
-            <w:sz w:val="20"/>
-          </w:rPr>
-          <w:t xml:space="preserve"> so that we can arrange an interview time.</w:t>
-        </w:r>
-      </w:ins>
+      </w:hyperlink>
+    </w:p>
+    <w:p>
+      <w:pPr>
+        <w:rPr>
+          <w:rFonts w:ascii="Arial" w:hAnsi="Arial" w:cs="Arial"/>
+          <w:sz w:val="20"/>
+        </w:rPr>
+      </w:pPr>
+    </w:p>
+    <w:p>
+      <w:r>
+        <w:rPr>
+          <w:rFonts w:ascii="Arial" w:hAnsi="Arial" w:cs="Arial"/>
+          <w:sz w:val="20"/>
+        </w:rPr>
+        <w:t>If you prefer the interview option, you will need to reply to this email</w:t>
+      </w:r>
+      <w:r>
+        <w:rPr>
+          <w:rFonts w:ascii="Arial" w:hAnsi="Arial" w:cs="Arial"/>
+          <w:sz w:val="20"/>
+        </w:rPr>
+        <w:t xml:space="preserve"> so that we can arrange an interview time.</w:t>
+      </w:r>
     </w:p>
     <w:p>
       <w:pPr>
@@ -793,6 +756,7 @@
           <w:rFonts w:ascii="Arial" w:hAnsi="Arial" w:cs="Arial"/>
           <w:sz w:val="20"/>
         </w:rPr>
+        <w:lastRenderedPageBreak/>
         <w:t xml:space="preserve">Please let me know if you have any questions, I look forward to hearing from you. </w:t>
       </w:r>
     </w:p>
@@ -1182,9 +1146,60 @@
           <w:szCs w:val="18"/>
           <w:lang w:val="en-CA"/>
         </w:rPr>
-        <w:t>study and to receive additional details I request</w:t>
-      </w:r>
-      <w:del w:id="21" w:author="Spencer Smith" w:date="2026-07-17T09:56:00Z" w16du:dateUtc="2026-07-17T13:56:00Z">
+        <w:t>study and to receive additional details I request.</w:t>
+      </w:r>
+    </w:p>
+    <w:p>
+      <w:pPr>
+        <w:pStyle w:val="ListParagraph"/>
+        <w:numPr>
+          <w:ilvl w:val="0"/>
+          <w:numId w:val="1"/>
+        </w:numPr>
+        <w:rPr>
+          <w:rFonts w:ascii="Arial" w:hAnsi="Arial" w:cs="Arial"/>
+          <w:sz w:val="18"/>
+          <w:szCs w:val="18"/>
+          <w:lang w:val="en-CA"/>
+        </w:rPr>
+      </w:pPr>
+      <w:r>
+        <w:rPr>
+          <w:rFonts w:ascii="Arial" w:hAnsi="Arial" w:cs="Arial"/>
+          <w:sz w:val="18"/>
+          <w:szCs w:val="18"/>
+          <w:lang w:val="en-CA"/>
+        </w:rPr>
+        <w:t>I understand that if I agree to participate in this study, I may withdraw</w:t>
+      </w:r>
+      <w:r>
+        <w:rPr>
+          <w:rFonts w:ascii="Arial" w:hAnsi="Arial" w:cs="Arial"/>
+          <w:sz w:val="18"/>
+          <w:szCs w:val="18"/>
+          <w:lang w:val="en-CA"/>
+        </w:rPr>
+        <w:t xml:space="preserve"> </w:t>
+      </w:r>
+      <w:r>
+        <w:rPr>
+          <w:rFonts w:ascii="Arial" w:hAnsi="Arial" w:cs="Arial"/>
+          <w:sz w:val="18"/>
+          <w:szCs w:val="18"/>
+          <w:lang w:val="en-CA"/>
+        </w:rPr>
+        <w:t xml:space="preserve">from the study at any time or up until </w:t>
+      </w:r>
+      <w:r>
+        <w:rPr>
+          <w:rFonts w:ascii="Arial" w:hAnsi="Arial" w:cs="Arial"/>
+          <w:sz w:val="18"/>
+          <w:szCs w:val="18"/>
+          <w:lang w:val="en-CA"/>
+        </w:rPr>
+        <w:t xml:space="preserve">Aug </w:t>
+      </w:r>
+      <w:ins w:id="6" w:author="Spencer Smith" w:date="2026-07-29T22:59:00Z" w16du:dateUtc="2026-07-30T02:59:00Z">
         <w:r>
           <w:rPr>
             <w:rFonts w:ascii="Arial" w:hAnsi="Arial" w:cs="Arial"/>
@@ -1192,61 +1207,10 @@
             <w:szCs w:val="18"/>
             <w:lang w:val="en-CA"/>
           </w:rPr>
-          <w:delText>ed</w:delText>
+          <w:t>30</w:t>
         </w:r>
-      </w:del>
-      <w:r>
-        <w:rPr>
-          <w:rFonts w:ascii="Arial" w:hAnsi="Arial" w:cs="Arial"/>
-          <w:sz w:val="18"/>
-          <w:szCs w:val="18"/>
-          <w:lang w:val="en-CA"/>
-        </w:rPr>
-        <w:t>.</w:t>
-      </w:r>
-    </w:p>
-    <w:p>
-      <w:pPr>
-        <w:pStyle w:val="ListParagraph"/>
-        <w:numPr>
-          <w:ilvl w:val="0"/>
-          <w:numId w:val="1"/>
-        </w:numPr>
-        <w:rPr>
-          <w:rFonts w:ascii="Arial" w:hAnsi="Arial" w:cs="Arial"/>
-          <w:sz w:val="18"/>
-          <w:szCs w:val="18"/>
-          <w:lang w:val="en-CA"/>
-        </w:rPr>
-      </w:pPr>
-      <w:r>
-        <w:rPr>
-          <w:rFonts w:ascii="Arial" w:hAnsi="Arial" w:cs="Arial"/>
-          <w:sz w:val="18"/>
-          <w:szCs w:val="18"/>
-          <w:lang w:val="en-CA"/>
-        </w:rPr>
-        <w:t>I understand that if I agree to participate in this study, I may withdraw</w:t>
-      </w:r>
-      <w:r>
-        <w:rPr>
-          <w:rFonts w:ascii="Arial" w:hAnsi="Arial" w:cs="Arial"/>
-          <w:sz w:val="18"/>
-          <w:szCs w:val="18"/>
-          <w:lang w:val="en-CA"/>
-        </w:rPr>
-        <w:t xml:space="preserve"> </w:t>
-      </w:r>
-      <w:r>
-        <w:rPr>
-          <w:rFonts w:ascii="Arial" w:hAnsi="Arial" w:cs="Arial"/>
-          <w:sz w:val="18"/>
-          <w:szCs w:val="18"/>
-          <w:lang w:val="en-CA"/>
-        </w:rPr>
-        <w:t xml:space="preserve">from the study at any time or up until </w:t>
-      </w:r>
-      <w:del w:id="22" w:author="Spencer Smith" w:date="2026-07-17T09:57:00Z" w16du:dateUtc="2026-07-17T13:57:00Z">
+      </w:ins>
+      <w:ins w:id="7" w:author="Spencer Smith" w:date="2026-07-29T23:00:00Z" w16du:dateUtc="2026-07-30T03:00:00Z">
         <w:r>
           <w:rPr>
             <w:rFonts w:ascii="Arial" w:hAnsi="Arial" w:cs="Arial"/>
@@ -1254,10 +1218,10 @@
             <w:szCs w:val="18"/>
             <w:lang w:val="en-CA"/>
           </w:rPr>
-          <w:delText xml:space="preserve">July </w:delText>
+          <w:t>th</w:t>
         </w:r>
-      </w:del>
-      <w:ins w:id="23" w:author="Spencer Smith" w:date="2026-07-17T09:57:00Z" w16du:dateUtc="2026-07-17T13:57:00Z">
+      </w:ins>
+      <w:del w:id="8" w:author="Spencer Smith" w:date="2026-07-29T22:59:00Z" w16du:dateUtc="2026-07-30T02:59:00Z">
         <w:r>
           <w:rPr>
             <w:rFonts w:ascii="Arial" w:hAnsi="Arial" w:cs="Arial"/>
@@ -1265,31 +1229,9 @@
             <w:szCs w:val="18"/>
             <w:lang w:val="en-CA"/>
           </w:rPr>
-          <w:t xml:space="preserve">Aug </w:t>
-        </w:r>
-      </w:ins>
-      <w:del w:id="24" w:author="Spencer Smith" w:date="2026-07-17T09:57:00Z" w16du:dateUtc="2026-07-17T13:57:00Z">
-        <w:r>
-          <w:rPr>
-            <w:rFonts w:ascii="Arial" w:hAnsi="Arial" w:cs="Arial"/>
-            <w:sz w:val="18"/>
-            <w:szCs w:val="18"/>
-            <w:lang w:val="en-CA"/>
-          </w:rPr>
-          <w:delText>31</w:delText>
+          <w:delText>8</w:delText>
         </w:r>
       </w:del>
-      <w:ins w:id="25" w:author="Spencer Smith" w:date="2026-07-17T09:57:00Z" w16du:dateUtc="2026-07-17T13:57:00Z">
-        <w:r>
-          <w:rPr>
-            <w:rFonts w:ascii="Arial" w:hAnsi="Arial" w:cs="Arial"/>
-            <w:sz w:val="18"/>
-            <w:szCs w:val="18"/>
-            <w:lang w:val="en-CA"/>
-          </w:rPr>
-          <w:t>8</w:t>
-        </w:r>
-      </w:ins>
       <w:r>
         <w:rPr>
           <w:rFonts w:ascii="Arial" w:hAnsi="Arial" w:cs="Arial"/>
